--- a/Sprint20260921-20261002/HERO-68490_20261008_112534.docx
+++ b/Sprint20260921-20261002/HERO-68490_20261008_112534.docx
@@ -282,95 +282,7 @@
                 <w:sz w:val="18"/>
                 <w:u w:val="none"/>
               </w:rPr>
-              <w:t>Status</w:t>
-            </w:r>
-          </w:p>
-        </w:tc>
-        <w:tc>
-          <w:tcPr>
-            <w:tcW w:type="dxa" w:w="4320"/>
-          </w:tcPr>
-          <w:p>
-            <w:pPr>
-              <w:spacing w:before="0" w:after="20"/>
-            </w:pPr>
-            <w:r/>
-            <w:r>
-              <w:rPr>
-                <w:rFonts w:ascii="Arial" w:hAnsi="Arial" w:eastAsia="Arial" w:cs="Arial"/>
-                <w:b w:val="0"/>
-                <w:color w:val="000000"/>
-                <w:sz w:val="18"/>
-                <w:u w:val="none"/>
-              </w:rPr>
-              <w:t>READY FOR QA</w:t>
-            </w:r>
-          </w:p>
-        </w:tc>
-      </w:tr>
-      <w:tr>
-        <w:tc>
-          <w:tcPr>
-            <w:tcW w:type="dxa" w:w="4320"/>
-          </w:tcPr>
-          <w:p>
-            <w:pPr>
-              <w:spacing w:before="0" w:after="20"/>
-            </w:pPr>
-            <w:r/>
-            <w:r>
-              <w:rPr>
-                <w:rFonts w:ascii="Arial" w:hAnsi="Arial" w:eastAsia="Arial" w:cs="Arial"/>
-                <w:b w:val="0"/>
-                <w:color w:val="000000"/>
-                <w:sz w:val="18"/>
-                <w:u w:val="none"/>
-              </w:rPr>
-              <w:t>Summary</w:t>
-            </w:r>
-          </w:p>
-        </w:tc>
-        <w:tc>
-          <w:tcPr>
-            <w:tcW w:type="dxa" w:w="4320"/>
-          </w:tcPr>
-          <w:p>
-            <w:pPr>
-              <w:spacing w:before="0" w:after="20"/>
-            </w:pPr>
-            <w:r/>
-            <w:r>
-              <w:rPr>
-                <w:rFonts w:ascii="Arial" w:hAnsi="Arial" w:eastAsia="Arial" w:cs="Arial"/>
-                <w:b w:val="0"/>
-                <w:color w:val="000000"/>
-                <w:sz w:val="18"/>
-                <w:u w:val="none"/>
-              </w:rPr>
-              <w:t>POS305 PH BIR Sales Summary Report V2 - Layout, labeling and Z-Counter enhancements</w:t>
-            </w:r>
-          </w:p>
-        </w:tc>
-      </w:tr>
-      <w:tr>
-        <w:tc>
-          <w:tcPr>
-            <w:tcW w:type="dxa" w:w="4320"/>
-          </w:tcPr>
-          <w:p>
-            <w:pPr>
-              <w:spacing w:before="0" w:after="20"/>
-            </w:pPr>
-            <w:r/>
-            <w:r>
-              <w:rPr>
-                <w:rFonts w:ascii="Arial" w:hAnsi="Arial" w:eastAsia="Arial" w:cs="Arial"/>
-                <w:b w:val="0"/>
-                <w:color w:val="000000"/>
-                <w:sz w:val="18"/>
-                <w:u w:val="none"/>
-              </w:rPr>
-              <w:t>Components</w:t>
+              <w:t>Component</w:t>
             </w:r>
           </w:p>
         </w:tc>
@@ -414,7 +326,7 @@
                 <w:sz w:val="18"/>
                 <w:u w:val="none"/>
               </w:rPr>
-              <w:t>Region</w:t>
+              <w:t>Subject</w:t>
             </w:r>
           </w:p>
         </w:tc>
@@ -435,259 +347,13 @@
                 <w:sz w:val="18"/>
                 <w:u w:val="none"/>
               </w:rPr>
-              <w:t>Philippines (changes apply only to PH version; other regions keep current layout)</w:t>
+              <w:t>POS Report - POS305 PH BIR Sales Summary Report V2 - Layout, labeling and Z-Counter enhancements</w:t>
             </w:r>
           </w:p>
         </w:tc>
       </w:tr>
     </w:tbl>
     <w:p/>
-    <w:p>
-      <w:pPr>
-        <w:spacing w:before="200" w:after="120"/>
-      </w:pPr>
-      <w:r>
-        <w:rPr>
-          <w:rFonts w:ascii="Arial" w:hAnsi="Arial" w:eastAsia="Arial" w:cs="Arial"/>
-          <w:b/>
-          <w:color w:val="000000"/>
-          <w:sz w:val="26"/>
-          <w:u w:val="single"/>
-        </w:rPr>
-        <w:t>Requirement Baseline</w:t>
-      </w:r>
-    </w:p>
-    <w:p>
-      <w:pPr>
-        <w:spacing w:before="0" w:after="80"/>
-      </w:pPr>
-      <w:r>
-        <w:rPr>
-          <w:rFonts w:ascii="Arial" w:hAnsi="Arial" w:eastAsia="Arial" w:cs="Arial"/>
-          <w:b w:val="0"/>
-          <w:color w:val="000000"/>
-          <w:sz w:val="20"/>
-          <w:u w:val="none"/>
-        </w:rPr>
-        <w:t>Use the existing POS305 PH BIR Sales Summary Report V2 as the baseline and implement the following enhancements:</w:t>
-      </w:r>
-    </w:p>
-    <w:p>
-      <w:pPr>
-        <w:spacing w:before="0" w:after="40"/>
-        <w:ind w:left="360" w:hanging="240"/>
-      </w:pPr>
-      <w:r>
-        <w:rPr>
-          <w:rFonts w:ascii="Arial" w:hAnsi="Arial" w:eastAsia="Arial" w:cs="Arial"/>
-          <w:b w:val="0"/>
-          <w:color w:val="000000"/>
-          <w:sz w:val="20"/>
-          <w:u w:val="none"/>
-        </w:rPr>
-        <w:t xml:space="preserve">1. </w:t>
-      </w:r>
-      <w:r>
-        <w:rPr>
-          <w:rFonts w:ascii="Arial" w:hAnsi="Arial" w:eastAsia="Arial" w:cs="Arial"/>
-          <w:b/>
-          <w:color w:val="000000"/>
-          <w:sz w:val="20"/>
-          <w:u w:val="none"/>
-        </w:rPr>
-        <w:t>Grand Accum. Ending Balance</w:t>
-      </w:r>
-      <w:r>
-        <w:rPr>
-          <w:rFonts w:ascii="Arial" w:hAnsi="Arial" w:eastAsia="Arial" w:cs="Arial"/>
-          <w:b w:val="0"/>
-          <w:color w:val="000000"/>
-          <w:sz w:val="20"/>
-          <w:u w:val="none"/>
-        </w:rPr>
-        <w:t>: copy the amount from the Gross Amount column (same value).</w:t>
-      </w:r>
-    </w:p>
-    <w:p>
-      <w:pPr>
-        <w:spacing w:before="0" w:after="40"/>
-        <w:ind w:left="360" w:hanging="240"/>
-      </w:pPr>
-      <w:r>
-        <w:rPr>
-          <w:rFonts w:ascii="Arial" w:hAnsi="Arial" w:eastAsia="Arial" w:cs="Arial"/>
-          <w:b w:val="0"/>
-          <w:color w:val="000000"/>
-          <w:sz w:val="20"/>
-          <w:u w:val="none"/>
-        </w:rPr>
-        <w:t xml:space="preserve">2. </w:t>
-      </w:r>
-      <w:r>
-        <w:rPr>
-          <w:rFonts w:ascii="Arial" w:hAnsi="Arial" w:eastAsia="Arial" w:cs="Arial"/>
-          <w:b/>
-          <w:color w:val="000000"/>
-          <w:sz w:val="20"/>
-          <w:u w:val="none"/>
-        </w:rPr>
-        <w:t>Deductions and Discounts</w:t>
-      </w:r>
-      <w:r>
-        <w:rPr>
-          <w:rFonts w:ascii="Arial" w:hAnsi="Arial" w:eastAsia="Arial" w:cs="Arial"/>
-          <w:b w:val="0"/>
-          <w:color w:val="000000"/>
-          <w:sz w:val="20"/>
-          <w:u w:val="none"/>
-        </w:rPr>
-        <w:t>: remove all negative signs; display as positive amounts (zero stays 0 with no sign).</w:t>
-      </w:r>
-    </w:p>
-    <w:p>
-      <w:pPr>
-        <w:spacing w:before="0" w:after="40"/>
-        <w:ind w:left="360" w:hanging="240"/>
-      </w:pPr>
-      <w:r>
-        <w:rPr>
-          <w:rFonts w:ascii="Arial" w:hAnsi="Arial" w:eastAsia="Arial" w:cs="Arial"/>
-          <w:b w:val="0"/>
-          <w:color w:val="000000"/>
-          <w:sz w:val="20"/>
-          <w:u w:val="none"/>
-        </w:rPr>
-        <w:t xml:space="preserve">3. </w:t>
-      </w:r>
-      <w:r>
-        <w:rPr>
-          <w:rFonts w:ascii="Arial" w:hAnsi="Arial" w:eastAsia="Arial" w:cs="Arial"/>
-          <w:b/>
-          <w:color w:val="000000"/>
-          <w:sz w:val="20"/>
-          <w:u w:val="none"/>
-        </w:rPr>
-        <w:t>Service Charge column header</w:t>
-      </w:r>
-      <w:r>
-        <w:rPr>
-          <w:rFonts w:ascii="Arial" w:hAnsi="Arial" w:eastAsia="Arial" w:cs="Arial"/>
-          <w:b w:val="0"/>
-          <w:color w:val="000000"/>
-          <w:sz w:val="20"/>
-          <w:u w:val="none"/>
-        </w:rPr>
-        <w:t>: rename from "Service Charge (Without VAT)" to "Service Charge".</w:t>
-      </w:r>
-    </w:p>
-    <w:p>
-      <w:pPr>
-        <w:spacing w:before="0" w:after="40"/>
-        <w:ind w:left="360" w:hanging="240"/>
-      </w:pPr>
-      <w:r>
-        <w:rPr>
-          <w:rFonts w:ascii="Arial" w:hAnsi="Arial" w:eastAsia="Arial" w:cs="Arial"/>
-          <w:b w:val="0"/>
-          <w:color w:val="000000"/>
-          <w:sz w:val="20"/>
-          <w:u w:val="none"/>
-        </w:rPr>
-        <w:t xml:space="preserve">4. </w:t>
-      </w:r>
-      <w:r>
-        <w:rPr>
-          <w:rFonts w:ascii="Arial" w:hAnsi="Arial" w:eastAsia="Arial" w:cs="Arial"/>
-          <w:b/>
-          <w:color w:val="000000"/>
-          <w:sz w:val="20"/>
-          <w:u w:val="none"/>
-        </w:rPr>
-        <w:t>Column Reordering</w:t>
-      </w:r>
-      <w:r>
-        <w:rPr>
-          <w:rFonts w:ascii="Arial" w:hAnsi="Arial" w:eastAsia="Arial" w:cs="Arial"/>
-          <w:b w:val="0"/>
-          <w:color w:val="000000"/>
-          <w:sz w:val="20"/>
-          <w:u w:val="none"/>
-        </w:rPr>
-        <w:t>: move Service Charge and Local Tax columns to appear immediately after Net Amount (target order: Net Amount -&gt; Service Charge -&gt; Local Tax).</w:t>
-      </w:r>
-    </w:p>
-    <w:p>
-      <w:pPr>
-        <w:spacing w:before="0" w:after="40"/>
-        <w:ind w:left="360" w:hanging="240"/>
-      </w:pPr>
-      <w:r>
-        <w:rPr>
-          <w:rFonts w:ascii="Arial" w:hAnsi="Arial" w:eastAsia="Arial" w:cs="Arial"/>
-          <w:b w:val="0"/>
-          <w:color w:val="000000"/>
-          <w:sz w:val="20"/>
-          <w:u w:val="none"/>
-        </w:rPr>
-        <w:t xml:space="preserve">5. </w:t>
-      </w:r>
-      <w:r>
-        <w:rPr>
-          <w:rFonts w:ascii="Arial" w:hAnsi="Arial" w:eastAsia="Arial" w:cs="Arial"/>
-          <w:b/>
-          <w:color w:val="000000"/>
-          <w:sz w:val="20"/>
-          <w:u w:val="none"/>
-        </w:rPr>
-        <w:t>Z-Counter</w:t>
-      </w:r>
-      <w:r>
-        <w:rPr>
-          <w:rFonts w:ascii="Arial" w:hAnsi="Arial" w:eastAsia="Arial" w:cs="Arial"/>
-          <w:b w:val="0"/>
-          <w:color w:val="000000"/>
-          <w:sz w:val="20"/>
-          <w:u w:val="none"/>
-        </w:rPr>
-        <w:t>: number of daily close count in End Of Day (Business Day). When the report date range covers multiple dates, Z-Counter = number of daily closes within the selected date range. Increments only after a fully successful EOD; resets to zero at the start of each business day.</w:t>
-      </w:r>
-    </w:p>
-    <w:p>
-      <w:pPr>
-        <w:spacing w:before="0" w:after="40"/>
-        <w:ind w:left="360" w:hanging="240"/>
-      </w:pPr>
-      <w:r>
-        <w:rPr>
-          <w:rFonts w:ascii="Arial" w:hAnsi="Arial" w:eastAsia="Arial" w:cs="Arial"/>
-          <w:b w:val="0"/>
-          <w:color w:val="000000"/>
-          <w:sz w:val="20"/>
-          <w:u w:val="none"/>
-        </w:rPr>
-        <w:t xml:space="preserve">6. </w:t>
-      </w:r>
-      <w:r>
-        <w:rPr>
-          <w:rFonts w:ascii="Arial" w:hAnsi="Arial" w:eastAsia="Arial" w:cs="Arial"/>
-          <w:b/>
-          <w:color w:val="000000"/>
-          <w:sz w:val="20"/>
-          <w:u w:val="none"/>
-        </w:rPr>
-        <w:t>Region scope</w:t>
-      </w:r>
-      <w:r>
-        <w:rPr>
-          <w:rFonts w:ascii="Arial" w:hAnsi="Arial" w:eastAsia="Arial" w:cs="Arial"/>
-          <w:b w:val="0"/>
-          <w:color w:val="000000"/>
-          <w:sz w:val="20"/>
-          <w:u w:val="none"/>
-        </w:rPr>
-        <w:t>: changes apply only to the Philippines version of the POS305 report; other regions keep the current layout and labeling.</w:t>
-      </w:r>
-    </w:p>
     <w:p>
       <w:pPr>
         <w:spacing w:before="200" w:after="120"/>
@@ -841,7 +507,7 @@
                 <w:sz w:val="18"/>
                 <w:u w:val="none"/>
               </w:rPr>
-              <w:t>Select the business day scope (single-select). Begin Date and End Date are enabled when 'Specified As Below' is selected. Settings: Go to Platform: System Management &gt; System Configuration &gt; Report &gt; Query Configuration: Maximum Query Days, Default: Empty, No Limit</w:t>
+              <w:t>Select the business day scope of the report (single-select). Begin Date and End Date are enabled when 'Specified As Below' is selected. Settings: Go to Platform: System Management &gt; System Configuration &gt; Report &gt; Query Configuration: Maximum Query Days, Default: Empty, No Limit</w:t>
             </w:r>
           </w:p>
         </w:tc>
@@ -927,7 +593,7 @@
                 <w:sz w:val="18"/>
                 <w:u w:val="none"/>
               </w:rPr>
-              <w:t>Specify the begin business date, format CCYY-MM-DD; enabled when Date Type = 'Specified As Below'</w:t>
+              <w:t>Specify the begin business date, format CCYY-MM-DD. Enabled when Date Type = 'Specified As Below'</w:t>
             </w:r>
           </w:p>
         </w:tc>
@@ -1013,7 +679,7 @@
                 <w:sz w:val="18"/>
                 <w:u w:val="none"/>
               </w:rPr>
-              <w:t>Specify the end business date, format CCYY-MM-DD; enabled when Date Type = 'Specified As Below'</w:t>
+              <w:t>Specify the end business date, format CCYY-MM-DD. Enabled when Date Type = 'Specified As Below'</w:t>
             </w:r>
           </w:p>
         </w:tc>
@@ -1552,7 +1218,7 @@
                 <w:sz w:val="18"/>
                 <w:u w:val="none"/>
               </w:rPr>
-              <w:t>Show corresponding report title by selection [Shop Name / Shop Address / Tax ID in Shop / Report Name]</w:t>
+              <w:t>Show corresponding report title by shop information [Shop Name / Shop Address / Tax ID In Shop] and the report name of the Philippines BIR Sales Summary Report V2</w:t>
             </w:r>
           </w:p>
         </w:tc>
@@ -1683,6 +1349,136 @@
                 <w:u w:val="none"/>
               </w:rPr>
               <w:t>Show software name and version</w:t>
+            </w:r>
+          </w:p>
+        </w:tc>
+        <w:tc>
+          <w:tcPr>
+            <w:tcW w:type="dxa" w:w="2880"/>
+          </w:tcPr>
+          <w:p>
+            <w:pPr>
+              <w:spacing w:before="0" w:after="20"/>
+            </w:pPr>
+            <w:r/>
+            <w:r>
+              <w:rPr>
+                <w:rFonts w:ascii="Arial" w:hAnsi="Arial" w:eastAsia="Arial" w:cs="Arial"/>
+                <w:b w:val="0"/>
+                <w:color w:val="000000"/>
+                <w:sz w:val="18"/>
+                <w:u w:val="none"/>
+              </w:rPr>
+              <w:t>-</w:t>
+            </w:r>
+          </w:p>
+        </w:tc>
+      </w:tr>
+      <w:tr>
+        <w:tc>
+          <w:tcPr>
+            <w:tcW w:type="dxa" w:w="2880"/>
+          </w:tcPr>
+          <w:p>
+            <w:pPr>
+              <w:spacing w:before="0" w:after="20"/>
+            </w:pPr>
+            <w:r/>
+            <w:r>
+              <w:rPr>
+                <w:rFonts w:ascii="Arial" w:hAnsi="Arial" w:eastAsia="Arial" w:cs="Arial"/>
+                <w:b w:val="0"/>
+                <w:color w:val="000000"/>
+                <w:sz w:val="18"/>
+                <w:u w:val="none"/>
+              </w:rPr>
+              <w:t>Serial Number</w:t>
+            </w:r>
+          </w:p>
+        </w:tc>
+        <w:tc>
+          <w:tcPr>
+            <w:tcW w:type="dxa" w:w="2880"/>
+          </w:tcPr>
+          <w:p>
+            <w:pPr>
+              <w:spacing w:before="0" w:after="20"/>
+            </w:pPr>
+            <w:r/>
+            <w:r>
+              <w:rPr>
+                <w:rFonts w:ascii="Arial" w:hAnsi="Arial" w:eastAsia="Arial" w:cs="Arial"/>
+                <w:b w:val="0"/>
+                <w:color w:val="000000"/>
+                <w:sz w:val="18"/>
+                <w:u w:val="none"/>
+              </w:rPr>
+              <w:t>Show blank</w:t>
+            </w:r>
+          </w:p>
+        </w:tc>
+        <w:tc>
+          <w:tcPr>
+            <w:tcW w:type="dxa" w:w="2880"/>
+          </w:tcPr>
+          <w:p>
+            <w:pPr>
+              <w:spacing w:before="0" w:after="20"/>
+            </w:pPr>
+            <w:r/>
+            <w:r>
+              <w:rPr>
+                <w:rFonts w:ascii="Arial" w:hAnsi="Arial" w:eastAsia="Arial" w:cs="Arial"/>
+                <w:b w:val="0"/>
+                <w:color w:val="000000"/>
+                <w:sz w:val="18"/>
+                <w:u w:val="none"/>
+              </w:rPr>
+              <w:t>-</w:t>
+            </w:r>
+          </w:p>
+        </w:tc>
+      </w:tr>
+      <w:tr>
+        <w:tc>
+          <w:tcPr>
+            <w:tcW w:type="dxa" w:w="2880"/>
+          </w:tcPr>
+          <w:p>
+            <w:pPr>
+              <w:spacing w:before="0" w:after="20"/>
+            </w:pPr>
+            <w:r/>
+            <w:r>
+              <w:rPr>
+                <w:rFonts w:ascii="Arial" w:hAnsi="Arial" w:eastAsia="Arial" w:cs="Arial"/>
+                <w:b w:val="0"/>
+                <w:color w:val="000000"/>
+                <w:sz w:val="18"/>
+                <w:u w:val="none"/>
+              </w:rPr>
+              <w:t>Machine Identification Number</w:t>
+            </w:r>
+          </w:p>
+        </w:tc>
+        <w:tc>
+          <w:tcPr>
+            <w:tcW w:type="dxa" w:w="2880"/>
+          </w:tcPr>
+          <w:p>
+            <w:pPr>
+              <w:spacing w:before="0" w:after="20"/>
+            </w:pPr>
+            <w:r/>
+            <w:r>
+              <w:rPr>
+                <w:rFonts w:ascii="Arial" w:hAnsi="Arial" w:eastAsia="Arial" w:cs="Arial"/>
+                <w:b w:val="0"/>
+                <w:color w:val="000000"/>
+                <w:sz w:val="18"/>
+                <w:u w:val="none"/>
+              </w:rPr>
+              <w:t>Show blank</w:t>
             </w:r>
           </w:p>
         </w:tc>
@@ -2226,22 +2022,12 @@
             <w:r>
               <w:rPr>
                 <w:rFonts w:ascii="Arial" w:hAnsi="Arial" w:eastAsia="Arial" w:cs="Arial"/>
-                <w:b/>
-                <w:color w:val="000000"/>
-                <w:sz w:val="18"/>
-                <w:u w:val="none"/>
-              </w:rPr>
-              <w:t>CHANGED</w:t>
-            </w:r>
-            <w:r>
-              <w:rPr>
-                <w:rFonts w:ascii="Arial" w:hAnsi="Arial" w:eastAsia="Arial" w:cs="Arial"/>
                 <w:b w:val="0"/>
                 <w:color w:val="000000"/>
                 <w:sz w:val="18"/>
                 <w:u w:val="none"/>
               </w:rPr>
-              <w:t>: Now follows the existing 'Gross Amount' column value (copies the Gross Amount of the day). Settings: Go to Platform: System Management &gt; System Configuration &gt; Report &gt; Format Configuration: Rounding, Default Rounding: Round Off; Decimal Places, Default Decimal Places: 2; Currency Sign, Default Currency Sign: $; Thousand Separator, Default Thousand Separator: Empty; Decimal Separator, Default Decimal Separator: .</w:t>
+              <w:t>Enhanced in this case: copy the amount from the Gross Amount column; the displayed value follows the existing Gross Amount column value for the same business day</w:t>
             </w:r>
           </w:p>
         </w:tc>
@@ -2262,7 +2048,72 @@
                 <w:sz w:val="18"/>
                 <w:u w:val="none"/>
               </w:rPr>
-              <w:t>Grand Accum. Ending Balance = Gross Amount of the day</w:t>
+              <w:t>Grand Accum. Ending Balance = Gross Amount</w:t>
+            </w:r>
+          </w:p>
+        </w:tc>
+      </w:tr>
+      <w:tr>
+        <w:tc>
+          <w:tcPr>
+            <w:tcW w:type="dxa" w:w="2880"/>
+          </w:tcPr>
+          <w:p>
+            <w:pPr>
+              <w:spacing w:before="0" w:after="20"/>
+            </w:pPr>
+            <w:r/>
+            <w:r>
+              <w:rPr>
+                <w:rFonts w:ascii="Arial" w:hAnsi="Arial" w:eastAsia="Arial" w:cs="Arial"/>
+                <w:b w:val="0"/>
+                <w:color w:val="000000"/>
+                <w:sz w:val="18"/>
+                <w:u w:val="none"/>
+              </w:rPr>
+              <w:t>Sales Issued W/ Manual SI/OR (Per RR 16-2018)</w:t>
+            </w:r>
+          </w:p>
+        </w:tc>
+        <w:tc>
+          <w:tcPr>
+            <w:tcW w:type="dxa" w:w="2880"/>
+          </w:tcPr>
+          <w:p>
+            <w:pPr>
+              <w:spacing w:before="0" w:after="20"/>
+            </w:pPr>
+            <w:r/>
+            <w:r>
+              <w:rPr>
+                <w:rFonts w:ascii="Arial" w:hAnsi="Arial" w:eastAsia="Arial" w:cs="Arial"/>
+                <w:b w:val="0"/>
+                <w:color w:val="000000"/>
+                <w:sz w:val="18"/>
+                <w:u w:val="none"/>
+              </w:rPr>
+              <w:t>Show blank</w:t>
+            </w:r>
+          </w:p>
+        </w:tc>
+        <w:tc>
+          <w:tcPr>
+            <w:tcW w:type="dxa" w:w="2880"/>
+          </w:tcPr>
+          <w:p>
+            <w:pPr>
+              <w:spacing w:before="0" w:after="20"/>
+            </w:pPr>
+            <w:r/>
+            <w:r>
+              <w:rPr>
+                <w:rFonts w:ascii="Arial" w:hAnsi="Arial" w:eastAsia="Arial" w:cs="Arial"/>
+                <w:b w:val="0"/>
+                <w:color w:val="000000"/>
+                <w:sz w:val="18"/>
+                <w:u w:val="none"/>
+              </w:rPr>
+              <w:t>-</w:t>
             </w:r>
           </w:p>
         </w:tc>
@@ -2306,7 +2157,7 @@
                 <w:sz w:val="18"/>
                 <w:u w:val="none"/>
               </w:rPr>
-              <w:t>Show item sales price; for each check: if VAT = 0 and Deductions != 0, Gross Amount = VATable + VAT + VAT-Exempt + Zero-Rated; if Tax1 != 0, Gross Amount = Check Item Total + VAT; else Gross Amount = Check Item Total - Tax2 to Tax25 - Service Charge</w:t>
+              <w:t>Show item sales price of the business day</w:t>
             </w:r>
           </w:p>
         </w:tc>
@@ -2371,7 +2222,7 @@
                 <w:sz w:val="18"/>
                 <w:u w:val="none"/>
               </w:rPr>
-              <w:t>Show check item total add all discount</w:t>
+              <w:t>Show check item total add all discount for checks with waived Tax1 setup</w:t>
             </w:r>
           </w:p>
         </w:tc>
@@ -2436,7 +2287,7 @@
                 <w:sz w:val="18"/>
                 <w:u w:val="none"/>
               </w:rPr>
-              <w:t>Show tax less any discount excluding SC &amp; PWD discount (only Tax Index 1)</w:t>
+              <w:t>Show Tax1 amount less any discount excluding SC and PWD discount</w:t>
             </w:r>
           </w:p>
         </w:tc>
@@ -2501,7 +2352,7 @@
                 <w:sz w:val="18"/>
                 <w:u w:val="none"/>
               </w:rPr>
-              <w:t>Show check item total of whole day for waived tax1 items</w:t>
+              <w:t>Show check item total for checks with waived Tax1 and any check/item discount applied</w:t>
             </w:r>
           </w:p>
         </w:tc>
@@ -2566,7 +2417,7 @@
                 <w:sz w:val="18"/>
                 <w:u w:val="none"/>
               </w:rPr>
-              <w:t>Show check item total of whole day for waived tax1 items when VAT-Exempt has no amount</w:t>
+              <w:t>Show check item total for checks with waived Tax1 and no VAT-Exempt amount</w:t>
             </w:r>
           </w:p>
         </w:tc>
@@ -2606,7 +2457,7 @@
           <w:sz w:val="24"/>
           <w:u w:val="none"/>
         </w:rPr>
-        <w:t>Deductions (CHANGED - all values displayed as positive; no negative signs)</w:t>
+        <w:t>Deductions</w:t>
       </w:r>
     </w:p>
     <w:tbl>
@@ -2725,7 +2576,7 @@
                 <w:sz w:val="18"/>
                 <w:u w:val="none"/>
               </w:rPr>
-              <w:t>Show discount total. Settings: Go to Platform: System Management &gt; System Configuration &gt; Report &gt; Format Configuration: Rounding, Default Rounding: Round Off; Decimal Places, Default Decimal Places: 2; Currency Sign, Default Currency Sign: $; Thousand Separator, Default Thousand Separator: Empty; Decimal Separator, Default Decimal Separator: .</w:t>
+              <w:t>Show total discount amount. Enhanced in this case: displayed as a positive amount with the negative sign removed; when the value is zero it displays as zero with no sign. Settings: Go to Platform: System Management &gt; System Configuration &gt; Report &gt; Format Configuration: Rounding, Default Rounding: Round Off; Decimal Places, Default Decimal Places: 2; Currency Sign, Default Currency Sign: $; Thousand Separator, Default Thousand Separator: Empty; Decimal Separator, Default Decimal Separator: .</w:t>
             </w:r>
           </w:p>
         </w:tc>
@@ -2790,27 +2641,7 @@
                 <w:sz w:val="18"/>
                 <w:u w:val="none"/>
               </w:rPr>
-              <w:t xml:space="preserve">Show SC discount [Discount Group Short Name is 'SC']; </w:t>
-            </w:r>
-            <w:r>
-              <w:rPr>
-                <w:rFonts w:ascii="Arial" w:hAnsi="Arial" w:eastAsia="Arial" w:cs="Arial"/>
-                <w:b/>
-                <w:color w:val="000000"/>
-                <w:sz w:val="18"/>
-                <w:u w:val="none"/>
-              </w:rPr>
-              <w:t>CHANGED</w:t>
-            </w:r>
-            <w:r>
-              <w:rPr>
-                <w:rFonts w:ascii="Arial" w:hAnsi="Arial" w:eastAsia="Arial" w:cs="Arial"/>
-                <w:b w:val="0"/>
-                <w:color w:val="000000"/>
-                <w:sz w:val="18"/>
-                <w:u w:val="none"/>
-              </w:rPr>
-              <w:t>: displayed as positive (no negative sign)</w:t>
+              <w:t>Show SC discount [Discount Group Short Name is 'SC']. Enhanced in this case: displayed as a positive amount (discount is stored as negative); zero displays with no sign</w:t>
             </w:r>
           </w:p>
         </w:tc>
@@ -2875,27 +2706,7 @@
                 <w:sz w:val="18"/>
                 <w:u w:val="none"/>
               </w:rPr>
-              <w:t xml:space="preserve">Show PWD discount [Discount Group Short Name is 'PWD']; </w:t>
-            </w:r>
-            <w:r>
-              <w:rPr>
-                <w:rFonts w:ascii="Arial" w:hAnsi="Arial" w:eastAsia="Arial" w:cs="Arial"/>
-                <w:b/>
-                <w:color w:val="000000"/>
-                <w:sz w:val="18"/>
-                <w:u w:val="none"/>
-              </w:rPr>
-              <w:t>CHANGED</w:t>
-            </w:r>
-            <w:r>
-              <w:rPr>
-                <w:rFonts w:ascii="Arial" w:hAnsi="Arial" w:eastAsia="Arial" w:cs="Arial"/>
-                <w:b w:val="0"/>
-                <w:color w:val="000000"/>
-                <w:sz w:val="18"/>
-                <w:u w:val="none"/>
-              </w:rPr>
-              <w:t>: displayed as positive (no negative sign)</w:t>
+              <w:t>Show PWD discount [Discount Group Short Name is 'PWD']. Enhanced in this case: displayed as a positive amount; zero displays with no sign</w:t>
             </w:r>
           </w:p>
         </w:tc>
@@ -2960,27 +2771,7 @@
                 <w:sz w:val="18"/>
                 <w:u w:val="none"/>
               </w:rPr>
-              <w:t xml:space="preserve">Show NAAC discount [Discount Group Short Name is 'NAAC']; </w:t>
-            </w:r>
-            <w:r>
-              <w:rPr>
-                <w:rFonts w:ascii="Arial" w:hAnsi="Arial" w:eastAsia="Arial" w:cs="Arial"/>
-                <w:b/>
-                <w:color w:val="000000"/>
-                <w:sz w:val="18"/>
-                <w:u w:val="none"/>
-              </w:rPr>
-              <w:t>CHANGED</w:t>
-            </w:r>
-            <w:r>
-              <w:rPr>
-                <w:rFonts w:ascii="Arial" w:hAnsi="Arial" w:eastAsia="Arial" w:cs="Arial"/>
-                <w:b w:val="0"/>
-                <w:color w:val="000000"/>
-                <w:sz w:val="18"/>
-                <w:u w:val="none"/>
-              </w:rPr>
-              <w:t>: displayed as positive (no negative sign)</w:t>
+              <w:t>Show NAAC discount [Discount Group Short Name is 'NAAC']. Enhanced in this case: displayed as a positive amount; zero displays with no sign</w:t>
             </w:r>
           </w:p>
         </w:tc>
@@ -3045,27 +2836,7 @@
                 <w:sz w:val="18"/>
                 <w:u w:val="none"/>
               </w:rPr>
-              <w:t xml:space="preserve">Show SP discount [Discount Group Short Name is 'SP']; </w:t>
-            </w:r>
-            <w:r>
-              <w:rPr>
-                <w:rFonts w:ascii="Arial" w:hAnsi="Arial" w:eastAsia="Arial" w:cs="Arial"/>
-                <w:b/>
-                <w:color w:val="000000"/>
-                <w:sz w:val="18"/>
-                <w:u w:val="none"/>
-              </w:rPr>
-              <w:t>CHANGED</w:t>
-            </w:r>
-            <w:r>
-              <w:rPr>
-                <w:rFonts w:ascii="Arial" w:hAnsi="Arial" w:eastAsia="Arial" w:cs="Arial"/>
-                <w:b w:val="0"/>
-                <w:color w:val="000000"/>
-                <w:sz w:val="18"/>
-                <w:u w:val="none"/>
-              </w:rPr>
-              <w:t>: displayed as positive (no negative sign)</w:t>
+              <w:t>Show Solo Parent discount [Discount Group Short Name is 'SP']. Enhanced in this case: displayed as a positive amount; zero displays with no sign</w:t>
             </w:r>
           </w:p>
         </w:tc>
@@ -3130,27 +2901,7 @@
                 <w:sz w:val="18"/>
                 <w:u w:val="none"/>
               </w:rPr>
-              <w:t xml:space="preserve">Show all discounts excluding SC, PWD, NAAC &amp; SP; </w:t>
-            </w:r>
-            <w:r>
-              <w:rPr>
-                <w:rFonts w:ascii="Arial" w:hAnsi="Arial" w:eastAsia="Arial" w:cs="Arial"/>
-                <w:b/>
-                <w:color w:val="000000"/>
-                <w:sz w:val="18"/>
-                <w:u w:val="none"/>
-              </w:rPr>
-              <w:t>CHANGED</w:t>
-            </w:r>
-            <w:r>
-              <w:rPr>
-                <w:rFonts w:ascii="Arial" w:hAnsi="Arial" w:eastAsia="Arial" w:cs="Arial"/>
-                <w:b w:val="0"/>
-                <w:color w:val="000000"/>
-                <w:sz w:val="18"/>
-                <w:u w:val="none"/>
-              </w:rPr>
-              <w:t>: displayed as positive (no negative sign)</w:t>
+              <w:t>Show all discounts excluding SC, PWD, NAAC and SP. Enhanced in this case: displayed as a positive amount; zero displays with no sign</w:t>
             </w:r>
           </w:p>
         </w:tc>
@@ -3215,7 +2966,7 @@
                 <w:sz w:val="18"/>
                 <w:u w:val="none"/>
               </w:rPr>
-              <w:t>Show blank</w:t>
+              <w:t>Show returns amount. Enhanced in this case: displayed as a positive amount with no negative sign; zero displays with no sign</w:t>
             </w:r>
           </w:p>
         </w:tc>
@@ -3280,27 +3031,7 @@
                 <w:sz w:val="18"/>
                 <w:u w:val="none"/>
               </w:rPr>
-              <w:t xml:space="preserve">Show deleted item in check; </w:t>
-            </w:r>
-            <w:r>
-              <w:rPr>
-                <w:rFonts w:ascii="Arial" w:hAnsi="Arial" w:eastAsia="Arial" w:cs="Arial"/>
-                <w:b/>
-                <w:color w:val="000000"/>
-                <w:sz w:val="18"/>
-                <w:u w:val="none"/>
-              </w:rPr>
-              <w:t>CHANGED</w:t>
-            </w:r>
-            <w:r>
-              <w:rPr>
-                <w:rFonts w:ascii="Arial" w:hAnsi="Arial" w:eastAsia="Arial" w:cs="Arial"/>
-                <w:b w:val="0"/>
-                <w:color w:val="000000"/>
-                <w:sz w:val="18"/>
-                <w:u w:val="none"/>
-              </w:rPr>
-              <w:t>: displayed as positive (no negative sign)</w:t>
+              <w:t>Show deleted item amount in checks. Enhanced in this case: displayed as a positive amount with no negative sign; zero displays with no sign</w:t>
             </w:r>
           </w:p>
         </w:tc>
@@ -3365,27 +3096,7 @@
                 <w:sz w:val="18"/>
                 <w:u w:val="none"/>
               </w:rPr>
-              <w:t xml:space="preserve">Show the total deductions value; </w:t>
-            </w:r>
-            <w:r>
-              <w:rPr>
-                <w:rFonts w:ascii="Arial" w:hAnsi="Arial" w:eastAsia="Arial" w:cs="Arial"/>
-                <w:b/>
-                <w:color w:val="000000"/>
-                <w:sz w:val="18"/>
-                <w:u w:val="none"/>
-              </w:rPr>
-              <w:t>CHANGED</w:t>
-            </w:r>
-            <w:r>
-              <w:rPr>
-                <w:rFonts w:ascii="Arial" w:hAnsi="Arial" w:eastAsia="Arial" w:cs="Arial"/>
-                <w:b w:val="0"/>
-                <w:color w:val="000000"/>
-                <w:sz w:val="18"/>
-                <w:u w:val="none"/>
-              </w:rPr>
-              <w:t>: displayed as positive (no negative sign)</w:t>
+              <w:t>Show the total deductions value. Enhanced in this case: displayed as a positive amount; zero displays with no sign</w:t>
             </w:r>
           </w:p>
         </w:tc>
@@ -3425,7 +3136,7 @@
           <w:sz w:val="24"/>
           <w:u w:val="none"/>
         </w:rPr>
-        <w:t>Adjustment on VAT (CHANGED - all values displayed as positive; no negative signs)</w:t>
+        <w:t>Adjustment On VAT</w:t>
       </w:r>
     </w:p>
     <w:tbl>
@@ -3544,27 +3255,7 @@
                 <w:sz w:val="18"/>
                 <w:u w:val="none"/>
               </w:rPr>
-              <w:t xml:space="preserve">Show discount adjustment on VAT; </w:t>
-            </w:r>
-            <w:r>
-              <w:rPr>
-                <w:rFonts w:ascii="Arial" w:hAnsi="Arial" w:eastAsia="Arial" w:cs="Arial"/>
-                <w:b/>
-                <w:color w:val="000000"/>
-                <w:sz w:val="18"/>
-                <w:u w:val="none"/>
-              </w:rPr>
-              <w:t>CHANGED</w:t>
-            </w:r>
-            <w:r>
-              <w:rPr>
-                <w:rFonts w:ascii="Arial" w:hAnsi="Arial" w:eastAsia="Arial" w:cs="Arial"/>
-                <w:b w:val="0"/>
-                <w:color w:val="000000"/>
-                <w:sz w:val="18"/>
-                <w:u w:val="none"/>
-              </w:rPr>
-              <w:t>: displayed as positive</w:t>
+              <w:t>Show discount adjustment on VAT. Enhanced in this case: displayed as a positive amount with the negative sign removed; zero displays with no sign. Settings: Go to Platform: System Management &gt; System Configuration &gt; Report &gt; Format Configuration: Rounding, Default Rounding: Round Off; Decimal Places, Default Decimal Places: 2; Currency Sign, Default Currency Sign: $; Thousand Separator, Default Thousand Separator: Empty; Decimal Separator, Default Decimal Separator: .</w:t>
             </w:r>
           </w:p>
         </w:tc>
@@ -3629,27 +3320,7 @@
                 <w:sz w:val="18"/>
                 <w:u w:val="none"/>
               </w:rPr>
-              <w:t xml:space="preserve">Show total of waived Tax1 for SC discount; </w:t>
-            </w:r>
-            <w:r>
-              <w:rPr>
-                <w:rFonts w:ascii="Arial" w:hAnsi="Arial" w:eastAsia="Arial" w:cs="Arial"/>
-                <w:b/>
-                <w:color w:val="000000"/>
-                <w:sz w:val="18"/>
-                <w:u w:val="none"/>
-              </w:rPr>
-              <w:t>CHANGED</w:t>
-            </w:r>
-            <w:r>
-              <w:rPr>
-                <w:rFonts w:ascii="Arial" w:hAnsi="Arial" w:eastAsia="Arial" w:cs="Arial"/>
-                <w:b w:val="0"/>
-                <w:color w:val="000000"/>
-                <w:sz w:val="18"/>
-                <w:u w:val="none"/>
-              </w:rPr>
-              <w:t>: displayed as positive</w:t>
+              <w:t>Show the total of waived Tax1 for checks including SC discount. Enhanced in this case: displayed as a positive amount; zero displays with no sign</w:t>
             </w:r>
           </w:p>
         </w:tc>
@@ -3714,27 +3385,7 @@
                 <w:sz w:val="18"/>
                 <w:u w:val="none"/>
               </w:rPr>
-              <w:t xml:space="preserve">Show total of waived Tax1 for PWD discount; </w:t>
-            </w:r>
-            <w:r>
-              <w:rPr>
-                <w:rFonts w:ascii="Arial" w:hAnsi="Arial" w:eastAsia="Arial" w:cs="Arial"/>
-                <w:b/>
-                <w:color w:val="000000"/>
-                <w:sz w:val="18"/>
-                <w:u w:val="none"/>
-              </w:rPr>
-              <w:t>CHANGED</w:t>
-            </w:r>
-            <w:r>
-              <w:rPr>
-                <w:rFonts w:ascii="Arial" w:hAnsi="Arial" w:eastAsia="Arial" w:cs="Arial"/>
-                <w:b w:val="0"/>
-                <w:color w:val="000000"/>
-                <w:sz w:val="18"/>
-                <w:u w:val="none"/>
-              </w:rPr>
-              <w:t>: displayed as positive</w:t>
+              <w:t>Show the total of waived Tax1 for checks including PWD discount. Enhanced in this case: displayed as a positive amount; zero displays with no sign</w:t>
             </w:r>
           </w:p>
         </w:tc>
@@ -3799,27 +3450,7 @@
                 <w:sz w:val="18"/>
                 <w:u w:val="none"/>
               </w:rPr>
-              <w:t xml:space="preserve">Show total of waived Tax1 for non-SC/non-PWD discounts; </w:t>
-            </w:r>
-            <w:r>
-              <w:rPr>
-                <w:rFonts w:ascii="Arial" w:hAnsi="Arial" w:eastAsia="Arial" w:cs="Arial"/>
-                <w:b/>
-                <w:color w:val="000000"/>
-                <w:sz w:val="18"/>
-                <w:u w:val="none"/>
-              </w:rPr>
-              <w:t>CHANGED</w:t>
-            </w:r>
-            <w:r>
-              <w:rPr>
-                <w:rFonts w:ascii="Arial" w:hAnsi="Arial" w:eastAsia="Arial" w:cs="Arial"/>
-                <w:b w:val="0"/>
-                <w:color w:val="000000"/>
-                <w:sz w:val="18"/>
-                <w:u w:val="none"/>
-              </w:rPr>
-              <w:t>: displayed as positive</w:t>
+              <w:t>Show the total of waived Tax1 for checks including discounts other than SC and PWD. Enhanced in this case: displayed as a positive amount; zero displays with no sign</w:t>
             </w:r>
           </w:p>
         </w:tc>
@@ -3884,27 +3515,7 @@
                 <w:sz w:val="18"/>
                 <w:u w:val="none"/>
               </w:rPr>
-              <w:t xml:space="preserve">Show blank; </w:t>
-            </w:r>
-            <w:r>
-              <w:rPr>
-                <w:rFonts w:ascii="Arial" w:hAnsi="Arial" w:eastAsia="Arial" w:cs="Arial"/>
-                <w:b/>
-                <w:color w:val="000000"/>
-                <w:sz w:val="18"/>
-                <w:u w:val="none"/>
-              </w:rPr>
-              <w:t>CHANGED</w:t>
-            </w:r>
-            <w:r>
-              <w:rPr>
-                <w:rFonts w:ascii="Arial" w:hAnsi="Arial" w:eastAsia="Arial" w:cs="Arial"/>
-                <w:b w:val="0"/>
-                <w:color w:val="000000"/>
-                <w:sz w:val="18"/>
-                <w:u w:val="none"/>
-              </w:rPr>
-              <w:t>: displayed as positive</w:t>
+              <w:t>Show VAT amount on returns. Enhanced in this case: displayed as a positive amount with no negative sign; zero displays with no sign</w:t>
             </w:r>
           </w:p>
         </w:tc>
@@ -3969,27 +3580,7 @@
                 <w:sz w:val="18"/>
                 <w:u w:val="none"/>
               </w:rPr>
-              <w:t xml:space="preserve">Show total of waived Tax1 with no discount; </w:t>
-            </w:r>
-            <w:r>
-              <w:rPr>
-                <w:rFonts w:ascii="Arial" w:hAnsi="Arial" w:eastAsia="Arial" w:cs="Arial"/>
-                <w:b/>
-                <w:color w:val="000000"/>
-                <w:sz w:val="18"/>
-                <w:u w:val="none"/>
-              </w:rPr>
-              <w:t>CHANGED</w:t>
-            </w:r>
-            <w:r>
-              <w:rPr>
-                <w:rFonts w:ascii="Arial" w:hAnsi="Arial" w:eastAsia="Arial" w:cs="Arial"/>
-                <w:b w:val="0"/>
-                <w:color w:val="000000"/>
-                <w:sz w:val="18"/>
-                <w:u w:val="none"/>
-              </w:rPr>
-              <w:t>: displayed as positive</w:t>
+              <w:t>Show the total of waived Tax1 for checks without any discount. Enhanced in this case: displayed as a positive amount; zero displays with no sign</w:t>
             </w:r>
           </w:p>
         </w:tc>
@@ -4054,27 +3645,7 @@
                 <w:sz w:val="18"/>
                 <w:u w:val="none"/>
               </w:rPr>
-              <w:t xml:space="preserve">Show the total VAT adjustment value; </w:t>
-            </w:r>
-            <w:r>
-              <w:rPr>
-                <w:rFonts w:ascii="Arial" w:hAnsi="Arial" w:eastAsia="Arial" w:cs="Arial"/>
-                <w:b/>
-                <w:color w:val="000000"/>
-                <w:sz w:val="18"/>
-                <w:u w:val="none"/>
-              </w:rPr>
-              <w:t>CHANGED</w:t>
-            </w:r>
-            <w:r>
-              <w:rPr>
-                <w:rFonts w:ascii="Arial" w:hAnsi="Arial" w:eastAsia="Arial" w:cs="Arial"/>
-                <w:b w:val="0"/>
-                <w:color w:val="000000"/>
-                <w:sz w:val="18"/>
-                <w:u w:val="none"/>
-              </w:rPr>
-              <w:t>: displayed as positive</w:t>
+              <w:t>Show the total VAT adjustment value. Enhanced in this case: displayed as a positive amount; zero displays with no sign</w:t>
             </w:r>
           </w:p>
         </w:tc>
@@ -4114,7 +3685,7 @@
           <w:sz w:val="24"/>
           <w:u w:val="none"/>
         </w:rPr>
-        <w:t>Tax and Total (CHANGED - Service Charge renamed and reordered; Z-Counter logic updated)</w:t>
+        <w:t>Tax And Total</w:t>
       </w:r>
     </w:p>
     <w:tbl>
@@ -4233,7 +3804,7 @@
                 <w:sz w:val="18"/>
                 <w:u w:val="none"/>
               </w:rPr>
-              <w:t>Show check total</w:t>
+              <w:t>Show check total; the Service Charge and Local Tax columns are positioned immediately after this column</w:t>
             </w:r>
           </w:p>
         </w:tc>
@@ -4293,42 +3864,12 @@
             <w:r>
               <w:rPr>
                 <w:rFonts w:ascii="Arial" w:hAnsi="Arial" w:eastAsia="Arial" w:cs="Arial"/>
-                <w:b/>
-                <w:color w:val="000000"/>
-                <w:sz w:val="18"/>
-                <w:u w:val="none"/>
-              </w:rPr>
-              <w:t>CHANGED</w:t>
-            </w:r>
-            <w:r>
-              <w:rPr>
-                <w:rFonts w:ascii="Arial" w:hAnsi="Arial" w:eastAsia="Arial" w:cs="Arial"/>
                 <w:b w:val="0"/>
                 <w:color w:val="000000"/>
                 <w:sz w:val="18"/>
                 <w:u w:val="none"/>
               </w:rPr>
-              <w:t xml:space="preserve">: Renamed from "Service Charge (Without VAT)" to "Service Charge". Show service charge total (SC1 - SC5). </w:t>
-            </w:r>
-            <w:r>
-              <w:rPr>
-                <w:rFonts w:ascii="Arial" w:hAnsi="Arial" w:eastAsia="Arial" w:cs="Arial"/>
-                <w:b/>
-                <w:color w:val="000000"/>
-                <w:sz w:val="18"/>
-                <w:u w:val="none"/>
-              </w:rPr>
-              <w:t>CHANGED</w:t>
-            </w:r>
-            <w:r>
-              <w:rPr>
-                <w:rFonts w:ascii="Arial" w:hAnsi="Arial" w:eastAsia="Arial" w:cs="Arial"/>
-                <w:b w:val="0"/>
-                <w:color w:val="000000"/>
-                <w:sz w:val="18"/>
-                <w:u w:val="none"/>
-              </w:rPr>
-              <w:t>: moved to appear immediately after Net Amount. Settings: Go to Platform: System Management &gt; System Configuration &gt; Report &gt; Format Configuration: Rounding, Default Rounding: Round Off; Decimal Places, Default Decimal Places: 2; Currency Sign, Default Currency Sign: $; Thousand Separator, Default Thousand Separator: Empty; Decimal Separator, Default Decimal Separator: .</w:t>
+              <w:t>Renamed in this case from 'Service Charge (Without VAT)' to 'Service Charge' (the 'Without VAT' wording is removed); definition unchanged, show service charge total (SC1 - SC5). Moved in this case to appear immediately after Net Amount. Settings: Go to Platform: System Management &gt; System Configuration &gt; Report &gt; Format Configuration: Rounding, Default Rounding: Round Off; Decimal Places, Default Decimal Places: 2; Currency Sign, Default Currency Sign: $; Thousand Separator, Default Thousand Separator: Empty; Decimal Separator, Default Decimal Separator: .</w:t>
             </w:r>
           </w:p>
         </w:tc>
@@ -4349,7 +3890,7 @@
                 <w:sz w:val="18"/>
                 <w:u w:val="none"/>
               </w:rPr>
-              <w:t>-</w:t>
+              <w:t>Sum of SC1 - SC5</w:t>
             </w:r>
           </w:p>
         </w:tc>
@@ -4393,27 +3934,7 @@
                 <w:sz w:val="18"/>
                 <w:u w:val="none"/>
               </w:rPr>
-              <w:t xml:space="preserve">Show Tax index 2-10 total (add to Tax). </w:t>
-            </w:r>
-            <w:r>
-              <w:rPr>
-                <w:rFonts w:ascii="Arial" w:hAnsi="Arial" w:eastAsia="Arial" w:cs="Arial"/>
-                <w:b/>
-                <w:color w:val="000000"/>
-                <w:sz w:val="18"/>
-                <w:u w:val="none"/>
-              </w:rPr>
-              <w:t>CHANGED</w:t>
-            </w:r>
-            <w:r>
-              <w:rPr>
-                <w:rFonts w:ascii="Arial" w:hAnsi="Arial" w:eastAsia="Arial" w:cs="Arial"/>
-                <w:b w:val="0"/>
-                <w:color w:val="000000"/>
-                <w:sz w:val="18"/>
-                <w:u w:val="none"/>
-              </w:rPr>
-              <w:t>: moved to appear immediately after Service Charge. Settings: Go to Platform: System Management &gt; System Configuration &gt; Report &gt; Format Configuration: Rounding, Default Rounding: Round Off; Decimal Places, Default Decimal Places: 2; Currency Sign, Default Currency Sign: $; Thousand Separator, Default Thousand Separator: Empty; Decimal Separator, Default Decimal Separator: .</w:t>
+              <w:t>Show Tax index 2-10 total. Moved in this case to appear immediately after Service Charge (Net Amount &gt; Service Charge &gt; Local Tax); definition unchanged</w:t>
             </w:r>
           </w:p>
         </w:tc>
@@ -4434,7 +3955,7 @@
                 <w:sz w:val="18"/>
                 <w:u w:val="none"/>
               </w:rPr>
-              <w:t>-</w:t>
+              <w:t>Sum of Tax index 2 - 10</w:t>
             </w:r>
           </w:p>
         </w:tc>
@@ -4543,7 +4064,7 @@
                 <w:sz w:val="18"/>
                 <w:u w:val="none"/>
               </w:rPr>
-              <w:t>Show default "0"</w:t>
+              <w:t>Show default '0'</w:t>
             </w:r>
           </w:p>
         </w:tc>
@@ -4733,22 +4254,12 @@
             <w:r>
               <w:rPr>
                 <w:rFonts w:ascii="Arial" w:hAnsi="Arial" w:eastAsia="Arial" w:cs="Arial"/>
-                <w:b/>
-                <w:color w:val="000000"/>
-                <w:sz w:val="18"/>
-                <w:u w:val="none"/>
-              </w:rPr>
-              <w:t>CHANGED</w:t>
-            </w:r>
-            <w:r>
-              <w:rPr>
-                <w:rFonts w:ascii="Arial" w:hAnsi="Arial" w:eastAsia="Arial" w:cs="Arial"/>
                 <w:b w:val="0"/>
                 <w:color w:val="000000"/>
                 <w:sz w:val="18"/>
                 <w:u w:val="none"/>
               </w:rPr>
-              <w:t>: Now the number of daily close count in End Of Day (Business Day) for the shop. For a date range, count of daily closes within the selected date range. Increments only after a fully successful EOD; resets to zero at the start of each business day.</w:t>
+              <w:t>Enhanced in this case: number of daily close count in End Of Day (Business Day); increments by one only after a fully successful End of Day (Business Day) process, resets to zero at the start of each business day; when the report covers multiple dates, value equals the number of daily closes within the selected date range</w:t>
             </w:r>
           </w:p>
         </w:tc>
@@ -4769,7 +4280,7 @@
                 <w:sz w:val="18"/>
                 <w:u w:val="none"/>
               </w:rPr>
-              <w:t>Count of successful EOD daily closes in selected date range</w:t>
+              <w:t>Z-Counter = Count of successful daily closes within the selected date range</w:t>
             </w:r>
           </w:p>
         </w:tc>
@@ -4813,7 +4324,7 @@
                 <w:sz w:val="18"/>
                 <w:u w:val="none"/>
               </w:rPr>
-              <w:t>Show payment reference info</w:t>
+              <w:t>Show payment reference info; the field is set as empty currently</w:t>
             </w:r>
           </w:p>
         </w:tc>
@@ -4878,7 +4389,7 @@
                 <w:sz w:val="18"/>
                 <w:u w:val="none"/>
               </w:rPr>
-              <w:t>Show grand total for corresponding fields; for "Beginning"/"Grand Accum. Beg. Balance" show first value in date range; for "Ending"/"Grand Accum. Ending Balance" show last value in date range</w:t>
+              <w:t>Show grand total for corresponding fields; for Beginning and Grand Accum. Beg. Balance show the first value in the date range; for Ending and Grand Accum. Ending Balance show the last value in the date range (if blank, show blank)</w:t>
             </w:r>
           </w:p>
         </w:tc>
@@ -5037,7 +4548,7 @@
                 <w:sz w:val="18"/>
                 <w:u w:val="none"/>
               </w:rPr>
-              <w:t>Show print date and time of the local server. Settings: Go to Platform: System Management &gt; System Configuration &gt; Report &gt; Format Configuration: Date Format, Default Date Format: CCYY-MM-DD; Time Format, Default Time Format: 24-hour clock</w:t>
+              <w:t>Show print date and time of the local server; format is determined by the settings. Settings: Go to Platform: System Management &gt; System Configuration &gt; Report &gt; Format Configuration: Date Format, Default Date Format: CCYY-MM-DD; Time Format, Default Time Format: 24-hour clock</w:t>
             </w:r>
           </w:p>
         </w:tc>
@@ -5167,7 +4678,7 @@
                 <w:sz w:val="18"/>
                 <w:u w:val="none"/>
               </w:rPr>
-              <w:t>Show report code POS305 (controlled by Show Footer Report Code: Yes)</w:t>
+              <w:t>Show report code POS305 in the footer. Settings: Go to Platform: System Management &gt; System Configuration &gt; Report &gt; Show Footer Report Code: Yes = show, No = hide</w:t>
             </w:r>
           </w:p>
         </w:tc>
@@ -5258,71 +4769,6 @@
           </w:p>
         </w:tc>
       </w:tr>
-      <w:tr>
-        <w:tc>
-          <w:tcPr>
-            <w:tcW w:type="dxa" w:w="2880"/>
-          </w:tcPr>
-          <w:p>
-            <w:pPr>
-              <w:spacing w:before="0" w:after="20"/>
-            </w:pPr>
-            <w:r/>
-            <w:r>
-              <w:rPr>
-                <w:rFonts w:ascii="Arial" w:hAnsi="Arial" w:eastAsia="Arial" w:cs="Arial"/>
-                <w:b w:val="0"/>
-                <w:color w:val="000000"/>
-                <w:sz w:val="18"/>
-                <w:u w:val="none"/>
-              </w:rPr>
-              <w:t>Remark</w:t>
-            </w:r>
-          </w:p>
-        </w:tc>
-        <w:tc>
-          <w:tcPr>
-            <w:tcW w:type="dxa" w:w="2880"/>
-          </w:tcPr>
-          <w:p>
-            <w:pPr>
-              <w:spacing w:before="0" w:after="20"/>
-            </w:pPr>
-            <w:r/>
-            <w:r>
-              <w:rPr>
-                <w:rFonts w:ascii="Arial" w:hAnsi="Arial" w:eastAsia="Arial" w:cs="Arial"/>
-                <w:b w:val="0"/>
-                <w:color w:val="000000"/>
-                <w:sz w:val="18"/>
-                <w:u w:val="none"/>
-              </w:rPr>
-              <w:t>Run the shell "BirPreprocessShell" before opening this report; if never run, prompts "Please run the BirPreprocessShell first"</w:t>
-            </w:r>
-          </w:p>
-        </w:tc>
-        <w:tc>
-          <w:tcPr>
-            <w:tcW w:type="dxa" w:w="2880"/>
-          </w:tcPr>
-          <w:p>
-            <w:pPr>
-              <w:spacing w:before="0" w:after="20"/>
-            </w:pPr>
-            <w:r/>
-            <w:r>
-              <w:rPr>
-                <w:rFonts w:ascii="Arial" w:hAnsi="Arial" w:eastAsia="Arial" w:cs="Arial"/>
-                <w:b w:val="0"/>
-                <w:color w:val="000000"/>
-                <w:sz w:val="18"/>
-                <w:u w:val="none"/>
-              </w:rPr>
-              <w:t>-</w:t>
-            </w:r>
-          </w:p>
-        </w:tc>
-      </w:tr>
     </w:tbl>
     <w:p/>
     <w:p>
@@ -5352,7 +4798,22 @@
           <w:sz w:val="24"/>
           <w:u w:val="none"/>
         </w:rPr>
-        <w:t>1. All Default Parameters</w:t>
+        <w:t>1. Parameter Combination Coverage</w:t>
+      </w:r>
+    </w:p>
+    <w:p>
+      <w:pPr>
+        <w:spacing w:before="120" w:after="60"/>
+      </w:pPr>
+      <w:r>
+        <w:rPr>
+          <w:rFonts w:ascii="Arial" w:hAnsi="Arial" w:eastAsia="Arial" w:cs="Arial"/>
+          <w:b/>
+          <w:color w:val="001EFF"/>
+          <w:sz w:val="22"/>
+          <w:u w:val="none"/>
+        </w:rPr>
+        <w:t>1.1. All Default Parameters [Current Business Day, All Shops, All Outlets, All Stations, All Payment Classes]</w:t>
       </w:r>
     </w:p>
     <w:p>
@@ -5373,7 +4834,7 @@
     <w:p>
       <w:pPr>
         <w:spacing w:before="0" w:after="40"/>
-        <w:ind w:left="720" w:hanging="240"/>
+        <w:ind w:left="360" w:hanging="240"/>
       </w:pPr>
       <w:r>
         <w:rPr>
@@ -5383,13 +4844,13 @@
           <w:sz w:val="20"/>
           <w:u w:val="none"/>
         </w:rPr>
-        <w:t>1. Run the BirPreprocessShell for the current business day before opening the report.</w:t>
+        <w:t>1. A Philippines shop with completed End of Day (Business Day) processing exists and the POS305 report is accessible to the test user.</w:t>
       </w:r>
     </w:p>
     <w:p>
       <w:pPr>
         <w:spacing w:before="0" w:after="40"/>
-        <w:ind w:left="720" w:hanging="240"/>
+        <w:ind w:left="360" w:hanging="240"/>
       </w:pPr>
       <w:r>
         <w:rPr>
@@ -5399,13 +4860,28 @@
           <w:sz w:val="20"/>
           <w:u w:val="none"/>
         </w:rPr>
-        <w:t>2. The Philippines (PH) version of POS305 is configured for the test shop/outlet.</w:t>
+        <w:t>2. Business data with discounts (SC, PWD, NAAC, Solo Parent, Others), returns, voids and service charge exists for the current business day.</w:t>
       </w:r>
     </w:p>
     <w:p>
       <w:pPr>
+        <w:spacing w:before="0" w:after="80"/>
+      </w:pPr>
+      <w:r>
+        <w:rPr>
+          <w:rFonts w:ascii="Arial" w:hAnsi="Arial" w:eastAsia="Arial" w:cs="Arial"/>
+          <w:b/>
+          <w:color w:val="000000"/>
+          <w:sz w:val="20"/>
+          <w:u w:val="none"/>
+        </w:rPr>
+        <w:t>Step(s):</w:t>
+      </w:r>
+    </w:p>
+    <w:p>
+      <w:pPr>
         <w:spacing w:before="0" w:after="40"/>
-        <w:ind w:left="720" w:hanging="240"/>
+        <w:ind w:left="360" w:hanging="240"/>
       </w:pPr>
       <w:r>
         <w:rPr>
@@ -5415,7 +4891,130 @@
           <w:sz w:val="20"/>
           <w:u w:val="none"/>
         </w:rPr>
-        <w:t>3. Prepare a single business day with at least one closed check that has discounts (SC/PWD/NAAC/Solo Parent/Others) and a successful EOD completed for the shop.</w:t>
+        <w:t>1. Open POS305 PH BIR Sales Summary Report V2.</w:t>
+      </w:r>
+    </w:p>
+    <w:p>
+      <w:pPr>
+        <w:spacing w:before="0" w:after="40"/>
+        <w:ind w:left="360" w:hanging="240"/>
+      </w:pPr>
+      <w:r>
+        <w:rPr>
+          <w:rFonts w:ascii="Arial" w:hAnsi="Arial" w:eastAsia="Arial" w:cs="Arial"/>
+          <w:b w:val="0"/>
+          <w:color w:val="000000"/>
+          <w:sz w:val="20"/>
+          <w:u w:val="none"/>
+        </w:rPr>
+        <w:t>2. Keep all parameters at their default values.</w:t>
+      </w:r>
+    </w:p>
+    <w:p>
+      <w:pPr>
+        <w:spacing w:before="0" w:after="80"/>
+      </w:pPr>
+      <w:r>
+        <w:rPr>
+          <w:rFonts w:ascii="Arial" w:hAnsi="Arial" w:eastAsia="Arial" w:cs="Arial"/>
+          <w:b w:val="0"/>
+          <w:color w:val="000000"/>
+          <w:sz w:val="20"/>
+          <w:u w:val="none"/>
+        </w:rPr>
+        <w:t>2.1. Select 'Current Business Day' from Date Type.</w:t>
+      </w:r>
+    </w:p>
+    <w:p>
+      <w:pPr>
+        <w:spacing w:before="0" w:after="80"/>
+      </w:pPr>
+      <w:r>
+        <w:rPr>
+          <w:rFonts w:ascii="Arial" w:hAnsi="Arial" w:eastAsia="Arial" w:cs="Arial"/>
+          <w:b w:val="0"/>
+          <w:color w:val="000000"/>
+          <w:sz w:val="20"/>
+          <w:u w:val="none"/>
+        </w:rPr>
+        <w:t>2.2. Select 'All' from Shops.</w:t>
+      </w:r>
+    </w:p>
+    <w:p>
+      <w:pPr>
+        <w:spacing w:before="0" w:after="80"/>
+      </w:pPr>
+      <w:r>
+        <w:rPr>
+          <w:rFonts w:ascii="Arial" w:hAnsi="Arial" w:eastAsia="Arial" w:cs="Arial"/>
+          <w:b w:val="0"/>
+          <w:color w:val="000000"/>
+          <w:sz w:val="20"/>
+          <w:u w:val="none"/>
+        </w:rPr>
+        <w:t>2.3. Select 'All' from Outlets.</w:t>
+      </w:r>
+    </w:p>
+    <w:p>
+      <w:pPr>
+        <w:spacing w:before="0" w:after="80"/>
+      </w:pPr>
+      <w:r>
+        <w:rPr>
+          <w:rFonts w:ascii="Arial" w:hAnsi="Arial" w:eastAsia="Arial" w:cs="Arial"/>
+          <w:b w:val="0"/>
+          <w:color w:val="000000"/>
+          <w:sz w:val="20"/>
+          <w:u w:val="none"/>
+        </w:rPr>
+        <w:t>2.4. Select 'All' from Stations.</w:t>
+      </w:r>
+    </w:p>
+    <w:p>
+      <w:pPr>
+        <w:spacing w:before="0" w:after="80"/>
+      </w:pPr>
+      <w:r>
+        <w:rPr>
+          <w:rFonts w:ascii="Arial" w:hAnsi="Arial" w:eastAsia="Arial" w:cs="Arial"/>
+          <w:b w:val="0"/>
+          <w:color w:val="000000"/>
+          <w:sz w:val="20"/>
+          <w:u w:val="none"/>
+        </w:rPr>
+        <w:t>2.5. Select 'All' from Payment Classes.</w:t>
+      </w:r>
+    </w:p>
+    <w:p>
+      <w:pPr>
+        <w:spacing w:before="0" w:after="40"/>
+        <w:ind w:left="360" w:hanging="240"/>
+      </w:pPr>
+      <w:r>
+        <w:rPr>
+          <w:rFonts w:ascii="Arial" w:hAnsi="Arial" w:eastAsia="Arial" w:cs="Arial"/>
+          <w:b w:val="0"/>
+          <w:color w:val="000000"/>
+          <w:sz w:val="20"/>
+          <w:u w:val="none"/>
+        </w:rPr>
+        <w:t>3. Click "Run" button.</w:t>
+      </w:r>
+    </w:p>
+    <w:p>
+      <w:pPr>
+        <w:spacing w:before="0" w:after="40"/>
+        <w:ind w:left="360" w:hanging="240"/>
+      </w:pPr>
+      <w:r>
+        <w:rPr>
+          <w:rFonts w:ascii="Arial" w:hAnsi="Arial" w:eastAsia="Arial" w:cs="Arial"/>
+          <w:b w:val="0"/>
+          <w:color w:val="000000"/>
+          <w:sz w:val="20"/>
+          <w:u w:val="none"/>
+        </w:rPr>
+        <w:t>4. Verify the report displays data for all default parameter combinations.</w:t>
       </w:r>
     </w:p>
     <w:p>
@@ -5430,13 +5029,13 @@
           <w:sz w:val="20"/>
           <w:u w:val="none"/>
         </w:rPr>
-        <w:t>Step(s):</w:t>
+        <w:t>Test Result(s):</w:t>
       </w:r>
     </w:p>
     <w:p>
       <w:pPr>
         <w:spacing w:before="0" w:after="40"/>
-        <w:ind w:left="720" w:hanging="240"/>
+        <w:ind w:left="360" w:hanging="240"/>
       </w:pPr>
       <w:r>
         <w:rPr>
@@ -5446,13 +5045,13 @@
           <w:sz w:val="20"/>
           <w:u w:val="none"/>
         </w:rPr>
-        <w:t>1. Open POS305 PH BIR Sales Summary Report V2</w:t>
+        <w:t>1. Report loads successfully.</w:t>
       </w:r>
     </w:p>
     <w:p>
       <w:pPr>
         <w:spacing w:before="0" w:after="40"/>
-        <w:ind w:left="720" w:hanging="240"/>
+        <w:ind w:left="360" w:hanging="240"/>
       </w:pPr>
       <w:r>
         <w:rPr>
@@ -5462,12 +5061,13 @@
           <w:sz w:val="20"/>
           <w:u w:val="none"/>
         </w:rPr>
-        <w:t>2. Select "default" from all parameters</w:t>
+        <w:t>2. Data displayed is correct for the expected default parameter combination.</w:t>
       </w:r>
     </w:p>
     <w:p>
       <w:pPr>
-        <w:spacing w:before="0" w:after="80"/>
+        <w:spacing w:before="0" w:after="40"/>
+        <w:ind w:left="360" w:hanging="240"/>
       </w:pPr>
       <w:r>
         <w:rPr>
@@ -5477,12 +5077,13 @@
           <w:sz w:val="20"/>
           <w:u w:val="none"/>
         </w:rPr>
-        <w:t>2.1. Select "Current Business Day" from Date Type</w:t>
+        <w:t>3. All V2 layout and labeling changes are present in the Philippines report.</w:t>
       </w:r>
     </w:p>
     <w:p>
       <w:pPr>
-        <w:spacing w:before="0" w:after="80"/>
+        <w:spacing w:before="0" w:after="40"/>
+        <w:ind w:left="360" w:hanging="240"/>
       </w:pPr>
       <w:r>
         <w:rPr>
@@ -5492,12 +5093,43 @@
           <w:sz w:val="20"/>
           <w:u w:val="none"/>
         </w:rPr>
-        <w:t>2.2. Select "All" from Shops</w:t>
+        <w:t>4. No errors displayed.</w:t>
       </w:r>
     </w:p>
     <w:p>
       <w:pPr>
+        <w:spacing w:before="120" w:after="60"/>
+      </w:pPr>
+      <w:r>
+        <w:rPr>
+          <w:rFonts w:ascii="Arial" w:hAnsi="Arial" w:eastAsia="Arial" w:cs="Arial"/>
+          <w:b/>
+          <w:color w:val="001EFF"/>
+          <w:sz w:val="22"/>
+          <w:u w:val="none"/>
+        </w:rPr>
+        <w:t>1.2. [Last Business Day, A Single Shop, A Single Outlet, A Single Station, A Single Payment Class]</w:t>
+      </w:r>
+    </w:p>
+    <w:p>
+      <w:pPr>
         <w:spacing w:before="0" w:after="80"/>
+      </w:pPr>
+      <w:r>
+        <w:rPr>
+          <w:rFonts w:ascii="Arial" w:hAnsi="Arial" w:eastAsia="Arial" w:cs="Arial"/>
+          <w:b/>
+          <w:color w:val="000000"/>
+          <w:sz w:val="20"/>
+          <w:u w:val="none"/>
+        </w:rPr>
+        <w:t>Prerequisite(s):</w:t>
+      </w:r>
+    </w:p>
+    <w:p>
+      <w:pPr>
+        <w:spacing w:before="0" w:after="40"/>
+        <w:ind w:left="360" w:hanging="240"/>
       </w:pPr>
       <w:r>
         <w:rPr>
@@ -5507,12 +5139,28 @@
           <w:sz w:val="20"/>
           <w:u w:val="none"/>
         </w:rPr>
-        <w:t>2.3. Select "All" from Outlets</w:t>
+        <w:t>1. A Philippines shop with one outlet, one station and one payment class containing settled checks for the last business day exists.</w:t>
       </w:r>
     </w:p>
     <w:p>
       <w:pPr>
         <w:spacing w:before="0" w:after="80"/>
+      </w:pPr>
+      <w:r>
+        <w:rPr>
+          <w:rFonts w:ascii="Arial" w:hAnsi="Arial" w:eastAsia="Arial" w:cs="Arial"/>
+          <w:b/>
+          <w:color w:val="000000"/>
+          <w:sz w:val="20"/>
+          <w:u w:val="none"/>
+        </w:rPr>
+        <w:t>Step(s):</w:t>
+      </w:r>
+    </w:p>
+    <w:p>
+      <w:pPr>
+        <w:spacing w:before="0" w:after="40"/>
+        <w:ind w:left="360" w:hanging="240"/>
       </w:pPr>
       <w:r>
         <w:rPr>
@@ -5522,12 +5170,13 @@
           <w:sz w:val="20"/>
           <w:u w:val="none"/>
         </w:rPr>
-        <w:t>2.4. Select "All" from Stations</w:t>
+        <w:t>1. Open POS305 PH BIR Sales Summary Report V2.</w:t>
       </w:r>
     </w:p>
     <w:p>
       <w:pPr>
-        <w:spacing w:before="0" w:after="80"/>
+        <w:spacing w:before="0" w:after="40"/>
+        <w:ind w:left="360" w:hanging="240"/>
       </w:pPr>
       <w:r>
         <w:rPr>
@@ -5537,13 +5186,12 @@
           <w:sz w:val="20"/>
           <w:u w:val="none"/>
         </w:rPr>
-        <w:t>2.5. Select "All" from Payment Classes</w:t>
+        <w:t>2. Select parameters.</w:t>
       </w:r>
     </w:p>
     <w:p>
       <w:pPr>
-        <w:spacing w:before="0" w:after="40"/>
-        <w:ind w:left="720" w:hanging="240"/>
+        <w:spacing w:before="0" w:after="80"/>
       </w:pPr>
       <w:r>
         <w:rPr>
@@ -5553,13 +5201,12 @@
           <w:sz w:val="20"/>
           <w:u w:val="none"/>
         </w:rPr>
-        <w:t>3. Click "Run" button</w:t>
+        <w:t>2.1. Select 'Last Business Day' from Date Type.</w:t>
       </w:r>
     </w:p>
     <w:p>
       <w:pPr>
-        <w:spacing w:before="0" w:after="40"/>
-        <w:ind w:left="720" w:hanging="240"/>
+        <w:spacing w:before="0" w:after="80"/>
       </w:pPr>
       <w:r>
         <w:rPr>
@@ -5569,7 +5216,84 @@
           <w:sz w:val="20"/>
           <w:u w:val="none"/>
         </w:rPr>
-        <w:t>4. Verify the report displays data for all default parameter combinations</w:t>
+        <w:t>2.2. Select 'Single' and pick one shop from Shops.</w:t>
+      </w:r>
+    </w:p>
+    <w:p>
+      <w:pPr>
+        <w:spacing w:before="0" w:after="80"/>
+      </w:pPr>
+      <w:r>
+        <w:rPr>
+          <w:rFonts w:ascii="Arial" w:hAnsi="Arial" w:eastAsia="Arial" w:cs="Arial"/>
+          <w:b w:val="0"/>
+          <w:color w:val="000000"/>
+          <w:sz w:val="20"/>
+          <w:u w:val="none"/>
+        </w:rPr>
+        <w:t>2.3. Select 'Single' and pick one outlet from Outlets.</w:t>
+      </w:r>
+    </w:p>
+    <w:p>
+      <w:pPr>
+        <w:spacing w:before="0" w:after="80"/>
+      </w:pPr>
+      <w:r>
+        <w:rPr>
+          <w:rFonts w:ascii="Arial" w:hAnsi="Arial" w:eastAsia="Arial" w:cs="Arial"/>
+          <w:b w:val="0"/>
+          <w:color w:val="000000"/>
+          <w:sz w:val="20"/>
+          <w:u w:val="none"/>
+        </w:rPr>
+        <w:t>2.4. Select 'Single' and pick one station from Stations.</w:t>
+      </w:r>
+    </w:p>
+    <w:p>
+      <w:pPr>
+        <w:spacing w:before="0" w:after="80"/>
+      </w:pPr>
+      <w:r>
+        <w:rPr>
+          <w:rFonts w:ascii="Arial" w:hAnsi="Arial" w:eastAsia="Arial" w:cs="Arial"/>
+          <w:b w:val="0"/>
+          <w:color w:val="000000"/>
+          <w:sz w:val="20"/>
+          <w:u w:val="none"/>
+        </w:rPr>
+        <w:t>2.5. Select 'Single' and pick one payment class from Payment Classes.</w:t>
+      </w:r>
+    </w:p>
+    <w:p>
+      <w:pPr>
+        <w:spacing w:before="0" w:after="40"/>
+        <w:ind w:left="360" w:hanging="240"/>
+      </w:pPr>
+      <w:r>
+        <w:rPr>
+          <w:rFonts w:ascii="Arial" w:hAnsi="Arial" w:eastAsia="Arial" w:cs="Arial"/>
+          <w:b w:val="0"/>
+          <w:color w:val="000000"/>
+          <w:sz w:val="20"/>
+          <w:u w:val="none"/>
+        </w:rPr>
+        <w:t>3. Click "Run" button.</w:t>
+      </w:r>
+    </w:p>
+    <w:p>
+      <w:pPr>
+        <w:spacing w:before="0" w:after="40"/>
+        <w:ind w:left="360" w:hanging="240"/>
+      </w:pPr>
+      <w:r>
+        <w:rPr>
+          <w:rFonts w:ascii="Arial" w:hAnsi="Arial" w:eastAsia="Arial" w:cs="Arial"/>
+          <w:b w:val="0"/>
+          <w:color w:val="000000"/>
+          <w:sz w:val="20"/>
+          <w:u w:val="none"/>
+        </w:rPr>
+        <w:t>4. Verify the report displays data for the selected parameter combination.</w:t>
       </w:r>
     </w:p>
     <w:p>
@@ -5590,7 +5314,7 @@
     <w:p>
       <w:pPr>
         <w:spacing w:before="0" w:after="40"/>
-        <w:ind w:left="720" w:hanging="240"/>
+        <w:ind w:left="360" w:hanging="240"/>
       </w:pPr>
       <w:r>
         <w:rPr>
@@ -5600,13 +5324,13 @@
           <w:sz w:val="20"/>
           <w:u w:val="none"/>
         </w:rPr>
-        <w:t>1. Report loads successfully</w:t>
+        <w:t>1. Report filters by the selected shop, outlet, station and payment class.</w:t>
       </w:r>
     </w:p>
     <w:p>
       <w:pPr>
         <w:spacing w:before="0" w:after="40"/>
-        <w:ind w:left="720" w:hanging="240"/>
+        <w:ind w:left="360" w:hanging="240"/>
       </w:pPr>
       <w:r>
         <w:rPr>
@@ -5616,13 +5340,13 @@
           <w:sz w:val="20"/>
           <w:u w:val="none"/>
         </w:rPr>
-        <w:t>2. Data displayed is correct for expected parameter combinations</w:t>
+        <w:t>2. Data displayed is correct for the expected parameter combination.</w:t>
       </w:r>
     </w:p>
     <w:p>
       <w:pPr>
         <w:spacing w:before="0" w:after="40"/>
-        <w:ind w:left="720" w:hanging="240"/>
+        <w:ind w:left="360" w:hanging="240"/>
       </w:pPr>
       <w:r>
         <w:rPr>
@@ -5632,7 +5356,612 @@
           <w:sz w:val="20"/>
           <w:u w:val="none"/>
         </w:rPr>
-        <w:t>3. No errors displayed</w:t>
+        <w:t>3. All V2 column values, labels and ordering remain correct under the narrowed scope.</w:t>
+      </w:r>
+    </w:p>
+    <w:p>
+      <w:pPr>
+        <w:spacing w:before="0" w:after="40"/>
+        <w:ind w:left="360" w:hanging="240"/>
+      </w:pPr>
+      <w:r>
+        <w:rPr>
+          <w:rFonts w:ascii="Arial" w:hAnsi="Arial" w:eastAsia="Arial" w:cs="Arial"/>
+          <w:b w:val="0"/>
+          <w:color w:val="000000"/>
+          <w:sz w:val="20"/>
+          <w:u w:val="none"/>
+        </w:rPr>
+        <w:t>4. No errors displayed.</w:t>
+      </w:r>
+    </w:p>
+    <w:p>
+      <w:pPr>
+        <w:spacing w:before="120" w:after="60"/>
+      </w:pPr>
+      <w:r>
+        <w:rPr>
+          <w:rFonts w:ascii="Arial" w:hAnsi="Arial" w:eastAsia="Arial" w:cs="Arial"/>
+          <w:b/>
+          <w:color w:val="001EFF"/>
+          <w:sz w:val="22"/>
+          <w:u w:val="none"/>
+        </w:rPr>
+        <w:t>1.3. [Specified As Below Multiple Business Days, Multiple Shops, Multiple Outlets, Multiple Stations, Multiple Payment Classes]</w:t>
+      </w:r>
+    </w:p>
+    <w:p>
+      <w:pPr>
+        <w:spacing w:before="0" w:after="80"/>
+      </w:pPr>
+      <w:r>
+        <w:rPr>
+          <w:rFonts w:ascii="Arial" w:hAnsi="Arial" w:eastAsia="Arial" w:cs="Arial"/>
+          <w:b/>
+          <w:color w:val="000000"/>
+          <w:sz w:val="20"/>
+          <w:u w:val="none"/>
+        </w:rPr>
+        <w:t>Prerequisite(s):</w:t>
+      </w:r>
+    </w:p>
+    <w:p>
+      <w:pPr>
+        <w:spacing w:before="0" w:after="40"/>
+        <w:ind w:left="360" w:hanging="240"/>
+      </w:pPr>
+      <w:r>
+        <w:rPr>
+          <w:rFonts w:ascii="Arial" w:hAnsi="Arial" w:eastAsia="Arial" w:cs="Arial"/>
+          <w:b w:val="0"/>
+          <w:color w:val="000000"/>
+          <w:sz w:val="20"/>
+          <w:u w:val="none"/>
+        </w:rPr>
+        <w:t>1. Multiple Philippines shops and outlets have successful End of Day (Business Day) records on several consecutive business days.</w:t>
+      </w:r>
+    </w:p>
+    <w:p>
+      <w:pPr>
+        <w:spacing w:before="0" w:after="40"/>
+        <w:ind w:left="360" w:hanging="240"/>
+      </w:pPr>
+      <w:r>
+        <w:rPr>
+          <w:rFonts w:ascii="Arial" w:hAnsi="Arial" w:eastAsia="Arial" w:cs="Arial"/>
+          <w:b w:val="0"/>
+          <w:color w:val="000000"/>
+          <w:sz w:val="20"/>
+          <w:u w:val="none"/>
+        </w:rPr>
+        <w:t>2. Each business day in the range contains discounts and payment data of multiple payment classes.</w:t>
+      </w:r>
+    </w:p>
+    <w:p>
+      <w:pPr>
+        <w:spacing w:before="0" w:after="80"/>
+      </w:pPr>
+      <w:r>
+        <w:rPr>
+          <w:rFonts w:ascii="Arial" w:hAnsi="Arial" w:eastAsia="Arial" w:cs="Arial"/>
+          <w:b/>
+          <w:color w:val="000000"/>
+          <w:sz w:val="20"/>
+          <w:u w:val="none"/>
+        </w:rPr>
+        <w:t>Step(s):</w:t>
+      </w:r>
+    </w:p>
+    <w:p>
+      <w:pPr>
+        <w:spacing w:before="0" w:after="40"/>
+        <w:ind w:left="360" w:hanging="240"/>
+      </w:pPr>
+      <w:r>
+        <w:rPr>
+          <w:rFonts w:ascii="Arial" w:hAnsi="Arial" w:eastAsia="Arial" w:cs="Arial"/>
+          <w:b w:val="0"/>
+          <w:color w:val="000000"/>
+          <w:sz w:val="20"/>
+          <w:u w:val="none"/>
+        </w:rPr>
+        <w:t>1. Open POS305 PH BIR Sales Summary Report V2.</w:t>
+      </w:r>
+    </w:p>
+    <w:p>
+      <w:pPr>
+        <w:spacing w:before="0" w:after="40"/>
+        <w:ind w:left="360" w:hanging="240"/>
+      </w:pPr>
+      <w:r>
+        <w:rPr>
+          <w:rFonts w:ascii="Arial" w:hAnsi="Arial" w:eastAsia="Arial" w:cs="Arial"/>
+          <w:b w:val="0"/>
+          <w:color w:val="000000"/>
+          <w:sz w:val="20"/>
+          <w:u w:val="none"/>
+        </w:rPr>
+        <w:t>2. Select parameters.</w:t>
+      </w:r>
+    </w:p>
+    <w:p>
+      <w:pPr>
+        <w:spacing w:before="0" w:after="80"/>
+      </w:pPr>
+      <w:r>
+        <w:rPr>
+          <w:rFonts w:ascii="Arial" w:hAnsi="Arial" w:eastAsia="Arial" w:cs="Arial"/>
+          <w:b w:val="0"/>
+          <w:color w:val="000000"/>
+          <w:sz w:val="20"/>
+          <w:u w:val="none"/>
+        </w:rPr>
+        <w:t>2.1. Select 'Specified As Below' from Date Type.</w:t>
+      </w:r>
+    </w:p>
+    <w:p>
+      <w:pPr>
+        <w:spacing w:before="0" w:after="80"/>
+      </w:pPr>
+      <w:r>
+        <w:rPr>
+          <w:rFonts w:ascii="Arial" w:hAnsi="Arial" w:eastAsia="Arial" w:cs="Arial"/>
+          <w:b w:val="0"/>
+          <w:color w:val="000000"/>
+          <w:sz w:val="20"/>
+          <w:u w:val="none"/>
+        </w:rPr>
+        <w:t>2.2. Specify a Begin Date and an End Date covering multiple business days.</w:t>
+      </w:r>
+    </w:p>
+    <w:p>
+      <w:pPr>
+        <w:spacing w:before="0" w:after="80"/>
+      </w:pPr>
+      <w:r>
+        <w:rPr>
+          <w:rFonts w:ascii="Arial" w:hAnsi="Arial" w:eastAsia="Arial" w:cs="Arial"/>
+          <w:b w:val="0"/>
+          <w:color w:val="000000"/>
+          <w:sz w:val="20"/>
+          <w:u w:val="none"/>
+        </w:rPr>
+        <w:t>2.3. Select 'Multiple' and pick several shops from Shops.</w:t>
+      </w:r>
+    </w:p>
+    <w:p>
+      <w:pPr>
+        <w:spacing w:before="0" w:after="80"/>
+      </w:pPr>
+      <w:r>
+        <w:rPr>
+          <w:rFonts w:ascii="Arial" w:hAnsi="Arial" w:eastAsia="Arial" w:cs="Arial"/>
+          <w:b w:val="0"/>
+          <w:color w:val="000000"/>
+          <w:sz w:val="20"/>
+          <w:u w:val="none"/>
+        </w:rPr>
+        <w:t>2.4. Select 'Multiple' and pick several outlets from Outlets.</w:t>
+      </w:r>
+    </w:p>
+    <w:p>
+      <w:pPr>
+        <w:spacing w:before="0" w:after="80"/>
+      </w:pPr>
+      <w:r>
+        <w:rPr>
+          <w:rFonts w:ascii="Arial" w:hAnsi="Arial" w:eastAsia="Arial" w:cs="Arial"/>
+          <w:b w:val="0"/>
+          <w:color w:val="000000"/>
+          <w:sz w:val="20"/>
+          <w:u w:val="none"/>
+        </w:rPr>
+        <w:t>2.5. Select 'Multiple' and pick several stations from Stations.</w:t>
+      </w:r>
+    </w:p>
+    <w:p>
+      <w:pPr>
+        <w:spacing w:before="0" w:after="80"/>
+      </w:pPr>
+      <w:r>
+        <w:rPr>
+          <w:rFonts w:ascii="Arial" w:hAnsi="Arial" w:eastAsia="Arial" w:cs="Arial"/>
+          <w:b w:val="0"/>
+          <w:color w:val="000000"/>
+          <w:sz w:val="20"/>
+          <w:u w:val="none"/>
+        </w:rPr>
+        <w:t>2.6. Select 'Multiple' and pick several payment classes from Payment Classes.</w:t>
+      </w:r>
+    </w:p>
+    <w:p>
+      <w:pPr>
+        <w:spacing w:before="0" w:after="40"/>
+        <w:ind w:left="360" w:hanging="240"/>
+      </w:pPr>
+      <w:r>
+        <w:rPr>
+          <w:rFonts w:ascii="Arial" w:hAnsi="Arial" w:eastAsia="Arial" w:cs="Arial"/>
+          <w:b w:val="0"/>
+          <w:color w:val="000000"/>
+          <w:sz w:val="20"/>
+          <w:u w:val="none"/>
+        </w:rPr>
+        <w:t>3. Click "Run" button.</w:t>
+      </w:r>
+    </w:p>
+    <w:p>
+      <w:pPr>
+        <w:spacing w:before="0" w:after="40"/>
+        <w:ind w:left="360" w:hanging="240"/>
+      </w:pPr>
+      <w:r>
+        <w:rPr>
+          <w:rFonts w:ascii="Arial" w:hAnsi="Arial" w:eastAsia="Arial" w:cs="Arial"/>
+          <w:b w:val="0"/>
+          <w:color w:val="000000"/>
+          <w:sz w:val="20"/>
+          <w:u w:val="none"/>
+        </w:rPr>
+        <w:t>4. Verify the report displays one business day per row for the full selected range.</w:t>
+      </w:r>
+    </w:p>
+    <w:p>
+      <w:pPr>
+        <w:spacing w:before="0" w:after="80"/>
+      </w:pPr>
+      <w:r>
+        <w:rPr>
+          <w:rFonts w:ascii="Arial" w:hAnsi="Arial" w:eastAsia="Arial" w:cs="Arial"/>
+          <w:b/>
+          <w:color w:val="000000"/>
+          <w:sz w:val="20"/>
+          <w:u w:val="none"/>
+        </w:rPr>
+        <w:t>Test Result(s):</w:t>
+      </w:r>
+    </w:p>
+    <w:p>
+      <w:pPr>
+        <w:spacing w:before="0" w:after="40"/>
+        <w:ind w:left="360" w:hanging="240"/>
+      </w:pPr>
+      <w:r>
+        <w:rPr>
+          <w:rFonts w:ascii="Arial" w:hAnsi="Arial" w:eastAsia="Arial" w:cs="Arial"/>
+          <w:b w:val="0"/>
+          <w:color w:val="000000"/>
+          <w:sz w:val="20"/>
+          <w:u w:val="none"/>
+        </w:rPr>
+        <w:t>1. Report filters by the selected multi-day date range and selected entities.</w:t>
+      </w:r>
+    </w:p>
+    <w:p>
+      <w:pPr>
+        <w:spacing w:before="0" w:after="40"/>
+        <w:ind w:left="360" w:hanging="240"/>
+      </w:pPr>
+      <w:r>
+        <w:rPr>
+          <w:rFonts w:ascii="Arial" w:hAnsi="Arial" w:eastAsia="Arial" w:cs="Arial"/>
+          <w:b w:val="0"/>
+          <w:color w:val="000000"/>
+          <w:sz w:val="20"/>
+          <w:u w:val="none"/>
+        </w:rPr>
+        <w:t>2. One business day row is displayed for each business day within the range.</w:t>
+      </w:r>
+    </w:p>
+    <w:p>
+      <w:pPr>
+        <w:spacing w:before="0" w:after="40"/>
+        <w:ind w:left="360" w:hanging="240"/>
+      </w:pPr>
+      <w:r>
+        <w:rPr>
+          <w:rFonts w:ascii="Arial" w:hAnsi="Arial" w:eastAsia="Arial" w:cs="Arial"/>
+          <w:b w:val="0"/>
+          <w:color w:val="000000"/>
+          <w:sz w:val="20"/>
+          <w:u w:val="none"/>
+        </w:rPr>
+        <w:t>3. Accumulated, deduction and Z-Counter values are correct for the multi-day range.</w:t>
+      </w:r>
+    </w:p>
+    <w:p>
+      <w:pPr>
+        <w:spacing w:before="0" w:after="40"/>
+        <w:ind w:left="360" w:hanging="240"/>
+      </w:pPr>
+      <w:r>
+        <w:rPr>
+          <w:rFonts w:ascii="Arial" w:hAnsi="Arial" w:eastAsia="Arial" w:cs="Arial"/>
+          <w:b w:val="0"/>
+          <w:color w:val="000000"/>
+          <w:sz w:val="20"/>
+          <w:u w:val="none"/>
+        </w:rPr>
+        <w:t>4. No errors displayed.</w:t>
+      </w:r>
+    </w:p>
+    <w:p>
+      <w:pPr>
+        <w:spacing w:before="120" w:after="60"/>
+      </w:pPr>
+      <w:r>
+        <w:rPr>
+          <w:rFonts w:ascii="Arial" w:hAnsi="Arial" w:eastAsia="Arial" w:cs="Arial"/>
+          <w:b/>
+          <w:color w:val="001EFF"/>
+          <w:sz w:val="22"/>
+          <w:u w:val="none"/>
+        </w:rPr>
+        <w:t>1.4. [Last Month, All Shops, All Outlets, All Stations, All Payment Classes]</w:t>
+      </w:r>
+    </w:p>
+    <w:p>
+      <w:pPr>
+        <w:spacing w:before="0" w:after="80"/>
+      </w:pPr>
+      <w:r>
+        <w:rPr>
+          <w:rFonts w:ascii="Arial" w:hAnsi="Arial" w:eastAsia="Arial" w:cs="Arial"/>
+          <w:b/>
+          <w:color w:val="000000"/>
+          <w:sz w:val="20"/>
+          <w:u w:val="none"/>
+        </w:rPr>
+        <w:t>Prerequisite(s):</w:t>
+      </w:r>
+    </w:p>
+    <w:p>
+      <w:pPr>
+        <w:spacing w:before="0" w:after="40"/>
+        <w:ind w:left="360" w:hanging="240"/>
+      </w:pPr>
+      <w:r>
+        <w:rPr>
+          <w:rFonts w:ascii="Arial" w:hAnsi="Arial" w:eastAsia="Arial" w:cs="Arial"/>
+          <w:b w:val="0"/>
+          <w:color w:val="000000"/>
+          <w:sz w:val="20"/>
+          <w:u w:val="none"/>
+        </w:rPr>
+        <w:t>1. Philippines shops have closed business days with BIR sales data across the whole last month.</w:t>
+      </w:r>
+    </w:p>
+    <w:p>
+      <w:pPr>
+        <w:spacing w:before="0" w:after="80"/>
+      </w:pPr>
+      <w:r>
+        <w:rPr>
+          <w:rFonts w:ascii="Arial" w:hAnsi="Arial" w:eastAsia="Arial" w:cs="Arial"/>
+          <w:b/>
+          <w:color w:val="000000"/>
+          <w:sz w:val="20"/>
+          <w:u w:val="none"/>
+        </w:rPr>
+        <w:t>Step(s):</w:t>
+      </w:r>
+    </w:p>
+    <w:p>
+      <w:pPr>
+        <w:spacing w:before="0" w:after="40"/>
+        <w:ind w:left="360" w:hanging="240"/>
+      </w:pPr>
+      <w:r>
+        <w:rPr>
+          <w:rFonts w:ascii="Arial" w:hAnsi="Arial" w:eastAsia="Arial" w:cs="Arial"/>
+          <w:b w:val="0"/>
+          <w:color w:val="000000"/>
+          <w:sz w:val="20"/>
+          <w:u w:val="none"/>
+        </w:rPr>
+        <w:t>1. Open POS305 PH BIR Sales Summary Report V2.</w:t>
+      </w:r>
+    </w:p>
+    <w:p>
+      <w:pPr>
+        <w:spacing w:before="0" w:after="40"/>
+        <w:ind w:left="360" w:hanging="240"/>
+      </w:pPr>
+      <w:r>
+        <w:rPr>
+          <w:rFonts w:ascii="Arial" w:hAnsi="Arial" w:eastAsia="Arial" w:cs="Arial"/>
+          <w:b w:val="0"/>
+          <w:color w:val="000000"/>
+          <w:sz w:val="20"/>
+          <w:u w:val="none"/>
+        </w:rPr>
+        <w:t>2. Select parameters.</w:t>
+      </w:r>
+    </w:p>
+    <w:p>
+      <w:pPr>
+        <w:spacing w:before="0" w:after="80"/>
+      </w:pPr>
+      <w:r>
+        <w:rPr>
+          <w:rFonts w:ascii="Arial" w:hAnsi="Arial" w:eastAsia="Arial" w:cs="Arial"/>
+          <w:b w:val="0"/>
+          <w:color w:val="000000"/>
+          <w:sz w:val="20"/>
+          <w:u w:val="none"/>
+        </w:rPr>
+        <w:t>2.1. Select 'Last Month' from Date Type.</w:t>
+      </w:r>
+    </w:p>
+    <w:p>
+      <w:pPr>
+        <w:spacing w:before="0" w:after="80"/>
+      </w:pPr>
+      <w:r>
+        <w:rPr>
+          <w:rFonts w:ascii="Arial" w:hAnsi="Arial" w:eastAsia="Arial" w:cs="Arial"/>
+          <w:b w:val="0"/>
+          <w:color w:val="000000"/>
+          <w:sz w:val="20"/>
+          <w:u w:val="none"/>
+        </w:rPr>
+        <w:t>2.2. Select 'All' from Shops.</w:t>
+      </w:r>
+    </w:p>
+    <w:p>
+      <w:pPr>
+        <w:spacing w:before="0" w:after="80"/>
+      </w:pPr>
+      <w:r>
+        <w:rPr>
+          <w:rFonts w:ascii="Arial" w:hAnsi="Arial" w:eastAsia="Arial" w:cs="Arial"/>
+          <w:b w:val="0"/>
+          <w:color w:val="000000"/>
+          <w:sz w:val="20"/>
+          <w:u w:val="none"/>
+        </w:rPr>
+        <w:t>2.3. Select 'All' from Outlets.</w:t>
+      </w:r>
+    </w:p>
+    <w:p>
+      <w:pPr>
+        <w:spacing w:before="0" w:after="80"/>
+      </w:pPr>
+      <w:r>
+        <w:rPr>
+          <w:rFonts w:ascii="Arial" w:hAnsi="Arial" w:eastAsia="Arial" w:cs="Arial"/>
+          <w:b w:val="0"/>
+          <w:color w:val="000000"/>
+          <w:sz w:val="20"/>
+          <w:u w:val="none"/>
+        </w:rPr>
+        <w:t>2.4. Select 'All' from Stations.</w:t>
+      </w:r>
+    </w:p>
+    <w:p>
+      <w:pPr>
+        <w:spacing w:before="0" w:after="80"/>
+      </w:pPr>
+      <w:r>
+        <w:rPr>
+          <w:rFonts w:ascii="Arial" w:hAnsi="Arial" w:eastAsia="Arial" w:cs="Arial"/>
+          <w:b w:val="0"/>
+          <w:color w:val="000000"/>
+          <w:sz w:val="20"/>
+          <w:u w:val="none"/>
+        </w:rPr>
+        <w:t>2.5. Select 'All' from Payment Classes.</w:t>
+      </w:r>
+    </w:p>
+    <w:p>
+      <w:pPr>
+        <w:spacing w:before="0" w:after="40"/>
+        <w:ind w:left="360" w:hanging="240"/>
+      </w:pPr>
+      <w:r>
+        <w:rPr>
+          <w:rFonts w:ascii="Arial" w:hAnsi="Arial" w:eastAsia="Arial" w:cs="Arial"/>
+          <w:b w:val="0"/>
+          <w:color w:val="000000"/>
+          <w:sz w:val="20"/>
+          <w:u w:val="none"/>
+        </w:rPr>
+        <w:t>3. Click "Run" button.</w:t>
+      </w:r>
+    </w:p>
+    <w:p>
+      <w:pPr>
+        <w:spacing w:before="0" w:after="40"/>
+        <w:ind w:left="360" w:hanging="240"/>
+      </w:pPr>
+      <w:r>
+        <w:rPr>
+          <w:rFonts w:ascii="Arial" w:hAnsi="Arial" w:eastAsia="Arial" w:cs="Arial"/>
+          <w:b w:val="0"/>
+          <w:color w:val="000000"/>
+          <w:sz w:val="20"/>
+          <w:u w:val="none"/>
+        </w:rPr>
+        <w:t>4. Verify the report displays data for every business day of last month.</w:t>
+      </w:r>
+    </w:p>
+    <w:p>
+      <w:pPr>
+        <w:spacing w:before="0" w:after="80"/>
+      </w:pPr>
+      <w:r>
+        <w:rPr>
+          <w:rFonts w:ascii="Arial" w:hAnsi="Arial" w:eastAsia="Arial" w:cs="Arial"/>
+          <w:b/>
+          <w:color w:val="000000"/>
+          <w:sz w:val="20"/>
+          <w:u w:val="none"/>
+        </w:rPr>
+        <w:t>Test Result(s):</w:t>
+      </w:r>
+    </w:p>
+    <w:p>
+      <w:pPr>
+        <w:spacing w:before="0" w:after="40"/>
+        <w:ind w:left="360" w:hanging="240"/>
+      </w:pPr>
+      <w:r>
+        <w:rPr>
+          <w:rFonts w:ascii="Arial" w:hAnsi="Arial" w:eastAsia="Arial" w:cs="Arial"/>
+          <w:b w:val="0"/>
+          <w:color w:val="000000"/>
+          <w:sz w:val="20"/>
+          <w:u w:val="none"/>
+        </w:rPr>
+        <w:t>1. Report loads successfully for the last month scope.</w:t>
+      </w:r>
+    </w:p>
+    <w:p>
+      <w:pPr>
+        <w:spacing w:before="0" w:after="40"/>
+        <w:ind w:left="360" w:hanging="240"/>
+      </w:pPr>
+      <w:r>
+        <w:rPr>
+          <w:rFonts w:ascii="Arial" w:hAnsi="Arial" w:eastAsia="Arial" w:cs="Arial"/>
+          <w:b w:val="0"/>
+          <w:color w:val="000000"/>
+          <w:sz w:val="20"/>
+          <w:u w:val="none"/>
+        </w:rPr>
+        <w:t>2. Data displayed is correct for every business day of last month.</w:t>
+      </w:r>
+    </w:p>
+    <w:p>
+      <w:pPr>
+        <w:spacing w:before="0" w:after="40"/>
+        <w:ind w:left="360" w:hanging="240"/>
+      </w:pPr>
+      <w:r>
+        <w:rPr>
+          <w:rFonts w:ascii="Arial" w:hAnsi="Arial" w:eastAsia="Arial" w:cs="Arial"/>
+          <w:b w:val="0"/>
+          <w:color w:val="000000"/>
+          <w:sz w:val="20"/>
+          <w:u w:val="none"/>
+        </w:rPr>
+        <w:t>3. The Z-Counter equals the total number of successful daily closes within last month.</w:t>
+      </w:r>
+    </w:p>
+    <w:p>
+      <w:pPr>
+        <w:spacing w:before="0" w:after="40"/>
+        <w:ind w:left="360" w:hanging="240"/>
+      </w:pPr>
+      <w:r>
+        <w:rPr>
+          <w:rFonts w:ascii="Arial" w:hAnsi="Arial" w:eastAsia="Arial" w:cs="Arial"/>
+          <w:b w:val="0"/>
+          <w:color w:val="000000"/>
+          <w:sz w:val="20"/>
+          <w:u w:val="none"/>
+        </w:rPr>
+        <w:t>4. No errors displayed.</w:t>
       </w:r>
     </w:p>
     <w:p>
@@ -5647,7 +5976,22 @@
           <w:sz w:val="24"/>
           <w:u w:val="none"/>
         </w:rPr>
-        <w:t>2. [A Single Outlet, Last Business Day, Single Station, All Payment Classes] - Layout and Labeling Verification</w:t>
+        <w:t>2. Grand Accum. Ending Balance Follows Gross Amount</w:t>
+      </w:r>
+    </w:p>
+    <w:p>
+      <w:pPr>
+        <w:spacing w:before="120" w:after="60"/>
+      </w:pPr>
+      <w:r>
+        <w:rPr>
+          <w:rFonts w:ascii="Arial" w:hAnsi="Arial" w:eastAsia="Arial" w:cs="Arial"/>
+          <w:b/>
+          <w:color w:val="001EFF"/>
+          <w:sz w:val="22"/>
+          <w:u w:val="none"/>
+        </w:rPr>
+        <w:t>2.1. Verify Grand Accum. Ending Balance copies the Gross Amount for one business day</w:t>
       </w:r>
     </w:p>
     <w:p>
@@ -5668,7 +6012,7 @@
     <w:p>
       <w:pPr>
         <w:spacing w:before="0" w:after="40"/>
-        <w:ind w:left="720" w:hanging="240"/>
+        <w:ind w:left="360" w:hanging="240"/>
       </w:pPr>
       <w:r>
         <w:rPr>
@@ -5678,13 +6022,28 @@
           <w:sz w:val="20"/>
           <w:u w:val="none"/>
         </w:rPr>
-        <w:t>1. Run the BirPreprocessShell for the last business day before opening the report.</w:t>
+        <w:t>1. A Philippines shop has a closed business day with known Gross Amount.</w:t>
       </w:r>
     </w:p>
     <w:p>
       <w:pPr>
+        <w:spacing w:before="0" w:after="80"/>
+      </w:pPr>
+      <w:r>
+        <w:rPr>
+          <w:rFonts w:ascii="Arial" w:hAnsi="Arial" w:eastAsia="Arial" w:cs="Arial"/>
+          <w:b/>
+          <w:color w:val="000000"/>
+          <w:sz w:val="20"/>
+          <w:u w:val="none"/>
+        </w:rPr>
+        <w:t>Step(s):</w:t>
+      </w:r>
+    </w:p>
+    <w:p>
+      <w:pPr>
         <w:spacing w:before="0" w:after="40"/>
-        <w:ind w:left="720" w:hanging="240"/>
+        <w:ind w:left="360" w:hanging="240"/>
       </w:pPr>
       <w:r>
         <w:rPr>
@@ -5694,13 +6053,13 @@
           <w:sz w:val="20"/>
           <w:u w:val="none"/>
         </w:rPr>
-        <w:t>2. The Philippines (PH) version of POS305 is configured for the test shop/outlet.</w:t>
+        <w:t>1. Open POS305 PH BIR Sales Summary Report V2.</w:t>
       </w:r>
     </w:p>
     <w:p>
       <w:pPr>
         <w:spacing w:before="0" w:after="40"/>
-        <w:ind w:left="720" w:hanging="240"/>
+        <w:ind w:left="360" w:hanging="240"/>
       </w:pPr>
       <w:r>
         <w:rPr>
@@ -5710,7 +6069,39 @@
           <w:sz w:val="20"/>
           <w:u w:val="none"/>
         </w:rPr>
-        <w:t>3. The selected outlet has discounts (SC, PWD, NAAC, Solo Parent, Others) and a successful EOD completed for the last business day.</w:t>
+        <w:t>2. Select 'Last Business Day' from Date Type and select the prepared shop and outlet.</w:t>
+      </w:r>
+    </w:p>
+    <w:p>
+      <w:pPr>
+        <w:spacing w:before="0" w:after="40"/>
+        <w:ind w:left="360" w:hanging="240"/>
+      </w:pPr>
+      <w:r>
+        <w:rPr>
+          <w:rFonts w:ascii="Arial" w:hAnsi="Arial" w:eastAsia="Arial" w:cs="Arial"/>
+          <w:b w:val="0"/>
+          <w:color w:val="000000"/>
+          <w:sz w:val="20"/>
+          <w:u w:val="none"/>
+        </w:rPr>
+        <w:t>3. Click "Run" button.</w:t>
+      </w:r>
+    </w:p>
+    <w:p>
+      <w:pPr>
+        <w:spacing w:before="0" w:after="40"/>
+        <w:ind w:left="360" w:hanging="240"/>
+      </w:pPr>
+      <w:r>
+        <w:rPr>
+          <w:rFonts w:ascii="Arial" w:hAnsi="Arial" w:eastAsia="Arial" w:cs="Arial"/>
+          <w:b w:val="0"/>
+          <w:color w:val="000000"/>
+          <w:sz w:val="20"/>
+          <w:u w:val="none"/>
+        </w:rPr>
+        <w:t>4. Compare the value in the 'Grand Accum. Ending Balance' column with the value in the 'Gross Amount' column for the business day.</w:t>
       </w:r>
     </w:p>
     <w:p>
@@ -5725,13 +6116,13 @@
           <w:sz w:val="20"/>
           <w:u w:val="none"/>
         </w:rPr>
-        <w:t>Step(s):</w:t>
+        <w:t>Test Result(s):</w:t>
       </w:r>
     </w:p>
     <w:p>
       <w:pPr>
         <w:spacing w:before="0" w:after="40"/>
-        <w:ind w:left="720" w:hanging="240"/>
+        <w:ind w:left="360" w:hanging="240"/>
       </w:pPr>
       <w:r>
         <w:rPr>
@@ -5741,13 +6132,13 @@
           <w:sz w:val="20"/>
           <w:u w:val="none"/>
         </w:rPr>
-        <w:t>1. Open POS305 PH BIR Sales Summary Report V2</w:t>
+        <w:t>1. The 'Grand Accum. Ending Balance' column displays exactly the same value as the 'Gross Amount' column.</w:t>
       </w:r>
     </w:p>
     <w:p>
       <w:pPr>
         <w:spacing w:before="0" w:after="40"/>
-        <w:ind w:left="720" w:hanging="240"/>
+        <w:ind w:left="360" w:hanging="240"/>
       </w:pPr>
       <w:r>
         <w:rPr>
@@ -5757,12 +6148,13 @@
           <w:sz w:val="20"/>
           <w:u w:val="none"/>
         </w:rPr>
-        <w:t>2. Select parameters</w:t>
+        <w:t>2. The value follows the Gross Amount column value rather than the previous accumulated-balance calculation.</w:t>
       </w:r>
     </w:p>
     <w:p>
       <w:pPr>
-        <w:spacing w:before="0" w:after="80"/>
+        <w:spacing w:before="0" w:after="40"/>
+        <w:ind w:left="360" w:hanging="240"/>
       </w:pPr>
       <w:r>
         <w:rPr>
@@ -5772,12 +6164,43 @@
           <w:sz w:val="20"/>
           <w:u w:val="none"/>
         </w:rPr>
-        <w:t>2.1. Select "Last Business Day" from Date Type</w:t>
+        <w:t>3. No errors displayed.</w:t>
       </w:r>
     </w:p>
     <w:p>
       <w:pPr>
+        <w:spacing w:before="120" w:after="60"/>
+      </w:pPr>
+      <w:r>
+        <w:rPr>
+          <w:rFonts w:ascii="Arial" w:hAnsi="Arial" w:eastAsia="Arial" w:cs="Arial"/>
+          <w:b/>
+          <w:color w:val="001EFF"/>
+          <w:sz w:val="22"/>
+          <w:u w:val="none"/>
+        </w:rPr>
+        <w:t>2.2. Verify Grand Accum. Ending Balance for a multiple-date range</w:t>
+      </w:r>
+    </w:p>
+    <w:p>
+      <w:pPr>
         <w:spacing w:before="0" w:after="80"/>
+      </w:pPr>
+      <w:r>
+        <w:rPr>
+          <w:rFonts w:ascii="Arial" w:hAnsi="Arial" w:eastAsia="Arial" w:cs="Arial"/>
+          <w:b/>
+          <w:color w:val="000000"/>
+          <w:sz w:val="20"/>
+          <w:u w:val="none"/>
+        </w:rPr>
+        <w:t>Prerequisite(s):</w:t>
+      </w:r>
+    </w:p>
+    <w:p>
+      <w:pPr>
+        <w:spacing w:before="0" w:after="40"/>
+        <w:ind w:left="360" w:hanging="240"/>
       </w:pPr>
       <w:r>
         <w:rPr>
@@ -5787,12 +6210,28 @@
           <w:sz w:val="20"/>
           <w:u w:val="none"/>
         </w:rPr>
-        <w:t>2.2. Select "Single" from Shops and pick the test shop</w:t>
+        <w:t>1. A Philippines shop has several consecutive closed business days with known Gross Amount values.</w:t>
       </w:r>
     </w:p>
     <w:p>
       <w:pPr>
         <w:spacing w:before="0" w:after="80"/>
+      </w:pPr>
+      <w:r>
+        <w:rPr>
+          <w:rFonts w:ascii="Arial" w:hAnsi="Arial" w:eastAsia="Arial" w:cs="Arial"/>
+          <w:b/>
+          <w:color w:val="000000"/>
+          <w:sz w:val="20"/>
+          <w:u w:val="none"/>
+        </w:rPr>
+        <w:t>Step(s):</w:t>
+      </w:r>
+    </w:p>
+    <w:p>
+      <w:pPr>
+        <w:spacing w:before="0" w:after="40"/>
+        <w:ind w:left="360" w:hanging="240"/>
       </w:pPr>
       <w:r>
         <w:rPr>
@@ -5802,12 +6241,13 @@
           <w:sz w:val="20"/>
           <w:u w:val="none"/>
         </w:rPr>
-        <w:t>2.3. Select "Single" from Outlets and pick the test outlet</w:t>
+        <w:t>1. Open POS305 PH BIR Sales Summary Report V2.</w:t>
       </w:r>
     </w:p>
     <w:p>
       <w:pPr>
-        <w:spacing w:before="0" w:after="80"/>
+        <w:spacing w:before="0" w:after="40"/>
+        <w:ind w:left="360" w:hanging="240"/>
       </w:pPr>
       <w:r>
         <w:rPr>
@@ -5817,12 +6257,13 @@
           <w:sz w:val="20"/>
           <w:u w:val="none"/>
         </w:rPr>
-        <w:t>2.4. Select "Single" from Stations and pick the test station</w:t>
+        <w:t>2. Select 'Specified As Below' from Date Type and specify a range covering multiple business days.</w:t>
       </w:r>
     </w:p>
     <w:p>
       <w:pPr>
-        <w:spacing w:before="0" w:after="80"/>
+        <w:spacing w:before="0" w:after="40"/>
+        <w:ind w:left="360" w:hanging="240"/>
       </w:pPr>
       <w:r>
         <w:rPr>
@@ -5832,13 +6273,13 @@
           <w:sz w:val="20"/>
           <w:u w:val="none"/>
         </w:rPr>
-        <w:t>2.5. Select "All" from Payment Classes</w:t>
+        <w:t>3. Click "Run" button.</w:t>
       </w:r>
     </w:p>
     <w:p>
       <w:pPr>
         <w:spacing w:before="0" w:after="40"/>
-        <w:ind w:left="720" w:hanging="240"/>
+        <w:ind w:left="360" w:hanging="240"/>
       </w:pPr>
       <w:r>
         <w:rPr>
@@ -5848,13 +6289,28 @@
           <w:sz w:val="20"/>
           <w:u w:val="none"/>
         </w:rPr>
-        <w:t>3. Click "Run" button</w:t>
+        <w:t>4. Check the 'Grand Accum. Ending Balance' value on each business day row and in the Grand Total row.</w:t>
       </w:r>
     </w:p>
     <w:p>
       <w:pPr>
+        <w:spacing w:before="0" w:after="80"/>
+      </w:pPr>
+      <w:r>
+        <w:rPr>
+          <w:rFonts w:ascii="Arial" w:hAnsi="Arial" w:eastAsia="Arial" w:cs="Arial"/>
+          <w:b/>
+          <w:color w:val="000000"/>
+          <w:sz w:val="20"/>
+          <w:u w:val="none"/>
+        </w:rPr>
+        <w:t>Test Result(s):</w:t>
+      </w:r>
+    </w:p>
+    <w:p>
+      <w:pPr>
         <w:spacing w:before="0" w:after="40"/>
-        <w:ind w:left="720" w:hanging="240"/>
+        <w:ind w:left="360" w:hanging="240"/>
       </w:pPr>
       <w:r>
         <w:rPr>
@@ -5864,13 +6320,13 @@
           <w:sz w:val="20"/>
           <w:u w:val="none"/>
         </w:rPr>
-        <w:t>4. Verify the column header for Service Charge reads "Service Charge" with no "Without VAT" wording</w:t>
+        <w:t>1. Each business day row shows 'Grand Accum. Ending Balance' equal to that day's 'Gross Amount'.</w:t>
       </w:r>
     </w:p>
     <w:p>
       <w:pPr>
         <w:spacing w:before="0" w:after="40"/>
-        <w:ind w:left="720" w:hanging="240"/>
+        <w:ind w:left="360" w:hanging="240"/>
       </w:pPr>
       <w:r>
         <w:rPr>
@@ -5880,13 +6336,13 @@
           <w:sz w:val="20"/>
           <w:u w:val="none"/>
         </w:rPr>
-        <w:t>5. Verify the column order is Net Amount -&gt; Service Charge -&gt; Local Tax with no columns inserted between them</w:t>
+        <w:t>2. The Grand Total shows the last 'Grand Accum. Ending Balance' in the date range, which equals the last day's Gross Amount.</w:t>
       </w:r>
     </w:p>
     <w:p>
       <w:pPr>
         <w:spacing w:before="0" w:after="40"/>
-        <w:ind w:left="720" w:hanging="240"/>
+        <w:ind w:left="360" w:hanging="240"/>
       </w:pPr>
       <w:r>
         <w:rPr>
@@ -5896,13 +6352,58 @@
           <w:sz w:val="20"/>
           <w:u w:val="none"/>
         </w:rPr>
-        <w:t>6. Verify all Deduction and Discount columns (Discount, SC, PWD, NAAC, Solo Parent, Others, Returns, Voids, Total Deductions) display values without any negative sign and as positive amounts</w:t>
+        <w:t>3. No errors displayed.</w:t>
       </w:r>
     </w:p>
     <w:p>
       <w:pPr>
+        <w:spacing w:before="160" w:after="80"/>
+      </w:pPr>
+      <w:r>
+        <w:rPr>
+          <w:rFonts w:ascii="Arial" w:hAnsi="Arial" w:eastAsia="Arial" w:cs="Arial"/>
+          <w:b/>
+          <w:color w:val="001EFF"/>
+          <w:sz w:val="24"/>
+          <w:u w:val="none"/>
+        </w:rPr>
+        <w:t>3. Deductions And Discounts Displayed As Positive Amounts</w:t>
+      </w:r>
+    </w:p>
+    <w:p>
+      <w:pPr>
+        <w:spacing w:before="120" w:after="60"/>
+      </w:pPr>
+      <w:r>
+        <w:rPr>
+          <w:rFonts w:ascii="Arial" w:hAnsi="Arial" w:eastAsia="Arial" w:cs="Arial"/>
+          <w:b/>
+          <w:color w:val="001EFF"/>
+          <w:sz w:val="22"/>
+          <w:u w:val="none"/>
+        </w:rPr>
+        <w:t>3.1. Verify SC, PWD, NAAC, Solo Parent and Others discounts display as positive amounts</w:t>
+      </w:r>
+    </w:p>
+    <w:p>
+      <w:pPr>
+        <w:spacing w:before="0" w:after="80"/>
+      </w:pPr>
+      <w:r>
+        <w:rPr>
+          <w:rFonts w:ascii="Arial" w:hAnsi="Arial" w:eastAsia="Arial" w:cs="Arial"/>
+          <w:b/>
+          <w:color w:val="000000"/>
+          <w:sz w:val="20"/>
+          <w:u w:val="none"/>
+        </w:rPr>
+        <w:t>Prerequisite(s):</w:t>
+      </w:r>
+    </w:p>
+    <w:p>
+      <w:pPr>
         <w:spacing w:before="0" w:after="40"/>
-        <w:ind w:left="720" w:hanging="240"/>
+        <w:ind w:left="360" w:hanging="240"/>
       </w:pPr>
       <w:r>
         <w:rPr>
@@ -5912,13 +6413,28 @@
           <w:sz w:val="20"/>
           <w:u w:val="none"/>
         </w:rPr>
-        <w:t>7. Verify all Adjustment on VAT columns display values without any negative sign and as positive amounts</w:t>
+        <w:t>1. Checks with SC, PWD, NAAC, Solo Parent and other discount group discounts exist on the selected business day; discounts are stored as negative values in the database.</w:t>
       </w:r>
     </w:p>
     <w:p>
       <w:pPr>
+        <w:spacing w:before="0" w:after="80"/>
+      </w:pPr>
+      <w:r>
+        <w:rPr>
+          <w:rFonts w:ascii="Arial" w:hAnsi="Arial" w:eastAsia="Arial" w:cs="Arial"/>
+          <w:b/>
+          <w:color w:val="000000"/>
+          <w:sz w:val="20"/>
+          <w:u w:val="none"/>
+        </w:rPr>
+        <w:t>Step(s):</w:t>
+      </w:r>
+    </w:p>
+    <w:p>
+      <w:pPr>
         <w:spacing w:before="0" w:after="40"/>
-        <w:ind w:left="720" w:hanging="240"/>
+        <w:ind w:left="360" w:hanging="240"/>
       </w:pPr>
       <w:r>
         <w:rPr>
@@ -5928,13 +6444,13 @@
           <w:sz w:val="20"/>
           <w:u w:val="none"/>
         </w:rPr>
-        <w:t>8. Verify the Grand Accum. Ending Balance column displays the same value as the Gross Amount column for that business day</w:t>
+        <w:t>1. Open POS305 PH BIR Sales Summary Report V2.</w:t>
       </w:r>
     </w:p>
     <w:p>
       <w:pPr>
         <w:spacing w:before="0" w:after="40"/>
-        <w:ind w:left="720" w:hanging="240"/>
+        <w:ind w:left="360" w:hanging="240"/>
       </w:pPr>
       <w:r>
         <w:rPr>
@@ -5944,7 +6460,55 @@
           <w:sz w:val="20"/>
           <w:u w:val="none"/>
         </w:rPr>
-        <w:t>9. Verify the Z-Counter value equals 1 (one successful EOD for the single business day)</w:t>
+        <w:t>2. Select the business day, shop and outlet containing the prepared discounts.</w:t>
+      </w:r>
+    </w:p>
+    <w:p>
+      <w:pPr>
+        <w:spacing w:before="0" w:after="40"/>
+        <w:ind w:left="360" w:hanging="240"/>
+      </w:pPr>
+      <w:r>
+        <w:rPr>
+          <w:rFonts w:ascii="Arial" w:hAnsi="Arial" w:eastAsia="Arial" w:cs="Arial"/>
+          <w:b w:val="0"/>
+          <w:color w:val="000000"/>
+          <w:sz w:val="20"/>
+          <w:u w:val="none"/>
+        </w:rPr>
+        <w:t>3. Click "Run" button.</w:t>
+      </w:r>
+    </w:p>
+    <w:p>
+      <w:pPr>
+        <w:spacing w:before="0" w:after="40"/>
+        <w:ind w:left="360" w:hanging="240"/>
+      </w:pPr>
+      <w:r>
+        <w:rPr>
+          <w:rFonts w:ascii="Arial" w:hAnsi="Arial" w:eastAsia="Arial" w:cs="Arial"/>
+          <w:b w:val="0"/>
+          <w:color w:val="000000"/>
+          <w:sz w:val="20"/>
+          <w:u w:val="none"/>
+        </w:rPr>
+        <w:t>4. Check the SC, PWD, NAAC, Solo Parent and Others columns in the Deductions section.</w:t>
+      </w:r>
+    </w:p>
+    <w:p>
+      <w:pPr>
+        <w:spacing w:before="0" w:after="40"/>
+        <w:ind w:left="360" w:hanging="240"/>
+      </w:pPr>
+      <w:r>
+        <w:rPr>
+          <w:rFonts w:ascii="Arial" w:hAnsi="Arial" w:eastAsia="Arial" w:cs="Arial"/>
+          <w:b w:val="0"/>
+          <w:color w:val="000000"/>
+          <w:sz w:val="20"/>
+          <w:u w:val="none"/>
+        </w:rPr>
+        <w:t>5. Check the SC, PWD and Others columns in the Adjustment On VAT section.</w:t>
       </w:r>
     </w:p>
     <w:p>
@@ -5965,7 +6529,7 @@
     <w:p>
       <w:pPr>
         <w:spacing w:before="0" w:after="40"/>
-        <w:ind w:left="720" w:hanging="240"/>
+        <w:ind w:left="360" w:hanging="240"/>
       </w:pPr>
       <w:r>
         <w:rPr>
@@ -5975,13 +6539,13 @@
           <w:sz w:val="20"/>
           <w:u w:val="none"/>
         </w:rPr>
-        <w:t>1. Service Charge column header reads "Service Charge" with no "Without VAT" wording</w:t>
+        <w:t>1. All listed discount columns display their amounts as positive numbers with no negative sign.</w:t>
       </w:r>
     </w:p>
     <w:p>
       <w:pPr>
         <w:spacing w:before="0" w:after="40"/>
-        <w:ind w:left="720" w:hanging="240"/>
+        <w:ind w:left="360" w:hanging="240"/>
       </w:pPr>
       <w:r>
         <w:rPr>
@@ -5991,13 +6555,13 @@
           <w:sz w:val="20"/>
           <w:u w:val="none"/>
         </w:rPr>
-        <w:t>2. Service Charge and Local Tax columns appear immediately after Net Amount with no columns inserted between</w:t>
+        <w:t>2. The absolute amount of each positive value matches the stored discount amount.</w:t>
       </w:r>
     </w:p>
     <w:p>
       <w:pPr>
         <w:spacing w:before="0" w:after="40"/>
-        <w:ind w:left="720" w:hanging="240"/>
+        <w:ind w:left="360" w:hanging="240"/>
       </w:pPr>
       <w:r>
         <w:rPr>
@@ -6007,13 +6571,43 @@
           <w:sz w:val="20"/>
           <w:u w:val="none"/>
         </w:rPr>
-        <w:t>3. All Deduction/Discount and Adjustment on VAT columns display as positive amounts with no negative sign; zero values display as 0 with no sign</w:t>
+        <w:t>3. No errors displayed.</w:t>
       </w:r>
     </w:p>
     <w:p>
       <w:pPr>
+        <w:spacing w:before="120" w:after="60"/>
+      </w:pPr>
+      <w:r>
+        <w:rPr>
+          <w:rFonts w:ascii="Arial" w:hAnsi="Arial" w:eastAsia="Arial" w:cs="Arial"/>
+          <w:b/>
+          <w:color w:val="001EFF"/>
+          <w:sz w:val="22"/>
+          <w:u w:val="none"/>
+        </w:rPr>
+        <w:t>3.2. Verify Returns, Voids and Total Deductions display as positive amounts</w:t>
+      </w:r>
+    </w:p>
+    <w:p>
+      <w:pPr>
+        <w:spacing w:before="0" w:after="80"/>
+      </w:pPr>
+      <w:r>
+        <w:rPr>
+          <w:rFonts w:ascii="Arial" w:hAnsi="Arial" w:eastAsia="Arial" w:cs="Arial"/>
+          <w:b/>
+          <w:color w:val="000000"/>
+          <w:sz w:val="20"/>
+          <w:u w:val="none"/>
+        </w:rPr>
+        <w:t>Prerequisite(s):</w:t>
+      </w:r>
+    </w:p>
+    <w:p>
+      <w:pPr>
         <w:spacing w:before="0" w:after="40"/>
-        <w:ind w:left="720" w:hanging="240"/>
+        <w:ind w:left="360" w:hanging="240"/>
       </w:pPr>
       <w:r>
         <w:rPr>
@@ -6023,13 +6617,28 @@
           <w:sz w:val="20"/>
           <w:u w:val="none"/>
         </w:rPr>
-        <w:t>4. Grand Accum. Ending Balance value matches the Gross Amount value for the business day</w:t>
+        <w:t>1. The selected business day contains return and void transactions.</w:t>
       </w:r>
     </w:p>
     <w:p>
       <w:pPr>
+        <w:spacing w:before="0" w:after="80"/>
+      </w:pPr>
+      <w:r>
+        <w:rPr>
+          <w:rFonts w:ascii="Arial" w:hAnsi="Arial" w:eastAsia="Arial" w:cs="Arial"/>
+          <w:b/>
+          <w:color w:val="000000"/>
+          <w:sz w:val="20"/>
+          <w:u w:val="none"/>
+        </w:rPr>
+        <w:t>Step(s):</w:t>
+      </w:r>
+    </w:p>
+    <w:p>
+      <w:pPr>
         <w:spacing w:before="0" w:after="40"/>
-        <w:ind w:left="720" w:hanging="240"/>
+        <w:ind w:left="360" w:hanging="240"/>
       </w:pPr>
       <w:r>
         <w:rPr>
@@ -6039,13 +6648,13 @@
           <w:sz w:val="20"/>
           <w:u w:val="none"/>
         </w:rPr>
-        <w:t>5. Z-Counter equals 1 for the single business day with one successful EOD</w:t>
+        <w:t>1. Open POS305 PH BIR Sales Summary Report V2.</w:t>
       </w:r>
     </w:p>
     <w:p>
       <w:pPr>
         <w:spacing w:before="0" w:after="40"/>
-        <w:ind w:left="720" w:hanging="240"/>
+        <w:ind w:left="360" w:hanging="240"/>
       </w:pPr>
       <w:r>
         <w:rPr>
@@ -6055,7 +6664,478 @@
           <w:sz w:val="20"/>
           <w:u w:val="none"/>
         </w:rPr>
-        <w:t>6. No errors displayed</w:t>
+        <w:t>2. Select the business day, shop and outlet containing the prepared returns and voids.</w:t>
+      </w:r>
+    </w:p>
+    <w:p>
+      <w:pPr>
+        <w:spacing w:before="0" w:after="40"/>
+        <w:ind w:left="360" w:hanging="240"/>
+      </w:pPr>
+      <w:r>
+        <w:rPr>
+          <w:rFonts w:ascii="Arial" w:hAnsi="Arial" w:eastAsia="Arial" w:cs="Arial"/>
+          <w:b w:val="0"/>
+          <w:color w:val="000000"/>
+          <w:sz w:val="20"/>
+          <w:u w:val="none"/>
+        </w:rPr>
+        <w:t>3. Click "Run" button.</w:t>
+      </w:r>
+    </w:p>
+    <w:p>
+      <w:pPr>
+        <w:spacing w:before="0" w:after="40"/>
+        <w:ind w:left="360" w:hanging="240"/>
+      </w:pPr>
+      <w:r>
+        <w:rPr>
+          <w:rFonts w:ascii="Arial" w:hAnsi="Arial" w:eastAsia="Arial" w:cs="Arial"/>
+          <w:b w:val="0"/>
+          <w:color w:val="000000"/>
+          <w:sz w:val="20"/>
+          <w:u w:val="none"/>
+        </w:rPr>
+        <w:t>4. Check the Returns, Voids and Total Deductions columns.</w:t>
+      </w:r>
+    </w:p>
+    <w:p>
+      <w:pPr>
+        <w:spacing w:before="0" w:after="80"/>
+      </w:pPr>
+      <w:r>
+        <w:rPr>
+          <w:rFonts w:ascii="Arial" w:hAnsi="Arial" w:eastAsia="Arial" w:cs="Arial"/>
+          <w:b/>
+          <w:color w:val="000000"/>
+          <w:sz w:val="20"/>
+          <w:u w:val="none"/>
+        </w:rPr>
+        <w:t>Test Result(s):</w:t>
+      </w:r>
+    </w:p>
+    <w:p>
+      <w:pPr>
+        <w:spacing w:before="0" w:after="40"/>
+        <w:ind w:left="360" w:hanging="240"/>
+      </w:pPr>
+      <w:r>
+        <w:rPr>
+          <w:rFonts w:ascii="Arial" w:hAnsi="Arial" w:eastAsia="Arial" w:cs="Arial"/>
+          <w:b w:val="0"/>
+          <w:color w:val="000000"/>
+          <w:sz w:val="20"/>
+          <w:u w:val="none"/>
+        </w:rPr>
+        <w:t>1. Returns and Voids display as positive amounts with no negative sign.</w:t>
+      </w:r>
+    </w:p>
+    <w:p>
+      <w:pPr>
+        <w:spacing w:before="0" w:after="40"/>
+        <w:ind w:left="360" w:hanging="240"/>
+      </w:pPr>
+      <w:r>
+        <w:rPr>
+          <w:rFonts w:ascii="Arial" w:hAnsi="Arial" w:eastAsia="Arial" w:cs="Arial"/>
+          <w:b w:val="0"/>
+          <w:color w:val="000000"/>
+          <w:sz w:val="20"/>
+          <w:u w:val="none"/>
+        </w:rPr>
+        <w:t>2. Total Deductions displays as a positive amount equal to SC + PWD + NAAC + Solo Parent + Others + Returns + Voids.</w:t>
+      </w:r>
+    </w:p>
+    <w:p>
+      <w:pPr>
+        <w:spacing w:before="0" w:after="40"/>
+        <w:ind w:left="360" w:hanging="240"/>
+      </w:pPr>
+      <w:r>
+        <w:rPr>
+          <w:rFonts w:ascii="Arial" w:hAnsi="Arial" w:eastAsia="Arial" w:cs="Arial"/>
+          <w:b w:val="0"/>
+          <w:color w:val="000000"/>
+          <w:sz w:val="20"/>
+          <w:u w:val="none"/>
+        </w:rPr>
+        <w:t>3. No errors displayed.</w:t>
+      </w:r>
+    </w:p>
+    <w:p>
+      <w:pPr>
+        <w:spacing w:before="120" w:after="60"/>
+      </w:pPr>
+      <w:r>
+        <w:rPr>
+          <w:rFonts w:ascii="Arial" w:hAnsi="Arial" w:eastAsia="Arial" w:cs="Arial"/>
+          <w:b/>
+          <w:color w:val="001EFF"/>
+          <w:sz w:val="22"/>
+          <w:u w:val="none"/>
+        </w:rPr>
+        <w:t>3.3. Verify VAT On Returns, Others and Total VAT Adjustment display as positive amounts</w:t>
+      </w:r>
+    </w:p>
+    <w:p>
+      <w:pPr>
+        <w:spacing w:before="0" w:after="80"/>
+      </w:pPr>
+      <w:r>
+        <w:rPr>
+          <w:rFonts w:ascii="Arial" w:hAnsi="Arial" w:eastAsia="Arial" w:cs="Arial"/>
+          <w:b/>
+          <w:color w:val="000000"/>
+          <w:sz w:val="20"/>
+          <w:u w:val="none"/>
+        </w:rPr>
+        <w:t>Prerequisite(s):</w:t>
+      </w:r>
+    </w:p>
+    <w:p>
+      <w:pPr>
+        <w:spacing w:before="0" w:after="40"/>
+        <w:ind w:left="360" w:hanging="240"/>
+      </w:pPr>
+      <w:r>
+        <w:rPr>
+          <w:rFonts w:ascii="Arial" w:hAnsi="Arial" w:eastAsia="Arial" w:cs="Arial"/>
+          <w:b w:val="0"/>
+          <w:color w:val="000000"/>
+          <w:sz w:val="20"/>
+          <w:u w:val="none"/>
+        </w:rPr>
+        <w:t>1. Checks with waived Tax1 discounts and return-related VAT adjustment exist on the selected business day.</w:t>
+      </w:r>
+    </w:p>
+    <w:p>
+      <w:pPr>
+        <w:spacing w:before="0" w:after="80"/>
+      </w:pPr>
+      <w:r>
+        <w:rPr>
+          <w:rFonts w:ascii="Arial" w:hAnsi="Arial" w:eastAsia="Arial" w:cs="Arial"/>
+          <w:b/>
+          <w:color w:val="000000"/>
+          <w:sz w:val="20"/>
+          <w:u w:val="none"/>
+        </w:rPr>
+        <w:t>Step(s):</w:t>
+      </w:r>
+    </w:p>
+    <w:p>
+      <w:pPr>
+        <w:spacing w:before="0" w:after="40"/>
+        <w:ind w:left="360" w:hanging="240"/>
+      </w:pPr>
+      <w:r>
+        <w:rPr>
+          <w:rFonts w:ascii="Arial" w:hAnsi="Arial" w:eastAsia="Arial" w:cs="Arial"/>
+          <w:b w:val="0"/>
+          <w:color w:val="000000"/>
+          <w:sz w:val="20"/>
+          <w:u w:val="none"/>
+        </w:rPr>
+        <w:t>1. Open POS305 PH BIR Sales Summary Report V2.</w:t>
+      </w:r>
+    </w:p>
+    <w:p>
+      <w:pPr>
+        <w:spacing w:before="0" w:after="40"/>
+        <w:ind w:left="360" w:hanging="240"/>
+      </w:pPr>
+      <w:r>
+        <w:rPr>
+          <w:rFonts w:ascii="Arial" w:hAnsi="Arial" w:eastAsia="Arial" w:cs="Arial"/>
+          <w:b w:val="0"/>
+          <w:color w:val="000000"/>
+          <w:sz w:val="20"/>
+          <w:u w:val="none"/>
+        </w:rPr>
+        <w:t>2. Select the prepared business day, shop and outlet.</w:t>
+      </w:r>
+    </w:p>
+    <w:p>
+      <w:pPr>
+        <w:spacing w:before="0" w:after="40"/>
+        <w:ind w:left="360" w:hanging="240"/>
+      </w:pPr>
+      <w:r>
+        <w:rPr>
+          <w:rFonts w:ascii="Arial" w:hAnsi="Arial" w:eastAsia="Arial" w:cs="Arial"/>
+          <w:b w:val="0"/>
+          <w:color w:val="000000"/>
+          <w:sz w:val="20"/>
+          <w:u w:val="none"/>
+        </w:rPr>
+        <w:t>3. Click "Run" button.</w:t>
+      </w:r>
+    </w:p>
+    <w:p>
+      <w:pPr>
+        <w:spacing w:before="0" w:after="40"/>
+        <w:ind w:left="360" w:hanging="240"/>
+      </w:pPr>
+      <w:r>
+        <w:rPr>
+          <w:rFonts w:ascii="Arial" w:hAnsi="Arial" w:eastAsia="Arial" w:cs="Arial"/>
+          <w:b w:val="0"/>
+          <w:color w:val="000000"/>
+          <w:sz w:val="20"/>
+          <w:u w:val="none"/>
+        </w:rPr>
+        <w:t>4. Check the VAT On Returns, Others (Adjustment On VAT and Others (No Discount)) and Total VAT Adjustment columns.</w:t>
+      </w:r>
+    </w:p>
+    <w:p>
+      <w:pPr>
+        <w:spacing w:before="0" w:after="80"/>
+      </w:pPr>
+      <w:r>
+        <w:rPr>
+          <w:rFonts w:ascii="Arial" w:hAnsi="Arial" w:eastAsia="Arial" w:cs="Arial"/>
+          <w:b/>
+          <w:color w:val="000000"/>
+          <w:sz w:val="20"/>
+          <w:u w:val="none"/>
+        </w:rPr>
+        <w:t>Test Result(s):</w:t>
+      </w:r>
+    </w:p>
+    <w:p>
+      <w:pPr>
+        <w:spacing w:before="0" w:after="40"/>
+        <w:ind w:left="360" w:hanging="240"/>
+      </w:pPr>
+      <w:r>
+        <w:rPr>
+          <w:rFonts w:ascii="Arial" w:hAnsi="Arial" w:eastAsia="Arial" w:cs="Arial"/>
+          <w:b w:val="0"/>
+          <w:color w:val="000000"/>
+          <w:sz w:val="20"/>
+          <w:u w:val="none"/>
+        </w:rPr>
+        <w:t>1. VAT On Returns, Others and Others (No Discount) display as positive amounts with no negative sign.</w:t>
+      </w:r>
+    </w:p>
+    <w:p>
+      <w:pPr>
+        <w:spacing w:before="0" w:after="40"/>
+        <w:ind w:left="360" w:hanging="240"/>
+      </w:pPr>
+      <w:r>
+        <w:rPr>
+          <w:rFonts w:ascii="Arial" w:hAnsi="Arial" w:eastAsia="Arial" w:cs="Arial"/>
+          <w:b w:val="0"/>
+          <w:color w:val="000000"/>
+          <w:sz w:val="20"/>
+          <w:u w:val="none"/>
+        </w:rPr>
+        <w:t>2. Total VAT Adjustment displays as a positive amount equal to SC + PWD + Others + VAT On Returns + Others (No Discount).</w:t>
+      </w:r>
+    </w:p>
+    <w:p>
+      <w:pPr>
+        <w:spacing w:before="0" w:after="40"/>
+        <w:ind w:left="360" w:hanging="240"/>
+      </w:pPr>
+      <w:r>
+        <w:rPr>
+          <w:rFonts w:ascii="Arial" w:hAnsi="Arial" w:eastAsia="Arial" w:cs="Arial"/>
+          <w:b w:val="0"/>
+          <w:color w:val="000000"/>
+          <w:sz w:val="20"/>
+          <w:u w:val="none"/>
+        </w:rPr>
+        <w:t>3. No errors displayed.</w:t>
+      </w:r>
+    </w:p>
+    <w:p>
+      <w:pPr>
+        <w:spacing w:before="120" w:after="60"/>
+      </w:pPr>
+      <w:r>
+        <w:rPr>
+          <w:rFonts w:ascii="Arial" w:hAnsi="Arial" w:eastAsia="Arial" w:cs="Arial"/>
+          <w:b/>
+          <w:color w:val="001EFF"/>
+          <w:sz w:val="22"/>
+          <w:u w:val="none"/>
+        </w:rPr>
+        <w:t>3.4. Verify zero deduction values display as zero with no sign</w:t>
+      </w:r>
+    </w:p>
+    <w:p>
+      <w:pPr>
+        <w:spacing w:before="0" w:after="80"/>
+      </w:pPr>
+      <w:r>
+        <w:rPr>
+          <w:rFonts w:ascii="Arial" w:hAnsi="Arial" w:eastAsia="Arial" w:cs="Arial"/>
+          <w:b/>
+          <w:color w:val="000000"/>
+          <w:sz w:val="20"/>
+          <w:u w:val="none"/>
+        </w:rPr>
+        <w:t>Prerequisite(s):</w:t>
+      </w:r>
+    </w:p>
+    <w:p>
+      <w:pPr>
+        <w:spacing w:before="0" w:after="40"/>
+        <w:ind w:left="360" w:hanging="240"/>
+      </w:pPr>
+      <w:r>
+        <w:rPr>
+          <w:rFonts w:ascii="Arial" w:hAnsi="Arial" w:eastAsia="Arial" w:cs="Arial"/>
+          <w:b w:val="0"/>
+          <w:color w:val="000000"/>
+          <w:sz w:val="20"/>
+          <w:u w:val="none"/>
+        </w:rPr>
+        <w:t>1. A business day exists on which some deduction or VAT adjustment columns have no data (zero value).</w:t>
+      </w:r>
+    </w:p>
+    <w:p>
+      <w:pPr>
+        <w:spacing w:before="0" w:after="80"/>
+      </w:pPr>
+      <w:r>
+        <w:rPr>
+          <w:rFonts w:ascii="Arial" w:hAnsi="Arial" w:eastAsia="Arial" w:cs="Arial"/>
+          <w:b/>
+          <w:color w:val="000000"/>
+          <w:sz w:val="20"/>
+          <w:u w:val="none"/>
+        </w:rPr>
+        <w:t>Step(s):</w:t>
+      </w:r>
+    </w:p>
+    <w:p>
+      <w:pPr>
+        <w:spacing w:before="0" w:after="40"/>
+        <w:ind w:left="360" w:hanging="240"/>
+      </w:pPr>
+      <w:r>
+        <w:rPr>
+          <w:rFonts w:ascii="Arial" w:hAnsi="Arial" w:eastAsia="Arial" w:cs="Arial"/>
+          <w:b w:val="0"/>
+          <w:color w:val="000000"/>
+          <w:sz w:val="20"/>
+          <w:u w:val="none"/>
+        </w:rPr>
+        <w:t>1. Open POS305 PH BIR Sales Summary Report V2.</w:t>
+      </w:r>
+    </w:p>
+    <w:p>
+      <w:pPr>
+        <w:spacing w:before="0" w:after="40"/>
+        <w:ind w:left="360" w:hanging="240"/>
+      </w:pPr>
+      <w:r>
+        <w:rPr>
+          <w:rFonts w:ascii="Arial" w:hAnsi="Arial" w:eastAsia="Arial" w:cs="Arial"/>
+          <w:b w:val="0"/>
+          <w:color w:val="000000"/>
+          <w:sz w:val="20"/>
+          <w:u w:val="none"/>
+        </w:rPr>
+        <w:t>2. Select the prepared business day, shop and outlet.</w:t>
+      </w:r>
+    </w:p>
+    <w:p>
+      <w:pPr>
+        <w:spacing w:before="0" w:after="40"/>
+        <w:ind w:left="360" w:hanging="240"/>
+      </w:pPr>
+      <w:r>
+        <w:rPr>
+          <w:rFonts w:ascii="Arial" w:hAnsi="Arial" w:eastAsia="Arial" w:cs="Arial"/>
+          <w:b w:val="0"/>
+          <w:color w:val="000000"/>
+          <w:sz w:val="20"/>
+          <w:u w:val="none"/>
+        </w:rPr>
+        <w:t>3. Click "Run" button.</w:t>
+      </w:r>
+    </w:p>
+    <w:p>
+      <w:pPr>
+        <w:spacing w:before="0" w:after="40"/>
+        <w:ind w:left="360" w:hanging="240"/>
+      </w:pPr>
+      <w:r>
+        <w:rPr>
+          <w:rFonts w:ascii="Arial" w:hAnsi="Arial" w:eastAsia="Arial" w:cs="Arial"/>
+          <w:b w:val="0"/>
+          <w:color w:val="000000"/>
+          <w:sz w:val="20"/>
+          <w:u w:val="none"/>
+        </w:rPr>
+        <w:t>4. Check every deduction and VAT adjustment column whose underlying value is zero.</w:t>
+      </w:r>
+    </w:p>
+    <w:p>
+      <w:pPr>
+        <w:spacing w:before="0" w:after="80"/>
+      </w:pPr>
+      <w:r>
+        <w:rPr>
+          <w:rFonts w:ascii="Arial" w:hAnsi="Arial" w:eastAsia="Arial" w:cs="Arial"/>
+          <w:b/>
+          <w:color w:val="000000"/>
+          <w:sz w:val="20"/>
+          <w:u w:val="none"/>
+        </w:rPr>
+        <w:t>Test Result(s):</w:t>
+      </w:r>
+    </w:p>
+    <w:p>
+      <w:pPr>
+        <w:spacing w:before="0" w:after="40"/>
+        <w:ind w:left="360" w:hanging="240"/>
+      </w:pPr>
+      <w:r>
+        <w:rPr>
+          <w:rFonts w:ascii="Arial" w:hAnsi="Arial" w:eastAsia="Arial" w:cs="Arial"/>
+          <w:b w:val="0"/>
+          <w:color w:val="000000"/>
+          <w:sz w:val="20"/>
+          <w:u w:val="none"/>
+        </w:rPr>
+        <w:t>1. Zero values display as zero with no positive or negative sign.</w:t>
+      </w:r>
+    </w:p>
+    <w:p>
+      <w:pPr>
+        <w:spacing w:before="0" w:after="40"/>
+        <w:ind w:left="360" w:hanging="240"/>
+      </w:pPr>
+      <w:r>
+        <w:rPr>
+          <w:rFonts w:ascii="Arial" w:hAnsi="Arial" w:eastAsia="Arial" w:cs="Arial"/>
+          <w:b w:val="0"/>
+          <w:color w:val="000000"/>
+          <w:sz w:val="20"/>
+          <w:u w:val="none"/>
+        </w:rPr>
+        <w:t>2. No minus sign, plus sign or bracket is shown around zero values.</w:t>
+      </w:r>
+    </w:p>
+    <w:p>
+      <w:pPr>
+        <w:spacing w:before="0" w:after="40"/>
+        <w:ind w:left="360" w:hanging="240"/>
+      </w:pPr>
+      <w:r>
+        <w:rPr>
+          <w:rFonts w:ascii="Arial" w:hAnsi="Arial" w:eastAsia="Arial" w:cs="Arial"/>
+          <w:b w:val="0"/>
+          <w:color w:val="000000"/>
+          <w:sz w:val="20"/>
+          <w:u w:val="none"/>
+        </w:rPr>
+        <w:t>3. No errors displayed.</w:t>
       </w:r>
     </w:p>
     <w:p>
@@ -6070,7 +7150,22 @@
           <w:sz w:val="24"/>
           <w:u w:val="none"/>
         </w:rPr>
-        <w:t>3. [Multiple Outlets, Specified As Below Date Range, All Stations, All Payment Classes] - Z-Counter Multi-Day Verification</w:t>
+        <w:t>4. Service Charge Column Header Update</w:t>
+      </w:r>
+    </w:p>
+    <w:p>
+      <w:pPr>
+        <w:spacing w:before="120" w:after="60"/>
+      </w:pPr>
+      <w:r>
+        <w:rPr>
+          <w:rFonts w:ascii="Arial" w:hAnsi="Arial" w:eastAsia="Arial" w:cs="Arial"/>
+          <w:b/>
+          <w:color w:val="001EFF"/>
+          <w:sz w:val="22"/>
+          <w:u w:val="none"/>
+        </w:rPr>
+        <w:t>4.1. Verify the column header reads 'Service Charge'</w:t>
       </w:r>
     </w:p>
     <w:p>
@@ -6091,7 +7186,7 @@
     <w:p>
       <w:pPr>
         <w:spacing w:before="0" w:after="40"/>
-        <w:ind w:left="720" w:hanging="240"/>
+        <w:ind w:left="360" w:hanging="240"/>
       </w:pPr>
       <w:r>
         <w:rPr>
@@ -6101,13 +7196,28 @@
           <w:sz w:val="20"/>
           <w:u w:val="none"/>
         </w:rPr>
-        <w:t>1. Run the BirPreprocessShell for the specified date range before opening the report.</w:t>
+        <w:t>1. A Philippines business day with service charge data exists.</w:t>
       </w:r>
     </w:p>
     <w:p>
       <w:pPr>
+        <w:spacing w:before="0" w:after="80"/>
+      </w:pPr>
+      <w:r>
+        <w:rPr>
+          <w:rFonts w:ascii="Arial" w:hAnsi="Arial" w:eastAsia="Arial" w:cs="Arial"/>
+          <w:b/>
+          <w:color w:val="000000"/>
+          <w:sz w:val="20"/>
+          <w:u w:val="none"/>
+        </w:rPr>
+        <w:t>Step(s):</w:t>
+      </w:r>
+    </w:p>
+    <w:p>
+      <w:pPr>
         <w:spacing w:before="0" w:after="40"/>
-        <w:ind w:left="720" w:hanging="240"/>
+        <w:ind w:left="360" w:hanging="240"/>
       </w:pPr>
       <w:r>
         <w:rPr>
@@ -6117,13 +7227,13 @@
           <w:sz w:val="20"/>
           <w:u w:val="none"/>
         </w:rPr>
-        <w:t>2. The Philippines (PH) version of POS305 is configured for the test shop/outlets.</w:t>
+        <w:t>1. Open POS305 PH BIR Sales Summary Report V2.</w:t>
       </w:r>
     </w:p>
     <w:p>
       <w:pPr>
         <w:spacing w:before="0" w:after="40"/>
-        <w:ind w:left="720" w:hanging="240"/>
+        <w:ind w:left="360" w:hanging="240"/>
       </w:pPr>
       <w:r>
         <w:rPr>
@@ -6133,7 +7243,39 @@
           <w:sz w:val="20"/>
           <w:u w:val="none"/>
         </w:rPr>
-        <w:t>3. The selected outlets have successful EOD completed for each business day in the specified date range (e.g., 3 consecutive business days).</w:t>
+        <w:t>2. Select the prepared business day, shop and outlet.</w:t>
+      </w:r>
+    </w:p>
+    <w:p>
+      <w:pPr>
+        <w:spacing w:before="0" w:after="40"/>
+        <w:ind w:left="360" w:hanging="240"/>
+      </w:pPr>
+      <w:r>
+        <w:rPr>
+          <w:rFonts w:ascii="Arial" w:hAnsi="Arial" w:eastAsia="Arial" w:cs="Arial"/>
+          <w:b w:val="0"/>
+          <w:color w:val="000000"/>
+          <w:sz w:val="20"/>
+          <w:u w:val="none"/>
+        </w:rPr>
+        <w:t>3. Click "Run" button.</w:t>
+      </w:r>
+    </w:p>
+    <w:p>
+      <w:pPr>
+        <w:spacing w:before="0" w:after="40"/>
+        <w:ind w:left="360" w:hanging="240"/>
+      </w:pPr>
+      <w:r>
+        <w:rPr>
+          <w:rFonts w:ascii="Arial" w:hAnsi="Arial" w:eastAsia="Arial" w:cs="Arial"/>
+          <w:b w:val="0"/>
+          <w:color w:val="000000"/>
+          <w:sz w:val="20"/>
+          <w:u w:val="none"/>
+        </w:rPr>
+        <w:t>4. Locate the service charge column in the Tax And Total section and read its header.</w:t>
       </w:r>
     </w:p>
     <w:p>
@@ -6148,13 +7290,13 @@
           <w:sz w:val="20"/>
           <w:u w:val="none"/>
         </w:rPr>
-        <w:t>Step(s):</w:t>
+        <w:t>Test Result(s):</w:t>
       </w:r>
     </w:p>
     <w:p>
       <w:pPr>
         <w:spacing w:before="0" w:after="40"/>
-        <w:ind w:left="720" w:hanging="240"/>
+        <w:ind w:left="360" w:hanging="240"/>
       </w:pPr>
       <w:r>
         <w:rPr>
@@ -6164,13 +7306,13 @@
           <w:sz w:val="20"/>
           <w:u w:val="none"/>
         </w:rPr>
-        <w:t>1. Open POS305 PH BIR Sales Summary Report V2</w:t>
+        <w:t>1. The column header reads 'Service Charge'.</w:t>
       </w:r>
     </w:p>
     <w:p>
       <w:pPr>
         <w:spacing w:before="0" w:after="40"/>
-        <w:ind w:left="720" w:hanging="240"/>
+        <w:ind w:left="360" w:hanging="240"/>
       </w:pPr>
       <w:r>
         <w:rPr>
@@ -6180,12 +7322,13 @@
           <w:sz w:val="20"/>
           <w:u w:val="none"/>
         </w:rPr>
-        <w:t>2. Select parameters</w:t>
+        <w:t>2. The wording 'Without VAT' is not present anywhere in the column header.</w:t>
       </w:r>
     </w:p>
     <w:p>
       <w:pPr>
-        <w:spacing w:before="0" w:after="80"/>
+        <w:spacing w:before="0" w:after="40"/>
+        <w:ind w:left="360" w:hanging="240"/>
       </w:pPr>
       <w:r>
         <w:rPr>
@@ -6195,12 +7338,13 @@
           <w:sz w:val="20"/>
           <w:u w:val="none"/>
         </w:rPr>
-        <w:t>2.1. Select "Specified As Below" from Date Type</w:t>
+        <w:t>3. The service charge amount (SC1 - SC5) is displayed correctly under the new header.</w:t>
       </w:r>
     </w:p>
     <w:p>
       <w:pPr>
-        <w:spacing w:before="0" w:after="80"/>
+        <w:spacing w:before="0" w:after="40"/>
+        <w:ind w:left="360" w:hanging="240"/>
       </w:pPr>
       <w:r>
         <w:rPr>
@@ -6210,12 +7354,58 @@
           <w:sz w:val="20"/>
           <w:u w:val="none"/>
         </w:rPr>
-        <w:t>2.2. Set Begin Date to the first business day of the range</w:t>
+        <w:t>4. No errors displayed.</w:t>
       </w:r>
     </w:p>
     <w:p>
       <w:pPr>
+        <w:spacing w:before="160" w:after="80"/>
+      </w:pPr>
+      <w:r>
+        <w:rPr>
+          <w:rFonts w:ascii="Arial" w:hAnsi="Arial" w:eastAsia="Arial" w:cs="Arial"/>
+          <w:b/>
+          <w:color w:val="001EFF"/>
+          <w:sz w:val="24"/>
+          <w:u w:val="none"/>
+        </w:rPr>
+        <w:t>5. Service Charge And Local Tax Column Reordering</w:t>
+      </w:r>
+    </w:p>
+    <w:p>
+      <w:pPr>
+        <w:spacing w:before="120" w:after="60"/>
+      </w:pPr>
+      <w:r>
+        <w:rPr>
+          <w:rFonts w:ascii="Arial" w:hAnsi="Arial" w:eastAsia="Arial" w:cs="Arial"/>
+          <w:b/>
+          <w:color w:val="001EFF"/>
+          <w:sz w:val="22"/>
+          <w:u w:val="none"/>
+        </w:rPr>
+        <w:t>5.1. Verify Service Charge and Local Tax appear immediately after Net Amount</w:t>
+      </w:r>
+    </w:p>
+    <w:p>
+      <w:pPr>
         <w:spacing w:before="0" w:after="80"/>
+      </w:pPr>
+      <w:r>
+        <w:rPr>
+          <w:rFonts w:ascii="Arial" w:hAnsi="Arial" w:eastAsia="Arial" w:cs="Arial"/>
+          <w:b/>
+          <w:color w:val="000000"/>
+          <w:sz w:val="20"/>
+          <w:u w:val="none"/>
+        </w:rPr>
+        <w:t>Prerequisite(s):</w:t>
+      </w:r>
+    </w:p>
+    <w:p>
+      <w:pPr>
+        <w:spacing w:before="0" w:after="40"/>
+        <w:ind w:left="360" w:hanging="240"/>
       </w:pPr>
       <w:r>
         <w:rPr>
@@ -6225,12 +7415,28 @@
           <w:sz w:val="20"/>
           <w:u w:val="none"/>
         </w:rPr>
-        <w:t>2.3. Set End Date to the last business day of the range (covers 3 business days)</w:t>
+        <w:t>1. A Philippines business day with net amount, service charge and local tax data exists.</w:t>
       </w:r>
     </w:p>
     <w:p>
       <w:pPr>
         <w:spacing w:before="0" w:after="80"/>
+      </w:pPr>
+      <w:r>
+        <w:rPr>
+          <w:rFonts w:ascii="Arial" w:hAnsi="Arial" w:eastAsia="Arial" w:cs="Arial"/>
+          <w:b/>
+          <w:color w:val="000000"/>
+          <w:sz w:val="20"/>
+          <w:u w:val="none"/>
+        </w:rPr>
+        <w:t>Step(s):</w:t>
+      </w:r>
+    </w:p>
+    <w:p>
+      <w:pPr>
+        <w:spacing w:before="0" w:after="40"/>
+        <w:ind w:left="360" w:hanging="240"/>
       </w:pPr>
       <w:r>
         <w:rPr>
@@ -6240,12 +7446,13 @@
           <w:sz w:val="20"/>
           <w:u w:val="none"/>
         </w:rPr>
-        <w:t>2.4. Select "Single" from Shops and pick the test shop</w:t>
+        <w:t>1. Open POS305 PH BIR Sales Summary Report V2.</w:t>
       </w:r>
     </w:p>
     <w:p>
       <w:pPr>
-        <w:spacing w:before="0" w:after="80"/>
+        <w:spacing w:before="0" w:after="40"/>
+        <w:ind w:left="360" w:hanging="240"/>
       </w:pPr>
       <w:r>
         <w:rPr>
@@ -6255,12 +7462,13 @@
           <w:sz w:val="20"/>
           <w:u w:val="none"/>
         </w:rPr>
-        <w:t>2.5. Select "Multiple" from Outlets and pick multiple test outlets</w:t>
+        <w:t>2. Select the prepared business day, shop and outlet.</w:t>
       </w:r>
     </w:p>
     <w:p>
       <w:pPr>
-        <w:spacing w:before="0" w:after="80"/>
+        <w:spacing w:before="0" w:after="40"/>
+        <w:ind w:left="360" w:hanging="240"/>
       </w:pPr>
       <w:r>
         <w:rPr>
@@ -6270,12 +7478,13 @@
           <w:sz w:val="20"/>
           <w:u w:val="none"/>
         </w:rPr>
-        <w:t>2.6. Select "All" from Stations</w:t>
+        <w:t>3. Click "Run" button.</w:t>
       </w:r>
     </w:p>
     <w:p>
       <w:pPr>
-        <w:spacing w:before="0" w:after="80"/>
+        <w:spacing w:before="0" w:after="40"/>
+        <w:ind w:left="360" w:hanging="240"/>
       </w:pPr>
       <w:r>
         <w:rPr>
@@ -6285,13 +7494,28 @@
           <w:sz w:val="20"/>
           <w:u w:val="none"/>
         </w:rPr>
-        <w:t>2.7. Select "All" from Payment Classes</w:t>
+        <w:t>4. Read the column order in the Tax And Total section from left to right.</w:t>
       </w:r>
     </w:p>
     <w:p>
       <w:pPr>
+        <w:spacing w:before="0" w:after="80"/>
+      </w:pPr>
+      <w:r>
+        <w:rPr>
+          <w:rFonts w:ascii="Arial" w:hAnsi="Arial" w:eastAsia="Arial" w:cs="Arial"/>
+          <w:b/>
+          <w:color w:val="000000"/>
+          <w:sz w:val="20"/>
+          <w:u w:val="none"/>
+        </w:rPr>
+        <w:t>Test Result(s):</w:t>
+      </w:r>
+    </w:p>
+    <w:p>
+      <w:pPr>
         <w:spacing w:before="0" w:after="40"/>
-        <w:ind w:left="720" w:hanging="240"/>
+        <w:ind w:left="360" w:hanging="240"/>
       </w:pPr>
       <w:r>
         <w:rPr>
@@ -6301,13 +7525,13 @@
           <w:sz w:val="20"/>
           <w:u w:val="none"/>
         </w:rPr>
-        <w:t>3. Click "Run" button</w:t>
+        <w:t>1. The 'Service Charge' column appears immediately after the 'Net Amount' column.</w:t>
       </w:r>
     </w:p>
     <w:p>
       <w:pPr>
         <w:spacing w:before="0" w:after="40"/>
-        <w:ind w:left="720" w:hanging="240"/>
+        <w:ind w:left="360" w:hanging="240"/>
       </w:pPr>
       <w:r>
         <w:rPr>
@@ -6317,13 +7541,13 @@
           <w:sz w:val="20"/>
           <w:u w:val="none"/>
         </w:rPr>
-        <w:t>4. Verify each business day row shows a Z-Counter value reflecting the count of successful daily closes (1 per day per shop)</w:t>
+        <w:t>2. The 'Local Tax' column appears immediately after the 'Service Charge' column.</w:t>
       </w:r>
     </w:p>
     <w:p>
       <w:pPr>
         <w:spacing w:before="0" w:after="40"/>
-        <w:ind w:left="720" w:hanging="240"/>
+        <w:ind w:left="360" w:hanging="240"/>
       </w:pPr>
       <w:r>
         <w:rPr>
@@ -6333,13 +7557,13 @@
           <w:sz w:val="20"/>
           <w:u w:val="none"/>
         </w:rPr>
-        <w:t>5. Verify the Grand Total row's Z-Counter reflects the total count of daily closes in the selected date range across all outlets</w:t>
+        <w:t>3. No other column is inserted between Net Amount and Service Charge or between Service Charge and Local Tax.</w:t>
       </w:r>
     </w:p>
     <w:p>
       <w:pPr>
         <w:spacing w:before="0" w:after="40"/>
-        <w:ind w:left="720" w:hanging="240"/>
+        <w:ind w:left="360" w:hanging="240"/>
       </w:pPr>
       <w:r>
         <w:rPr>
@@ -6349,7 +7573,53 @@
           <w:sz w:val="20"/>
           <w:u w:val="none"/>
         </w:rPr>
-        <w:t>6. Verify the Grand Accum. Ending Balance per day matches Gross Amount per day; the Grand Total row shows the last Gross Amount value in the range</w:t>
+        <w:t>4. The remaining columns keep their relative order and values.</w:t>
+      </w:r>
+    </w:p>
+    <w:p>
+      <w:pPr>
+        <w:spacing w:before="0" w:after="40"/>
+        <w:ind w:left="360" w:hanging="240"/>
+      </w:pPr>
+      <w:r>
+        <w:rPr>
+          <w:rFonts w:ascii="Arial" w:hAnsi="Arial" w:eastAsia="Arial" w:cs="Arial"/>
+          <w:b w:val="0"/>
+          <w:color w:val="000000"/>
+          <w:sz w:val="20"/>
+          <w:u w:val="none"/>
+        </w:rPr>
+        <w:t>5. No errors displayed.</w:t>
+      </w:r>
+    </w:p>
+    <w:p>
+      <w:pPr>
+        <w:spacing w:before="160" w:after="80"/>
+      </w:pPr>
+      <w:r>
+        <w:rPr>
+          <w:rFonts w:ascii="Arial" w:hAnsi="Arial" w:eastAsia="Arial" w:cs="Arial"/>
+          <w:b/>
+          <w:color w:val="001EFF"/>
+          <w:sz w:val="24"/>
+          <w:u w:val="none"/>
+        </w:rPr>
+        <w:t>6. Z-Counter Daily Close Count Logic</w:t>
+      </w:r>
+    </w:p>
+    <w:p>
+      <w:pPr>
+        <w:spacing w:before="120" w:after="60"/>
+      </w:pPr>
+      <w:r>
+        <w:rPr>
+          <w:rFonts w:ascii="Arial" w:hAnsi="Arial" w:eastAsia="Arial" w:cs="Arial"/>
+          <w:b/>
+          <w:color w:val="001EFF"/>
+          <w:sz w:val="22"/>
+          <w:u w:val="none"/>
+        </w:rPr>
+        <w:t>6.1. Verify Z-Counter increments after a fully successful End of Day (Business Day)</w:t>
       </w:r>
     </w:p>
     <w:p>
@@ -6364,13 +7634,13 @@
           <w:sz w:val="20"/>
           <w:u w:val="none"/>
         </w:rPr>
-        <w:t>Test Result(s):</w:t>
+        <w:t>Prerequisite(s):</w:t>
       </w:r>
     </w:p>
     <w:p>
       <w:pPr>
         <w:spacing w:before="0" w:after="40"/>
-        <w:ind w:left="720" w:hanging="240"/>
+        <w:ind w:left="360" w:hanging="240"/>
       </w:pPr>
       <w:r>
         <w:rPr>
@@ -6380,13 +7650,28 @@
           <w:sz w:val="20"/>
           <w:u w:val="none"/>
         </w:rPr>
-        <w:t>1. Z-Counter per business day = number of successful EOD closes for that day (1 for a single shop/day)</w:t>
+        <w:t>1. A Philippines shop has an open business day with settled checks.</w:t>
       </w:r>
     </w:p>
     <w:p>
       <w:pPr>
+        <w:spacing w:before="0" w:after="80"/>
+      </w:pPr>
+      <w:r>
+        <w:rPr>
+          <w:rFonts w:ascii="Arial" w:hAnsi="Arial" w:eastAsia="Arial" w:cs="Arial"/>
+          <w:b/>
+          <w:color w:val="000000"/>
+          <w:sz w:val="20"/>
+          <w:u w:val="none"/>
+        </w:rPr>
+        <w:t>Step(s):</w:t>
+      </w:r>
+    </w:p>
+    <w:p>
+      <w:pPr>
         <w:spacing w:before="0" w:after="40"/>
-        <w:ind w:left="720" w:hanging="240"/>
+        <w:ind w:left="360" w:hanging="240"/>
       </w:pPr>
       <w:r>
         <w:rPr>
@@ -6396,13 +7681,13 @@
           <w:sz w:val="20"/>
           <w:u w:val="none"/>
         </w:rPr>
-        <w:t>2. Grand Total Z-Counter = total count of daily closes within the selected date range</w:t>
+        <w:t>1. Note the current Z-Counter value for the shop.</w:t>
       </w:r>
     </w:p>
     <w:p>
       <w:pPr>
         <w:spacing w:before="0" w:after="40"/>
-        <w:ind w:left="720" w:hanging="240"/>
+        <w:ind w:left="360" w:hanging="240"/>
       </w:pPr>
       <w:r>
         <w:rPr>
@@ -6412,13 +7697,13 @@
           <w:sz w:val="20"/>
           <w:u w:val="none"/>
         </w:rPr>
-        <w:t>3. Grand Accum. Ending Balance per row matches Gross Amount of that day; Grand Total row shows the last value in the range</w:t>
+        <w:t>2. Run the End of Day (Business Day) process and wait until it completes successfully with no errors and all steps finished.</w:t>
       </w:r>
     </w:p>
     <w:p>
       <w:pPr>
         <w:spacing w:before="0" w:after="40"/>
-        <w:ind w:left="720" w:hanging="240"/>
+        <w:ind w:left="360" w:hanging="240"/>
       </w:pPr>
       <w:r>
         <w:rPr>
@@ -6428,7 +7713,650 @@
           <w:sz w:val="20"/>
           <w:u w:val="none"/>
         </w:rPr>
-        <w:t>4. No errors displayed</w:t>
+        <w:t>3. Open POS305 PH BIR Sales Summary Report V2 for the closed business day.</w:t>
+      </w:r>
+    </w:p>
+    <w:p>
+      <w:pPr>
+        <w:spacing w:before="0" w:after="40"/>
+        <w:ind w:left="360" w:hanging="240"/>
+      </w:pPr>
+      <w:r>
+        <w:rPr>
+          <w:rFonts w:ascii="Arial" w:hAnsi="Arial" w:eastAsia="Arial" w:cs="Arial"/>
+          <w:b w:val="0"/>
+          <w:color w:val="000000"/>
+          <w:sz w:val="20"/>
+          <w:u w:val="none"/>
+        </w:rPr>
+        <w:t>4. Check the Z-Counter value.</w:t>
+      </w:r>
+    </w:p>
+    <w:p>
+      <w:pPr>
+        <w:spacing w:before="0" w:after="80"/>
+      </w:pPr>
+      <w:r>
+        <w:rPr>
+          <w:rFonts w:ascii="Arial" w:hAnsi="Arial" w:eastAsia="Arial" w:cs="Arial"/>
+          <w:b/>
+          <w:color w:val="000000"/>
+          <w:sz w:val="20"/>
+          <w:u w:val="none"/>
+        </w:rPr>
+        <w:t>Test Result(s):</w:t>
+      </w:r>
+    </w:p>
+    <w:p>
+      <w:pPr>
+        <w:spacing w:before="0" w:after="40"/>
+        <w:ind w:left="360" w:hanging="240"/>
+      </w:pPr>
+      <w:r>
+        <w:rPr>
+          <w:rFonts w:ascii="Arial" w:hAnsi="Arial" w:eastAsia="Arial" w:cs="Arial"/>
+          <w:b w:val="0"/>
+          <w:color w:val="000000"/>
+          <w:sz w:val="20"/>
+          <w:u w:val="none"/>
+        </w:rPr>
+        <w:t>1. The Z-Counter increments by one after the successful daily close.</w:t>
+      </w:r>
+    </w:p>
+    <w:p>
+      <w:pPr>
+        <w:spacing w:before="0" w:after="40"/>
+        <w:ind w:left="360" w:hanging="240"/>
+      </w:pPr>
+      <w:r>
+        <w:rPr>
+          <w:rFonts w:ascii="Arial" w:hAnsi="Arial" w:eastAsia="Arial" w:cs="Arial"/>
+          <w:b w:val="0"/>
+          <w:color w:val="000000"/>
+          <w:sz w:val="20"/>
+          <w:u w:val="none"/>
+        </w:rPr>
+        <w:t>2. The value represents the shop's Daily Close Count for the business day.</w:t>
+      </w:r>
+    </w:p>
+    <w:p>
+      <w:pPr>
+        <w:spacing w:before="0" w:after="40"/>
+        <w:ind w:left="360" w:hanging="240"/>
+      </w:pPr>
+      <w:r>
+        <w:rPr>
+          <w:rFonts w:ascii="Arial" w:hAnsi="Arial" w:eastAsia="Arial" w:cs="Arial"/>
+          <w:b w:val="0"/>
+          <w:color w:val="000000"/>
+          <w:sz w:val="20"/>
+          <w:u w:val="none"/>
+        </w:rPr>
+        <w:t>3. No errors displayed.</w:t>
+      </w:r>
+    </w:p>
+    <w:p>
+      <w:pPr>
+        <w:spacing w:before="120" w:after="60"/>
+      </w:pPr>
+      <w:r>
+        <w:rPr>
+          <w:rFonts w:ascii="Arial" w:hAnsi="Arial" w:eastAsia="Arial" w:cs="Arial"/>
+          <w:b/>
+          <w:color w:val="001EFF"/>
+          <w:sz w:val="22"/>
+          <w:u w:val="none"/>
+        </w:rPr>
+        <w:t>6.2. Verify Z-Counter does not increment on a failed or incomplete End of Day</w:t>
+      </w:r>
+    </w:p>
+    <w:p>
+      <w:pPr>
+        <w:spacing w:before="0" w:after="80"/>
+      </w:pPr>
+      <w:r>
+        <w:rPr>
+          <w:rFonts w:ascii="Arial" w:hAnsi="Arial" w:eastAsia="Arial" w:cs="Arial"/>
+          <w:b/>
+          <w:color w:val="000000"/>
+          <w:sz w:val="20"/>
+          <w:u w:val="none"/>
+        </w:rPr>
+        <w:t>Prerequisite(s):</w:t>
+      </w:r>
+    </w:p>
+    <w:p>
+      <w:pPr>
+        <w:spacing w:before="0" w:after="40"/>
+        <w:ind w:left="360" w:hanging="240"/>
+      </w:pPr>
+      <w:r>
+        <w:rPr>
+          <w:rFonts w:ascii="Arial" w:hAnsi="Arial" w:eastAsia="Arial" w:cs="Arial"/>
+          <w:b w:val="0"/>
+          <w:color w:val="000000"/>
+          <w:sz w:val="20"/>
+          <w:u w:val="none"/>
+        </w:rPr>
+        <w:t>1. A Philippines shop has an open business day prepared so that the End of Day process can fail or be interrupted.</w:t>
+      </w:r>
+    </w:p>
+    <w:p>
+      <w:pPr>
+        <w:spacing w:before="0" w:after="80"/>
+      </w:pPr>
+      <w:r>
+        <w:rPr>
+          <w:rFonts w:ascii="Arial" w:hAnsi="Arial" w:eastAsia="Arial" w:cs="Arial"/>
+          <w:b/>
+          <w:color w:val="000000"/>
+          <w:sz w:val="20"/>
+          <w:u w:val="none"/>
+        </w:rPr>
+        <w:t>Step(s):</w:t>
+      </w:r>
+    </w:p>
+    <w:p>
+      <w:pPr>
+        <w:spacing w:before="0" w:after="40"/>
+        <w:ind w:left="360" w:hanging="240"/>
+      </w:pPr>
+      <w:r>
+        <w:rPr>
+          <w:rFonts w:ascii="Arial" w:hAnsi="Arial" w:eastAsia="Arial" w:cs="Arial"/>
+          <w:b w:val="0"/>
+          <w:color w:val="000000"/>
+          <w:sz w:val="20"/>
+          <w:u w:val="none"/>
+        </w:rPr>
+        <w:t>1. Note the current Z-Counter value for the shop.</w:t>
+      </w:r>
+    </w:p>
+    <w:p>
+      <w:pPr>
+        <w:spacing w:before="0" w:after="40"/>
+        <w:ind w:left="360" w:hanging="240"/>
+      </w:pPr>
+      <w:r>
+        <w:rPr>
+          <w:rFonts w:ascii="Arial" w:hAnsi="Arial" w:eastAsia="Arial" w:cs="Arial"/>
+          <w:b w:val="0"/>
+          <w:color w:val="000000"/>
+          <w:sz w:val="20"/>
+          <w:u w:val="none"/>
+        </w:rPr>
+        <w:t>2. Start the End of Day (Business Day) process and allow it to fail or interrupt it before all steps finish.</w:t>
+      </w:r>
+    </w:p>
+    <w:p>
+      <w:pPr>
+        <w:spacing w:before="0" w:after="40"/>
+        <w:ind w:left="360" w:hanging="240"/>
+      </w:pPr>
+      <w:r>
+        <w:rPr>
+          <w:rFonts w:ascii="Arial" w:hAnsi="Arial" w:eastAsia="Arial" w:cs="Arial"/>
+          <w:b w:val="0"/>
+          <w:color w:val="000000"/>
+          <w:sz w:val="20"/>
+          <w:u w:val="none"/>
+        </w:rPr>
+        <w:t>3. Open POS305 PH BIR Sales Summary Report V2 and check the Z-Counter value.</w:t>
+      </w:r>
+    </w:p>
+    <w:p>
+      <w:pPr>
+        <w:spacing w:before="0" w:after="40"/>
+        <w:ind w:left="360" w:hanging="240"/>
+      </w:pPr>
+      <w:r>
+        <w:rPr>
+          <w:rFonts w:ascii="Arial" w:hAnsi="Arial" w:eastAsia="Arial" w:cs="Arial"/>
+          <w:b w:val="0"/>
+          <w:color w:val="000000"/>
+          <w:sz w:val="20"/>
+          <w:u w:val="none"/>
+        </w:rPr>
+        <w:t>4. Re-run the End of Day process successfully and check the Z-Counter again.</w:t>
+      </w:r>
+    </w:p>
+    <w:p>
+      <w:pPr>
+        <w:spacing w:before="0" w:after="80"/>
+      </w:pPr>
+      <w:r>
+        <w:rPr>
+          <w:rFonts w:ascii="Arial" w:hAnsi="Arial" w:eastAsia="Arial" w:cs="Arial"/>
+          <w:b/>
+          <w:color w:val="000000"/>
+          <w:sz w:val="20"/>
+          <w:u w:val="none"/>
+        </w:rPr>
+        <w:t>Test Result(s):</w:t>
+      </w:r>
+    </w:p>
+    <w:p>
+      <w:pPr>
+        <w:spacing w:before="0" w:after="40"/>
+        <w:ind w:left="360" w:hanging="240"/>
+      </w:pPr>
+      <w:r>
+        <w:rPr>
+          <w:rFonts w:ascii="Arial" w:hAnsi="Arial" w:eastAsia="Arial" w:cs="Arial"/>
+          <w:b w:val="0"/>
+          <w:color w:val="000000"/>
+          <w:sz w:val="20"/>
+          <w:u w:val="none"/>
+        </w:rPr>
+        <w:t>1. The Z-Counter does not increment after the failed or incomplete End of Day.</w:t>
+      </w:r>
+    </w:p>
+    <w:p>
+      <w:pPr>
+        <w:spacing w:before="0" w:after="40"/>
+        <w:ind w:left="360" w:hanging="240"/>
+      </w:pPr>
+      <w:r>
+        <w:rPr>
+          <w:rFonts w:ascii="Arial" w:hAnsi="Arial" w:eastAsia="Arial" w:cs="Arial"/>
+          <w:b w:val="0"/>
+          <w:color w:val="000000"/>
+          <w:sz w:val="20"/>
+          <w:u w:val="none"/>
+        </w:rPr>
+        <w:t>2. After the subsequent fully successful End of Day, the Z-Counter increments by one only.</w:t>
+      </w:r>
+    </w:p>
+    <w:p>
+      <w:pPr>
+        <w:spacing w:before="0" w:after="40"/>
+        <w:ind w:left="360" w:hanging="240"/>
+      </w:pPr>
+      <w:r>
+        <w:rPr>
+          <w:rFonts w:ascii="Arial" w:hAnsi="Arial" w:eastAsia="Arial" w:cs="Arial"/>
+          <w:b w:val="0"/>
+          <w:color w:val="000000"/>
+          <w:sz w:val="20"/>
+          <w:u w:val="none"/>
+        </w:rPr>
+        <w:t>3. No errors displayed in the report.</w:t>
+      </w:r>
+    </w:p>
+    <w:p>
+      <w:pPr>
+        <w:spacing w:before="120" w:after="60"/>
+      </w:pPr>
+      <w:r>
+        <w:rPr>
+          <w:rFonts w:ascii="Arial" w:hAnsi="Arial" w:eastAsia="Arial" w:cs="Arial"/>
+          <w:b/>
+          <w:color w:val="001EFF"/>
+          <w:sz w:val="22"/>
+          <w:u w:val="none"/>
+        </w:rPr>
+        <w:t>6.3. Verify Z-Counter resets to zero at the start of each business day</w:t>
+      </w:r>
+    </w:p>
+    <w:p>
+      <w:pPr>
+        <w:spacing w:before="0" w:after="80"/>
+      </w:pPr>
+      <w:r>
+        <w:rPr>
+          <w:rFonts w:ascii="Arial" w:hAnsi="Arial" w:eastAsia="Arial" w:cs="Arial"/>
+          <w:b/>
+          <w:color w:val="000000"/>
+          <w:sz w:val="20"/>
+          <w:u w:val="none"/>
+        </w:rPr>
+        <w:t>Prerequisite(s):</w:t>
+      </w:r>
+    </w:p>
+    <w:p>
+      <w:pPr>
+        <w:spacing w:before="0" w:after="40"/>
+        <w:ind w:left="360" w:hanging="240"/>
+      </w:pPr>
+      <w:r>
+        <w:rPr>
+          <w:rFonts w:ascii="Arial" w:hAnsi="Arial" w:eastAsia="Arial" w:cs="Arial"/>
+          <w:b w:val="0"/>
+          <w:color w:val="000000"/>
+          <w:sz w:val="20"/>
+          <w:u w:val="none"/>
+        </w:rPr>
+        <w:t>1. A Philippines shop completed End of Day on the previous business day with a Z-Counter value greater than zero.</w:t>
+      </w:r>
+    </w:p>
+    <w:p>
+      <w:pPr>
+        <w:spacing w:before="0" w:after="80"/>
+      </w:pPr>
+      <w:r>
+        <w:rPr>
+          <w:rFonts w:ascii="Arial" w:hAnsi="Arial" w:eastAsia="Arial" w:cs="Arial"/>
+          <w:b/>
+          <w:color w:val="000000"/>
+          <w:sz w:val="20"/>
+          <w:u w:val="none"/>
+        </w:rPr>
+        <w:t>Step(s):</w:t>
+      </w:r>
+    </w:p>
+    <w:p>
+      <w:pPr>
+        <w:spacing w:before="0" w:after="40"/>
+        <w:ind w:left="360" w:hanging="240"/>
+      </w:pPr>
+      <w:r>
+        <w:rPr>
+          <w:rFonts w:ascii="Arial" w:hAnsi="Arial" w:eastAsia="Arial" w:cs="Arial"/>
+          <w:b w:val="0"/>
+          <w:color w:val="000000"/>
+          <w:sz w:val="20"/>
+          <w:u w:val="none"/>
+        </w:rPr>
+        <w:t>1. Start a new business day for the shop.</w:t>
+      </w:r>
+    </w:p>
+    <w:p>
+      <w:pPr>
+        <w:spacing w:before="0" w:after="40"/>
+        <w:ind w:left="360" w:hanging="240"/>
+      </w:pPr>
+      <w:r>
+        <w:rPr>
+          <w:rFonts w:ascii="Arial" w:hAnsi="Arial" w:eastAsia="Arial" w:cs="Arial"/>
+          <w:b w:val="0"/>
+          <w:color w:val="000000"/>
+          <w:sz w:val="20"/>
+          <w:u w:val="none"/>
+        </w:rPr>
+        <w:t>2. Before running End of Day for the new business day, open POS305 PH BIR Sales Summary Report V2 for the new business day.</w:t>
+      </w:r>
+    </w:p>
+    <w:p>
+      <w:pPr>
+        <w:spacing w:before="0" w:after="40"/>
+        <w:ind w:left="360" w:hanging="240"/>
+      </w:pPr>
+      <w:r>
+        <w:rPr>
+          <w:rFonts w:ascii="Arial" w:hAnsi="Arial" w:eastAsia="Arial" w:cs="Arial"/>
+          <w:b w:val="0"/>
+          <w:color w:val="000000"/>
+          <w:sz w:val="20"/>
+          <w:u w:val="none"/>
+        </w:rPr>
+        <w:t>3. Check the Z-Counter value.</w:t>
+      </w:r>
+    </w:p>
+    <w:p>
+      <w:pPr>
+        <w:spacing w:before="0" w:after="80"/>
+      </w:pPr>
+      <w:r>
+        <w:rPr>
+          <w:rFonts w:ascii="Arial" w:hAnsi="Arial" w:eastAsia="Arial" w:cs="Arial"/>
+          <w:b/>
+          <w:color w:val="000000"/>
+          <w:sz w:val="20"/>
+          <w:u w:val="none"/>
+        </w:rPr>
+        <w:t>Test Result(s):</w:t>
+      </w:r>
+    </w:p>
+    <w:p>
+      <w:pPr>
+        <w:spacing w:before="0" w:after="40"/>
+        <w:ind w:left="360" w:hanging="240"/>
+      </w:pPr>
+      <w:r>
+        <w:rPr>
+          <w:rFonts w:ascii="Arial" w:hAnsi="Arial" w:eastAsia="Arial" w:cs="Arial"/>
+          <w:b w:val="0"/>
+          <w:color w:val="000000"/>
+          <w:sz w:val="20"/>
+          <w:u w:val="none"/>
+        </w:rPr>
+        <w:t>1. The Z-Counter is reset to zero at the start of the new business day.</w:t>
+      </w:r>
+    </w:p>
+    <w:p>
+      <w:pPr>
+        <w:spacing w:before="0" w:after="40"/>
+        <w:ind w:left="360" w:hanging="240"/>
+      </w:pPr>
+      <w:r>
+        <w:rPr>
+          <w:rFonts w:ascii="Arial" w:hAnsi="Arial" w:eastAsia="Arial" w:cs="Arial"/>
+          <w:b w:val="0"/>
+          <w:color w:val="000000"/>
+          <w:sz w:val="20"/>
+          <w:u w:val="none"/>
+        </w:rPr>
+        <w:t>2. The Z-Counter reflects the Daily Close Count of the current business day only, not the previous day.</w:t>
+      </w:r>
+    </w:p>
+    <w:p>
+      <w:pPr>
+        <w:spacing w:before="0" w:after="40"/>
+        <w:ind w:left="360" w:hanging="240"/>
+      </w:pPr>
+      <w:r>
+        <w:rPr>
+          <w:rFonts w:ascii="Arial" w:hAnsi="Arial" w:eastAsia="Arial" w:cs="Arial"/>
+          <w:b w:val="0"/>
+          <w:color w:val="000000"/>
+          <w:sz w:val="20"/>
+          <w:u w:val="none"/>
+        </w:rPr>
+        <w:t>3. No errors displayed.</w:t>
+      </w:r>
+    </w:p>
+    <w:p>
+      <w:pPr>
+        <w:spacing w:before="120" w:after="60"/>
+      </w:pPr>
+      <w:r>
+        <w:rPr>
+          <w:rFonts w:ascii="Arial" w:hAnsi="Arial" w:eastAsia="Arial" w:cs="Arial"/>
+          <w:b/>
+          <w:color w:val="001EFF"/>
+          <w:sz w:val="22"/>
+          <w:u w:val="none"/>
+        </w:rPr>
+        <w:t>6.4. Verify Z-Counter over a multiple-date range equals the number of daily closes in the range</w:t>
+      </w:r>
+    </w:p>
+    <w:p>
+      <w:pPr>
+        <w:spacing w:before="0" w:after="80"/>
+      </w:pPr>
+      <w:r>
+        <w:rPr>
+          <w:rFonts w:ascii="Arial" w:hAnsi="Arial" w:eastAsia="Arial" w:cs="Arial"/>
+          <w:b/>
+          <w:color w:val="000000"/>
+          <w:sz w:val="20"/>
+          <w:u w:val="none"/>
+        </w:rPr>
+        <w:t>Prerequisite(s):</w:t>
+      </w:r>
+    </w:p>
+    <w:p>
+      <w:pPr>
+        <w:spacing w:before="0" w:after="40"/>
+        <w:ind w:left="360" w:hanging="240"/>
+      </w:pPr>
+      <w:r>
+        <w:rPr>
+          <w:rFonts w:ascii="Arial" w:hAnsi="Arial" w:eastAsia="Arial" w:cs="Arial"/>
+          <w:b w:val="0"/>
+          <w:color w:val="000000"/>
+          <w:sz w:val="20"/>
+          <w:u w:val="none"/>
+        </w:rPr>
+        <w:t>1. A Philippines shop has a known number of successful daily closes across several business days.</w:t>
+      </w:r>
+    </w:p>
+    <w:p>
+      <w:pPr>
+        <w:spacing w:before="0" w:after="80"/>
+      </w:pPr>
+      <w:r>
+        <w:rPr>
+          <w:rFonts w:ascii="Arial" w:hAnsi="Arial" w:eastAsia="Arial" w:cs="Arial"/>
+          <w:b/>
+          <w:color w:val="000000"/>
+          <w:sz w:val="20"/>
+          <w:u w:val="none"/>
+        </w:rPr>
+        <w:t>Step(s):</w:t>
+      </w:r>
+    </w:p>
+    <w:p>
+      <w:pPr>
+        <w:spacing w:before="0" w:after="40"/>
+        <w:ind w:left="360" w:hanging="240"/>
+      </w:pPr>
+      <w:r>
+        <w:rPr>
+          <w:rFonts w:ascii="Arial" w:hAnsi="Arial" w:eastAsia="Arial" w:cs="Arial"/>
+          <w:b w:val="0"/>
+          <w:color w:val="000000"/>
+          <w:sz w:val="20"/>
+          <w:u w:val="none"/>
+        </w:rPr>
+        <w:t>1. Open POS305 PH BIR Sales Summary Report V2.</w:t>
+      </w:r>
+    </w:p>
+    <w:p>
+      <w:pPr>
+        <w:spacing w:before="0" w:after="40"/>
+        <w:ind w:left="360" w:hanging="240"/>
+      </w:pPr>
+      <w:r>
+        <w:rPr>
+          <w:rFonts w:ascii="Arial" w:hAnsi="Arial" w:eastAsia="Arial" w:cs="Arial"/>
+          <w:b w:val="0"/>
+          <w:color w:val="000000"/>
+          <w:sz w:val="20"/>
+          <w:u w:val="none"/>
+        </w:rPr>
+        <w:t>2. Select 'Specified As Below' from Date Type and select the date range covering the known closes.</w:t>
+      </w:r>
+    </w:p>
+    <w:p>
+      <w:pPr>
+        <w:spacing w:before="0" w:after="40"/>
+        <w:ind w:left="360" w:hanging="240"/>
+      </w:pPr>
+      <w:r>
+        <w:rPr>
+          <w:rFonts w:ascii="Arial" w:hAnsi="Arial" w:eastAsia="Arial" w:cs="Arial"/>
+          <w:b w:val="0"/>
+          <w:color w:val="000000"/>
+          <w:sz w:val="20"/>
+          <w:u w:val="none"/>
+        </w:rPr>
+        <w:t>3. Click "Run" button.</w:t>
+      </w:r>
+    </w:p>
+    <w:p>
+      <w:pPr>
+        <w:spacing w:before="0" w:after="40"/>
+        <w:ind w:left="360" w:hanging="240"/>
+      </w:pPr>
+      <w:r>
+        <w:rPr>
+          <w:rFonts w:ascii="Arial" w:hAnsi="Arial" w:eastAsia="Arial" w:cs="Arial"/>
+          <w:b w:val="0"/>
+          <w:color w:val="000000"/>
+          <w:sz w:val="20"/>
+          <w:u w:val="none"/>
+        </w:rPr>
+        <w:t>4. Count the daily close records in the range and compare with the reported Z-Counter.</w:t>
+      </w:r>
+    </w:p>
+    <w:p>
+      <w:pPr>
+        <w:spacing w:before="0" w:after="80"/>
+      </w:pPr>
+      <w:r>
+        <w:rPr>
+          <w:rFonts w:ascii="Arial" w:hAnsi="Arial" w:eastAsia="Arial" w:cs="Arial"/>
+          <w:b/>
+          <w:color w:val="000000"/>
+          <w:sz w:val="20"/>
+          <w:u w:val="none"/>
+        </w:rPr>
+        <w:t>Test Result(s):</w:t>
+      </w:r>
+    </w:p>
+    <w:p>
+      <w:pPr>
+        <w:spacing w:before="0" w:after="40"/>
+        <w:ind w:left="360" w:hanging="240"/>
+      </w:pPr>
+      <w:r>
+        <w:rPr>
+          <w:rFonts w:ascii="Arial" w:hAnsi="Arial" w:eastAsia="Arial" w:cs="Arial"/>
+          <w:b w:val="0"/>
+          <w:color w:val="000000"/>
+          <w:sz w:val="20"/>
+          <w:u w:val="none"/>
+        </w:rPr>
+        <w:t>1. The Z-Counter is calculated based on the number of days with a successful daily close in the selected date range.</w:t>
+      </w:r>
+    </w:p>
+    <w:p>
+      <w:pPr>
+        <w:spacing w:before="0" w:after="40"/>
+        <w:ind w:left="360" w:hanging="240"/>
+      </w:pPr>
+      <w:r>
+        <w:rPr>
+          <w:rFonts w:ascii="Arial" w:hAnsi="Arial" w:eastAsia="Arial" w:cs="Arial"/>
+          <w:b w:val="0"/>
+          <w:color w:val="000000"/>
+          <w:sz w:val="20"/>
+          <w:u w:val="none"/>
+        </w:rPr>
+        <w:t>2. The reported Z-Counter equals the count of successful End of Day (Business Day) processes in the range.</w:t>
+      </w:r>
+    </w:p>
+    <w:p>
+      <w:pPr>
+        <w:spacing w:before="0" w:after="40"/>
+        <w:ind w:left="360" w:hanging="240"/>
+      </w:pPr>
+      <w:r>
+        <w:rPr>
+          <w:rFonts w:ascii="Arial" w:hAnsi="Arial" w:eastAsia="Arial" w:cs="Arial"/>
+          <w:b w:val="0"/>
+          <w:color w:val="000000"/>
+          <w:sz w:val="20"/>
+          <w:u w:val="none"/>
+        </w:rPr>
+        <w:t>3. Business days without a successful close are not counted.</w:t>
+      </w:r>
+    </w:p>
+    <w:p>
+      <w:pPr>
+        <w:spacing w:before="0" w:after="40"/>
+        <w:ind w:left="360" w:hanging="240"/>
+      </w:pPr>
+      <w:r>
+        <w:rPr>
+          <w:rFonts w:ascii="Arial" w:hAnsi="Arial" w:eastAsia="Arial" w:cs="Arial"/>
+          <w:b w:val="0"/>
+          <w:color w:val="000000"/>
+          <w:sz w:val="20"/>
+          <w:u w:val="none"/>
+        </w:rPr>
+        <w:t>4. No errors displayed.</w:t>
       </w:r>
     </w:p>
     <w:p>
@@ -6443,7 +8371,22 @@
           <w:sz w:val="24"/>
           <w:u w:val="none"/>
         </w:rPr>
-        <w:t>4. [All Outlets, Last Month, All Stations, All Payment Classes] - Negative Sign Removal Across a Range</w:t>
+        <w:t>7. Philippines Version Scope</w:t>
+      </w:r>
+    </w:p>
+    <w:p>
+      <w:pPr>
+        <w:spacing w:before="120" w:after="60"/>
+      </w:pPr>
+      <w:r>
+        <w:rPr>
+          <w:rFonts w:ascii="Arial" w:hAnsi="Arial" w:eastAsia="Arial" w:cs="Arial"/>
+          <w:b/>
+          <w:color w:val="001EFF"/>
+          <w:sz w:val="22"/>
+          <w:u w:val="none"/>
+        </w:rPr>
+        <w:t>7.1. Verify all V2 changes apply to the Philippines POS305 report</w:t>
       </w:r>
     </w:p>
     <w:p>
@@ -6464,7 +8407,7 @@
     <w:p>
       <w:pPr>
         <w:spacing w:before="0" w:after="40"/>
-        <w:ind w:left="720" w:hanging="240"/>
+        <w:ind w:left="360" w:hanging="240"/>
       </w:pPr>
       <w:r>
         <w:rPr>
@@ -6474,13 +8417,28 @@
           <w:sz w:val="20"/>
           <w:u w:val="none"/>
         </w:rPr>
-        <w:t>1. Run the BirPreprocessShell for the last month before opening the report.</w:t>
+        <w:t>1. The test shop is configured for the Philippines region.</w:t>
       </w:r>
     </w:p>
     <w:p>
       <w:pPr>
+        <w:spacing w:before="0" w:after="80"/>
+      </w:pPr>
+      <w:r>
+        <w:rPr>
+          <w:rFonts w:ascii="Arial" w:hAnsi="Arial" w:eastAsia="Arial" w:cs="Arial"/>
+          <w:b/>
+          <w:color w:val="000000"/>
+          <w:sz w:val="20"/>
+          <w:u w:val="none"/>
+        </w:rPr>
+        <w:t>Step(s):</w:t>
+      </w:r>
+    </w:p>
+    <w:p>
+      <w:pPr>
         <w:spacing w:before="0" w:after="40"/>
-        <w:ind w:left="720" w:hanging="240"/>
+        <w:ind w:left="360" w:hanging="240"/>
       </w:pPr>
       <w:r>
         <w:rPr>
@@ -6490,13 +8448,13 @@
           <w:sz w:val="20"/>
           <w:u w:val="none"/>
         </w:rPr>
-        <w:t>2. The Philippines (PH) version of POS305 is configured for the test shop/outlets.</w:t>
+        <w:t>1. Open POS305 PH BIR Sales Summary Report V2 for the Philippines shop.</w:t>
       </w:r>
     </w:p>
     <w:p>
       <w:pPr>
         <w:spacing w:before="0" w:after="40"/>
-        <w:ind w:left="720" w:hanging="240"/>
+        <w:ind w:left="360" w:hanging="240"/>
       </w:pPr>
       <w:r>
         <w:rPr>
@@ -6506,7 +8464,23 @@
           <w:sz w:val="20"/>
           <w:u w:val="none"/>
         </w:rPr>
-        <w:t>3. The selected outlets have discounts (including zero-value scenarios) and successful EODs across the last month.</w:t>
+        <w:t>2. Run the report for a closed business day.</w:t>
+      </w:r>
+    </w:p>
+    <w:p>
+      <w:pPr>
+        <w:spacing w:before="0" w:after="40"/>
+        <w:ind w:left="360" w:hanging="240"/>
+      </w:pPr>
+      <w:r>
+        <w:rPr>
+          <w:rFonts w:ascii="Arial" w:hAnsi="Arial" w:eastAsia="Arial" w:cs="Arial"/>
+          <w:b w:val="0"/>
+          <w:color w:val="000000"/>
+          <w:sz w:val="20"/>
+          <w:u w:val="none"/>
+        </w:rPr>
+        <w:t>3. Verify the Grand Accum. Ending Balance, deduction signs, Service Charge header, column order and Z-Counter behavior together.</w:t>
       </w:r>
     </w:p>
     <w:p>
@@ -6521,13 +8495,13 @@
           <w:sz w:val="20"/>
           <w:u w:val="none"/>
         </w:rPr>
-        <w:t>Step(s):</w:t>
+        <w:t>Test Result(s):</w:t>
       </w:r>
     </w:p>
     <w:p>
       <w:pPr>
         <w:spacing w:before="0" w:after="40"/>
-        <w:ind w:left="720" w:hanging="240"/>
+        <w:ind w:left="360" w:hanging="240"/>
       </w:pPr>
       <w:r>
         <w:rPr>
@@ -6537,13 +8511,13 @@
           <w:sz w:val="20"/>
           <w:u w:val="none"/>
         </w:rPr>
-        <w:t>1. Open POS305 PH BIR Sales Summary Report V2</w:t>
+        <w:t>1. All requested layout, labeling and Z-Counter changes are present in the Philippines version.</w:t>
       </w:r>
     </w:p>
     <w:p>
       <w:pPr>
         <w:spacing w:before="0" w:after="40"/>
-        <w:ind w:left="720" w:hanging="240"/>
+        <w:ind w:left="360" w:hanging="240"/>
       </w:pPr>
       <w:r>
         <w:rPr>
@@ -6553,12 +8527,13 @@
           <w:sz w:val="20"/>
           <w:u w:val="none"/>
         </w:rPr>
-        <w:t>2. Select parameters</w:t>
+        <w:t>2. The report output meets the BIR requirements described in the issue.</w:t>
       </w:r>
     </w:p>
     <w:p>
       <w:pPr>
-        <w:spacing w:before="0" w:after="80"/>
+        <w:spacing w:before="0" w:after="40"/>
+        <w:ind w:left="360" w:hanging="240"/>
       </w:pPr>
       <w:r>
         <w:rPr>
@@ -6568,12 +8543,43 @@
           <w:sz w:val="20"/>
           <w:u w:val="none"/>
         </w:rPr>
-        <w:t>2.1. Select "Last Month" from Date Type</w:t>
+        <w:t>3. No errors displayed.</w:t>
       </w:r>
     </w:p>
     <w:p>
       <w:pPr>
+        <w:spacing w:before="120" w:after="60"/>
+      </w:pPr>
+      <w:r>
+        <w:rPr>
+          <w:rFonts w:ascii="Arial" w:hAnsi="Arial" w:eastAsia="Arial" w:cs="Arial"/>
+          <w:b/>
+          <w:color w:val="001EFF"/>
+          <w:sz w:val="22"/>
+          <w:u w:val="none"/>
+        </w:rPr>
+        <w:t>7.2. Verify non-Philippines regions keep the current layout and labeling unchanged</w:t>
+      </w:r>
+    </w:p>
+    <w:p>
+      <w:pPr>
         <w:spacing w:before="0" w:after="80"/>
+      </w:pPr>
+      <w:r>
+        <w:rPr>
+          <w:rFonts w:ascii="Arial" w:hAnsi="Arial" w:eastAsia="Arial" w:cs="Arial"/>
+          <w:b/>
+          <w:color w:val="000000"/>
+          <w:sz w:val="20"/>
+          <w:u w:val="none"/>
+        </w:rPr>
+        <w:t>Prerequisite(s):</w:t>
+      </w:r>
+    </w:p>
+    <w:p>
+      <w:pPr>
+        <w:spacing w:before="0" w:after="40"/>
+        <w:ind w:left="360" w:hanging="240"/>
       </w:pPr>
       <w:r>
         <w:rPr>
@@ -6583,12 +8589,28 @@
           <w:sz w:val="20"/>
           <w:u w:val="none"/>
         </w:rPr>
-        <w:t>2.2. Select "All" from Shops</w:t>
+        <w:t>1. A shop in a non-Philippines region that uses the POS305 (or regional equivalent) report exists.</w:t>
       </w:r>
     </w:p>
     <w:p>
       <w:pPr>
         <w:spacing w:before="0" w:after="80"/>
+      </w:pPr>
+      <w:r>
+        <w:rPr>
+          <w:rFonts w:ascii="Arial" w:hAnsi="Arial" w:eastAsia="Arial" w:cs="Arial"/>
+          <w:b/>
+          <w:color w:val="000000"/>
+          <w:sz w:val="20"/>
+          <w:u w:val="none"/>
+        </w:rPr>
+        <w:t>Step(s):</w:t>
+      </w:r>
+    </w:p>
+    <w:p>
+      <w:pPr>
+        <w:spacing w:before="0" w:after="40"/>
+        <w:ind w:left="360" w:hanging="240"/>
       </w:pPr>
       <w:r>
         <w:rPr>
@@ -6598,12 +8620,13 @@
           <w:sz w:val="20"/>
           <w:u w:val="none"/>
         </w:rPr>
-        <w:t>2.3. Select "All" from Outlets</w:t>
+        <w:t>1. Open the POS305 report for the non-Philippines shop.</w:t>
       </w:r>
     </w:p>
     <w:p>
       <w:pPr>
-        <w:spacing w:before="0" w:after="80"/>
+        <w:spacing w:before="0" w:after="40"/>
+        <w:ind w:left="360" w:hanging="240"/>
       </w:pPr>
       <w:r>
         <w:rPr>
@@ -6613,12 +8636,13 @@
           <w:sz w:val="20"/>
           <w:u w:val="none"/>
         </w:rPr>
-        <w:t>2.4. Select "All" from Stations</w:t>
+        <w:t>2. Run the report for a closed business day.</w:t>
       </w:r>
     </w:p>
     <w:p>
       <w:pPr>
-        <w:spacing w:before="0" w:after="80"/>
+        <w:spacing w:before="0" w:after="40"/>
+        <w:ind w:left="360" w:hanging="240"/>
       </w:pPr>
       <w:r>
         <w:rPr>
@@ -6628,13 +8652,28 @@
           <w:sz w:val="20"/>
           <w:u w:val="none"/>
         </w:rPr>
-        <w:t>2.5. Select "All" from Payment Classes</w:t>
+        <w:t>3. Check the Grand Accum. Ending Balance calculation, deduction signs, Service Charge header, column order and Z-Counter.</w:t>
       </w:r>
     </w:p>
     <w:p>
       <w:pPr>
+        <w:spacing w:before="0" w:after="80"/>
+      </w:pPr>
+      <w:r>
+        <w:rPr>
+          <w:rFonts w:ascii="Arial" w:hAnsi="Arial" w:eastAsia="Arial" w:cs="Arial"/>
+          <w:b/>
+          <w:color w:val="000000"/>
+          <w:sz w:val="20"/>
+          <w:u w:val="none"/>
+        </w:rPr>
+        <w:t>Test Result(s):</w:t>
+      </w:r>
+    </w:p>
+    <w:p>
+      <w:pPr>
         <w:spacing w:before="0" w:after="40"/>
-        <w:ind w:left="720" w:hanging="240"/>
+        <w:ind w:left="360" w:hanging="240"/>
       </w:pPr>
       <w:r>
         <w:rPr>
@@ -6644,13 +8683,13 @@
           <w:sz w:val="20"/>
           <w:u w:val="none"/>
         </w:rPr>
-        <w:t>3. Click "Run" button</w:t>
+        <w:t>1. The non-Philippines report keeps its previous layout and labeling unchanged.</w:t>
       </w:r>
     </w:p>
     <w:p>
       <w:pPr>
         <w:spacing w:before="0" w:after="40"/>
-        <w:ind w:left="720" w:hanging="240"/>
+        <w:ind w:left="360" w:hanging="240"/>
       </w:pPr>
       <w:r>
         <w:rPr>
@@ -6660,13 +8699,13 @@
           <w:sz w:val="20"/>
           <w:u w:val="none"/>
         </w:rPr>
-        <w:t>4. Verify that for every business day row, all Deduction/Discount columns and Adjustment on VAT columns display as positive amounts (no negative signs)</w:t>
+        <w:t>2. None of the Philippines-only V2 changes are applied to the non-Philippines report.</w:t>
       </w:r>
     </w:p>
     <w:p>
       <w:pPr>
         <w:spacing w:before="0" w:after="40"/>
-        <w:ind w:left="720" w:hanging="240"/>
+        <w:ind w:left="360" w:hanging="240"/>
       </w:pPr>
       <w:r>
         <w:rPr>
@@ -6676,13 +8715,73 @@
           <w:sz w:val="20"/>
           <w:u w:val="none"/>
         </w:rPr>
-        <w:t>5. Verify that any column value that is zero displays as 0 with no sign</w:t>
+        <w:t>3. No errors displayed.</w:t>
       </w:r>
     </w:p>
     <w:p>
       <w:pPr>
+        <w:spacing w:before="200" w:after="120"/>
+      </w:pPr>
+      <w:r>
+        <w:rPr>
+          <w:rFonts w:ascii="Arial" w:hAnsi="Arial" w:eastAsia="Arial" w:cs="Arial"/>
+          <w:b/>
+          <w:color w:val="000000"/>
+          <w:sz w:val="26"/>
+          <w:u w:val="single"/>
+        </w:rPr>
+        <w:t>Report Functional Verification</w:t>
+      </w:r>
+    </w:p>
+    <w:p>
+      <w:pPr>
+        <w:spacing w:before="160" w:after="80"/>
+      </w:pPr>
+      <w:r>
+        <w:rPr>
+          <w:rFonts w:ascii="Arial" w:hAnsi="Arial" w:eastAsia="Arial" w:cs="Arial"/>
+          <w:b/>
+          <w:color w:val="001EFF"/>
+          <w:sz w:val="24"/>
+          <w:u w:val="none"/>
+        </w:rPr>
+        <w:t>1. Report Output And Persistent Settings</w:t>
+      </w:r>
+    </w:p>
+    <w:p>
+      <w:pPr>
+        <w:spacing w:before="120" w:after="60"/>
+      </w:pPr>
+      <w:r>
+        <w:rPr>
+          <w:rFonts w:ascii="Arial" w:hAnsi="Arial" w:eastAsia="Arial" w:cs="Arial"/>
+          <w:b/>
+          <w:color w:val="001EFF"/>
+          <w:sz w:val="22"/>
+          <w:u w:val="none"/>
+        </w:rPr>
+        <w:t>1.1. Export files to CSV, Excel, Excel (.xlsx), PDF, Word, PostScript, PowerPoint (.pptx)</w:t>
+      </w:r>
+    </w:p>
+    <w:p>
+      <w:pPr>
+        <w:spacing w:before="0" w:after="80"/>
+      </w:pPr>
+      <w:r>
+        <w:rPr>
+          <w:rFonts w:ascii="Arial" w:hAnsi="Arial" w:eastAsia="Arial" w:cs="Arial"/>
+          <w:b/>
+          <w:color w:val="000000"/>
+          <w:sz w:val="20"/>
+          <w:u w:val="none"/>
+        </w:rPr>
+        <w:t>Prerequisite(s):</w:t>
+      </w:r>
+    </w:p>
+    <w:p>
+      <w:pPr>
         <w:spacing w:before="0" w:after="40"/>
-        <w:ind w:left="720" w:hanging="240"/>
+        <w:ind w:left="360" w:hanging="240"/>
       </w:pPr>
       <w:r>
         <w:rPr>
@@ -6692,13 +8791,28 @@
           <w:sz w:val="20"/>
           <w:u w:val="none"/>
         </w:rPr>
-        <w:t>6. Verify the Service Charge column header is "Service Charge" across all rows</w:t>
+        <w:t>1. A Philippines business day with all types of deduction, service charge, local tax and Z-Counter data exists.</w:t>
       </w:r>
     </w:p>
     <w:p>
       <w:pPr>
+        <w:spacing w:before="0" w:after="80"/>
+      </w:pPr>
+      <w:r>
+        <w:rPr>
+          <w:rFonts w:ascii="Arial" w:hAnsi="Arial" w:eastAsia="Arial" w:cs="Arial"/>
+          <w:b/>
+          <w:color w:val="000000"/>
+          <w:sz w:val="20"/>
+          <w:u w:val="none"/>
+        </w:rPr>
+        <w:t>Step(s):</w:t>
+      </w:r>
+    </w:p>
+    <w:p>
+      <w:pPr>
         <w:spacing w:before="0" w:after="40"/>
-        <w:ind w:left="720" w:hanging="240"/>
+        <w:ind w:left="360" w:hanging="240"/>
       </w:pPr>
       <w:r>
         <w:rPr>
@@ -6708,7 +8822,55 @@
           <w:sz w:val="20"/>
           <w:u w:val="none"/>
         </w:rPr>
-        <w:t>7. Verify the column order Net Amount -&gt; Service Charge -&gt; Local Tax is preserved across the entire report</w:t>
+        <w:t>1. Open POS305 PH BIR Sales Summary Report V2 and run it with default parameters.</w:t>
+      </w:r>
+    </w:p>
+    <w:p>
+      <w:pPr>
+        <w:spacing w:before="0" w:after="40"/>
+        <w:ind w:left="360" w:hanging="240"/>
+      </w:pPr>
+      <w:r>
+        <w:rPr>
+          <w:rFonts w:ascii="Arial" w:hAnsi="Arial" w:eastAsia="Arial" w:cs="Arial"/>
+          <w:b w:val="0"/>
+          <w:color w:val="000000"/>
+          <w:sz w:val="20"/>
+          <w:u w:val="none"/>
+        </w:rPr>
+        <w:t>2. Select "Export" from the menu.</w:t>
+      </w:r>
+    </w:p>
+    <w:p>
+      <w:pPr>
+        <w:spacing w:before="0" w:after="40"/>
+        <w:ind w:left="360" w:hanging="240"/>
+      </w:pPr>
+      <w:r>
+        <w:rPr>
+          <w:rFonts w:ascii="Arial" w:hAnsi="Arial" w:eastAsia="Arial" w:cs="Arial"/>
+          <w:b w:val="0"/>
+          <w:color w:val="000000"/>
+          <w:sz w:val="20"/>
+          <w:u w:val="none"/>
+        </w:rPr>
+        <w:t>3. Export the report to CSV, Excel, Excel (.xlsx), PDF, Word, PostScript and PowerPoint (.pptx) one by one.</w:t>
+      </w:r>
+    </w:p>
+    <w:p>
+      <w:pPr>
+        <w:spacing w:before="0" w:after="40"/>
+        <w:ind w:left="360" w:hanging="240"/>
+      </w:pPr>
+      <w:r>
+        <w:rPr>
+          <w:rFonts w:ascii="Arial" w:hAnsi="Arial" w:eastAsia="Arial" w:cs="Arial"/>
+          <w:b w:val="0"/>
+          <w:color w:val="000000"/>
+          <w:sz w:val="20"/>
+          <w:u w:val="none"/>
+        </w:rPr>
+        <w:t>4. Open each exported file and verify the column headers, signs, column order and values.</w:t>
       </w:r>
     </w:p>
     <w:p>
@@ -6729,7 +8891,7 @@
     <w:p>
       <w:pPr>
         <w:spacing w:before="0" w:after="40"/>
-        <w:ind w:left="720" w:hanging="240"/>
+        <w:ind w:left="360" w:hanging="240"/>
       </w:pPr>
       <w:r>
         <w:rPr>
@@ -6739,13 +8901,13 @@
           <w:sz w:val="20"/>
           <w:u w:val="none"/>
         </w:rPr>
-        <w:t>1. No negative signs appear in any Deduction/Discount or Adjustment on VAT column across all rows in the last month range</w:t>
+        <w:t>1. Every exported file is generated successfully and saved to the specified location.</w:t>
       </w:r>
     </w:p>
     <w:p>
       <w:pPr>
         <w:spacing w:before="0" w:after="40"/>
-        <w:ind w:left="720" w:hanging="240"/>
+        <w:ind w:left="360" w:hanging="240"/>
       </w:pPr>
       <w:r>
         <w:rPr>
@@ -6755,13 +8917,13 @@
           <w:sz w:val="20"/>
           <w:u w:val="none"/>
         </w:rPr>
-        <w:t>2. Zero values display as 0 with no sign</w:t>
+        <w:t>2. Each exported file shows positive deduction amounts, the 'Service Charge' header, Net Amount &gt; Service Charge &gt; Local Tax order and the correct Z-Counter.</w:t>
       </w:r>
     </w:p>
     <w:p>
       <w:pPr>
         <w:spacing w:before="0" w:after="40"/>
-        <w:ind w:left="720" w:hanging="240"/>
+        <w:ind w:left="360" w:hanging="240"/>
       </w:pPr>
       <w:r>
         <w:rPr>
@@ -6771,13 +8933,13 @@
           <w:sz w:val="20"/>
           <w:u w:val="none"/>
         </w:rPr>
-        <w:t>3. Service Charge column header reads "Service Charge" with no "Without VAT" wording</w:t>
+        <w:t>3. Exported file content matches the on-screen report.</w:t>
       </w:r>
     </w:p>
     <w:p>
       <w:pPr>
         <w:spacing w:before="0" w:after="40"/>
-        <w:ind w:left="720" w:hanging="240"/>
+        <w:ind w:left="360" w:hanging="240"/>
       </w:pPr>
       <w:r>
         <w:rPr>
@@ -6787,13 +8949,43 @@
           <w:sz w:val="20"/>
           <w:u w:val="none"/>
         </w:rPr>
-        <w:t>4. Column order Net Amount -&gt; Service Charge -&gt; Local Tax is consistent across the entire report</w:t>
+        <w:t>4. No errors displayed.</w:t>
       </w:r>
     </w:p>
     <w:p>
       <w:pPr>
+        <w:spacing w:before="120" w:after="60"/>
+      </w:pPr>
+      <w:r>
+        <w:rPr>
+          <w:rFonts w:ascii="Arial" w:hAnsi="Arial" w:eastAsia="Arial" w:cs="Arial"/>
+          <w:b/>
+          <w:color w:val="001EFF"/>
+          <w:sz w:val="22"/>
+          <w:u w:val="none"/>
+        </w:rPr>
+        <w:t>1.2. Print report to HTML, PDF</w:t>
+      </w:r>
+    </w:p>
+    <w:p>
+      <w:pPr>
+        <w:spacing w:before="0" w:after="80"/>
+      </w:pPr>
+      <w:r>
+        <w:rPr>
+          <w:rFonts w:ascii="Arial" w:hAnsi="Arial" w:eastAsia="Arial" w:cs="Arial"/>
+          <w:b/>
+          <w:color w:val="000000"/>
+          <w:sz w:val="20"/>
+          <w:u w:val="none"/>
+        </w:rPr>
+        <w:t>Prerequisite(s):</w:t>
+      </w:r>
+    </w:p>
+    <w:p>
+      <w:pPr>
         <w:spacing w:before="0" w:after="40"/>
-        <w:ind w:left="720" w:hanging="240"/>
+        <w:ind w:left="360" w:hanging="240"/>
       </w:pPr>
       <w:r>
         <w:rPr>
@@ -6803,22 +8995,7 @@
           <w:sz w:val="20"/>
           <w:u w:val="none"/>
         </w:rPr>
-        <w:t>5. No errors displayed</w:t>
-      </w:r>
-    </w:p>
-    <w:p>
-      <w:pPr>
-        <w:spacing w:before="160" w:after="80"/>
-      </w:pPr>
-      <w:r>
-        <w:rPr>
-          <w:rFonts w:ascii="Arial" w:hAnsi="Arial" w:eastAsia="Arial" w:cs="Arial"/>
-          <w:b/>
-          <w:color w:val="001EFF"/>
-          <w:sz w:val="24"/>
-          <w:u w:val="none"/>
-        </w:rPr>
-        <w:t>5. Region Scope Verification - Non-Philippines Region Keeps Current Layout</w:t>
+        <w:t>1. A Philippines business day with complete BIR data exists.</w:t>
       </w:r>
     </w:p>
     <w:p>
@@ -6833,13 +9010,13 @@
           <w:sz w:val="20"/>
           <w:u w:val="none"/>
         </w:rPr>
-        <w:t>Prerequisite(s):</w:t>
+        <w:t>Step(s):</w:t>
       </w:r>
     </w:p>
     <w:p>
       <w:pPr>
         <w:spacing w:before="0" w:after="40"/>
-        <w:ind w:left="720" w:hanging="240"/>
+        <w:ind w:left="360" w:hanging="240"/>
       </w:pPr>
       <w:r>
         <w:rPr>
@@ -6849,13 +9026,13 @@
           <w:sz w:val="20"/>
           <w:u w:val="none"/>
         </w:rPr>
-        <w:t>1. A non-Philippines region shop/outlet is configured for POS305 (or the equivalent BIR Sales Summary Report layout used by that region).</w:t>
+        <w:t>1. Open POS305 PH BIR Sales Summary Report V2 and run it.</w:t>
       </w:r>
     </w:p>
     <w:p>
       <w:pPr>
         <w:spacing w:before="0" w:after="40"/>
-        <w:ind w:left="720" w:hanging="240"/>
+        <w:ind w:left="360" w:hanging="240"/>
       </w:pPr>
       <w:r>
         <w:rPr>
@@ -6865,7 +9042,39 @@
           <w:sz w:val="20"/>
           <w:u w:val="none"/>
         </w:rPr>
-        <w:t>2. Run the BirPreprocessShell for the selected business day if applicable for the region.</w:t>
+        <w:t>2. Select "Print" from the menu and print the report to HTML.</w:t>
+      </w:r>
+    </w:p>
+    <w:p>
+      <w:pPr>
+        <w:spacing w:before="0" w:after="40"/>
+        <w:ind w:left="360" w:hanging="240"/>
+      </w:pPr>
+      <w:r>
+        <w:rPr>
+          <w:rFonts w:ascii="Arial" w:hAnsi="Arial" w:eastAsia="Arial" w:cs="Arial"/>
+          <w:b w:val="0"/>
+          <w:color w:val="000000"/>
+          <w:sz w:val="20"/>
+          <w:u w:val="none"/>
+        </w:rPr>
+        <w:t>3. Print the report to PDF.</w:t>
+      </w:r>
+    </w:p>
+    <w:p>
+      <w:pPr>
+        <w:spacing w:before="0" w:after="40"/>
+        <w:ind w:left="360" w:hanging="240"/>
+      </w:pPr>
+      <w:r>
+        <w:rPr>
+          <w:rFonts w:ascii="Arial" w:hAnsi="Arial" w:eastAsia="Arial" w:cs="Arial"/>
+          <w:b w:val="0"/>
+          <w:color w:val="000000"/>
+          <w:sz w:val="20"/>
+          <w:u w:val="none"/>
+        </w:rPr>
+        <w:t>4. Open the printed outputs and verify layout, labels and values.</w:t>
       </w:r>
     </w:p>
     <w:p>
@@ -6880,13 +9089,13 @@
           <w:sz w:val="20"/>
           <w:u w:val="none"/>
         </w:rPr>
-        <w:t>Step(s):</w:t>
+        <w:t>Test Result(s):</w:t>
       </w:r>
     </w:p>
     <w:p>
       <w:pPr>
         <w:spacing w:before="0" w:after="40"/>
-        <w:ind w:left="720" w:hanging="240"/>
+        <w:ind w:left="360" w:hanging="240"/>
       </w:pPr>
       <w:r>
         <w:rPr>
@@ -6896,13 +9105,13 @@
           <w:sz w:val="20"/>
           <w:u w:val="none"/>
         </w:rPr>
-        <w:t>1. Open POS305 (or the regional equivalent BIR Sales Summary Report) for a non-Philippines region</w:t>
+        <w:t>1. The report prints to HTML and PDF successfully.</w:t>
       </w:r>
     </w:p>
     <w:p>
       <w:pPr>
         <w:spacing w:before="0" w:after="40"/>
-        <w:ind w:left="720" w:hanging="240"/>
+        <w:ind w:left="360" w:hanging="240"/>
       </w:pPr>
       <w:r>
         <w:rPr>
@@ -6912,13 +9121,13 @@
           <w:sz w:val="20"/>
           <w:u w:val="none"/>
         </w:rPr>
-        <w:t>2. Select "Current Business Day" from Date Type</w:t>
+        <w:t>2. The printed outputs contain the V2 column labels, positive amounts, column order and Z-Counter exactly as displayed on screen.</w:t>
       </w:r>
     </w:p>
     <w:p>
       <w:pPr>
         <w:spacing w:before="0" w:after="40"/>
-        <w:ind w:left="720" w:hanging="240"/>
+        <w:ind w:left="360" w:hanging="240"/>
       </w:pPr>
       <w:r>
         <w:rPr>
@@ -6928,13 +9137,13 @@
           <w:sz w:val="20"/>
           <w:u w:val="none"/>
         </w:rPr>
-        <w:t>3. Select the non-PH shop from Shops</w:t>
+        <w:t>3. The report is suitable for BIR submission printing.</w:t>
       </w:r>
     </w:p>
     <w:p>
       <w:pPr>
         <w:spacing w:before="0" w:after="40"/>
-        <w:ind w:left="720" w:hanging="240"/>
+        <w:ind w:left="360" w:hanging="240"/>
       </w:pPr>
       <w:r>
         <w:rPr>
@@ -6944,13 +9153,43 @@
           <w:sz w:val="20"/>
           <w:u w:val="none"/>
         </w:rPr>
-        <w:t>4. Select the non-PH outlet from Outlets</w:t>
+        <w:t>4. No errors displayed.</w:t>
       </w:r>
     </w:p>
     <w:p>
       <w:pPr>
+        <w:spacing w:before="120" w:after="60"/>
+      </w:pPr>
+      <w:r>
+        <w:rPr>
+          <w:rFonts w:ascii="Arial" w:hAnsi="Arial" w:eastAsia="Arial" w:cs="Arial"/>
+          <w:b/>
+          <w:color w:val="001EFF"/>
+          <w:sz w:val="22"/>
+          <w:u w:val="none"/>
+        </w:rPr>
+        <w:t>1.3. Run previously saved preset parameters</w:t>
+      </w:r>
+    </w:p>
+    <w:p>
+      <w:pPr>
+        <w:spacing w:before="0" w:after="80"/>
+      </w:pPr>
+      <w:r>
+        <w:rPr>
+          <w:rFonts w:ascii="Arial" w:hAnsi="Arial" w:eastAsia="Arial" w:cs="Arial"/>
+          <w:b/>
+          <w:color w:val="000000"/>
+          <w:sz w:val="20"/>
+          <w:u w:val="none"/>
+        </w:rPr>
+        <w:t>Prerequisite(s):</w:t>
+      </w:r>
+    </w:p>
+    <w:p>
+      <w:pPr>
         <w:spacing w:before="0" w:after="40"/>
-        <w:ind w:left="720" w:hanging="240"/>
+        <w:ind w:left="360" w:hanging="240"/>
       </w:pPr>
       <w:r>
         <w:rPr>
@@ -6960,13 +9199,28 @@
           <w:sz w:val="20"/>
           <w:u w:val="none"/>
         </w:rPr>
-        <w:t>5. Click "Run" button</w:t>
+        <w:t>1. A preset parameter created before this enhancement exists for POS305.</w:t>
       </w:r>
     </w:p>
     <w:p>
       <w:pPr>
+        <w:spacing w:before="0" w:after="80"/>
+      </w:pPr>
+      <w:r>
+        <w:rPr>
+          <w:rFonts w:ascii="Arial" w:hAnsi="Arial" w:eastAsia="Arial" w:cs="Arial"/>
+          <w:b/>
+          <w:color w:val="000000"/>
+          <w:sz w:val="20"/>
+          <w:u w:val="none"/>
+        </w:rPr>
+        <w:t>Step(s):</w:t>
+      </w:r>
+    </w:p>
+    <w:p>
+      <w:pPr>
         <w:spacing w:before="0" w:after="40"/>
-        <w:ind w:left="720" w:hanging="240"/>
+        <w:ind w:left="360" w:hanging="240"/>
       </w:pPr>
       <w:r>
         <w:rPr>
@@ -6976,7 +9230,39 @@
           <w:sz w:val="20"/>
           <w:u w:val="none"/>
         </w:rPr>
-        <w:t>6. Verify the report keeps the current layout and labeling (Service Charge (Without VAT) header, original column order, original negative-sign behavior for deductions, original Grand Accum. Ending Balance calculation, original Z-Counter logic)</w:t>
+        <w:t>1. Open the preset parameters' POS305 report from the preset list.</w:t>
+      </w:r>
+    </w:p>
+    <w:p>
+      <w:pPr>
+        <w:spacing w:before="0" w:after="40"/>
+        <w:ind w:left="360" w:hanging="240"/>
+      </w:pPr>
+      <w:r>
+        <w:rPr>
+          <w:rFonts w:ascii="Arial" w:hAnsi="Arial" w:eastAsia="Arial" w:cs="Arial"/>
+          <w:b w:val="0"/>
+          <w:color w:val="000000"/>
+          <w:sz w:val="20"/>
+          <w:u w:val="none"/>
+        </w:rPr>
+        <w:t>2. Verify the report runs with the saved parameters.</w:t>
+      </w:r>
+    </w:p>
+    <w:p>
+      <w:pPr>
+        <w:spacing w:before="0" w:after="40"/>
+        <w:ind w:left="360" w:hanging="240"/>
+      </w:pPr>
+      <w:r>
+        <w:rPr>
+          <w:rFonts w:ascii="Arial" w:hAnsi="Arial" w:eastAsia="Arial" w:cs="Arial"/>
+          <w:b w:val="0"/>
+          <w:color w:val="000000"/>
+          <w:sz w:val="20"/>
+          <w:u w:val="none"/>
+        </w:rPr>
+        <w:t>3. Check the enhanced columns and Z-Counter in the generated report.</w:t>
       </w:r>
     </w:p>
     <w:p>
@@ -6997,7 +9283,7 @@
     <w:p>
       <w:pPr>
         <w:spacing w:before="0" w:after="40"/>
-        <w:ind w:left="720" w:hanging="240"/>
+        <w:ind w:left="360" w:hanging="240"/>
       </w:pPr>
       <w:r>
         <w:rPr>
@@ -7007,13 +9293,13 @@
           <w:sz w:val="20"/>
           <w:u w:val="none"/>
         </w:rPr>
-        <w:t>1. The non-PH region report keeps the original "Service Charge (Without VAT)" column header</w:t>
+        <w:t>1. The previously saved preset parameters run successfully without re-configuration.</w:t>
       </w:r>
     </w:p>
     <w:p>
       <w:pPr>
         <w:spacing w:before="0" w:after="40"/>
-        <w:ind w:left="720" w:hanging="240"/>
+        <w:ind w:left="360" w:hanging="240"/>
       </w:pPr>
       <w:r>
         <w:rPr>
@@ -7023,13 +9309,13 @@
           <w:sz w:val="20"/>
           <w:u w:val="none"/>
         </w:rPr>
-        <w:t>2. The non-PH region report keeps the original column order (Service Charge/Local Tax NOT moved after Net Amount)</w:t>
+        <w:t>2. The report filters by the preset parameters and displays the V2 layout and values correctly.</w:t>
       </w:r>
     </w:p>
     <w:p>
       <w:pPr>
         <w:spacing w:before="0" w:after="40"/>
-        <w:ind w:left="720" w:hanging="240"/>
+        <w:ind w:left="360" w:hanging="240"/>
       </w:pPr>
       <w:r>
         <w:rPr>
@@ -7039,13 +9325,43 @@
           <w:sz w:val="20"/>
           <w:u w:val="none"/>
         </w:rPr>
-        <w:t>3. The non-PH region report keeps the original negative-sign behavior for Deductions/Discounts</w:t>
+        <w:t>3. No errors displayed.</w:t>
       </w:r>
     </w:p>
     <w:p>
       <w:pPr>
+        <w:spacing w:before="120" w:after="60"/>
+      </w:pPr>
+      <w:r>
+        <w:rPr>
+          <w:rFonts w:ascii="Arial" w:hAnsi="Arial" w:eastAsia="Arial" w:cs="Arial"/>
+          <w:b/>
+          <w:color w:val="001EFF"/>
+          <w:sz w:val="22"/>
+          <w:u w:val="none"/>
+        </w:rPr>
+        <w:t>1.4. Auto run preset parameters to Email, FTP, or SFTP with specified Auto Report Configuration</w:t>
+      </w:r>
+    </w:p>
+    <w:p>
+      <w:pPr>
+        <w:spacing w:before="0" w:after="80"/>
+      </w:pPr>
+      <w:r>
+        <w:rPr>
+          <w:rFonts w:ascii="Arial" w:hAnsi="Arial" w:eastAsia="Arial" w:cs="Arial"/>
+          <w:b/>
+          <w:color w:val="000000"/>
+          <w:sz w:val="20"/>
+          <w:u w:val="none"/>
+        </w:rPr>
+        <w:t>Prerequisite(s):</w:t>
+      </w:r>
+    </w:p>
+    <w:p>
+      <w:pPr>
         <w:spacing w:before="0" w:after="40"/>
-        <w:ind w:left="720" w:hanging="240"/>
+        <w:ind w:left="360" w:hanging="240"/>
       </w:pPr>
       <w:r>
         <w:rPr>
@@ -7055,13 +9371,28 @@
           <w:sz w:val="20"/>
           <w:u w:val="none"/>
         </w:rPr>
-        <w:t>4. The non-PH region report keeps the original Grand Accum. Ending Balance calculation</w:t>
+        <w:t>1. Go to Platform: System Management &gt; System Configuration &gt; Report &gt; Auto Report Configuration and configure an auto report schedule using the POS305 preset parameters.</w:t>
       </w:r>
     </w:p>
     <w:p>
       <w:pPr>
+        <w:spacing w:before="0" w:after="80"/>
+      </w:pPr>
+      <w:r>
+        <w:rPr>
+          <w:rFonts w:ascii="Arial" w:hAnsi="Arial" w:eastAsia="Arial" w:cs="Arial"/>
+          <w:b/>
+          <w:color w:val="000000"/>
+          <w:sz w:val="20"/>
+          <w:u w:val="none"/>
+        </w:rPr>
+        <w:t>Step(s):</w:t>
+      </w:r>
+    </w:p>
+    <w:p>
+      <w:pPr>
         <w:spacing w:before="0" w:after="40"/>
-        <w:ind w:left="720" w:hanging="240"/>
+        <w:ind w:left="360" w:hanging="240"/>
       </w:pPr>
       <w:r>
         <w:rPr>
@@ -7071,13 +9402,13 @@
           <w:sz w:val="20"/>
           <w:u w:val="none"/>
         </w:rPr>
-        <w:t>5. The non-PH region report keeps the original Z-Counter logic</w:t>
+        <w:t>1. Add or edit an auto report schedule and select the POS305 preset parameters.</w:t>
       </w:r>
     </w:p>
     <w:p>
       <w:pPr>
         <w:spacing w:before="0" w:after="40"/>
-        <w:ind w:left="720" w:hanging="240"/>
+        <w:ind w:left="360" w:hanging="240"/>
       </w:pPr>
       <w:r>
         <w:rPr>
@@ -7087,7 +9418,463 @@
           <w:sz w:val="20"/>
           <w:u w:val="none"/>
         </w:rPr>
-        <w:t>6. No errors displayed</w:t>
+        <w:t>2. Send the report to Email, then to FTP, then to SFTP destinations.</w:t>
+      </w:r>
+    </w:p>
+    <w:p>
+      <w:pPr>
+        <w:spacing w:before="0" w:after="40"/>
+        <w:ind w:left="360" w:hanging="240"/>
+      </w:pPr>
+      <w:r>
+        <w:rPr>
+          <w:rFonts w:ascii="Arial" w:hAnsi="Arial" w:eastAsia="Arial" w:cs="Arial"/>
+          <w:b w:val="0"/>
+          <w:color w:val="000000"/>
+          <w:sz w:val="20"/>
+          <w:u w:val="none"/>
+        </w:rPr>
+        <w:t>3. Open the received report files and verify their content.</w:t>
+      </w:r>
+    </w:p>
+    <w:p>
+      <w:pPr>
+        <w:spacing w:before="0" w:after="80"/>
+      </w:pPr>
+      <w:r>
+        <w:rPr>
+          <w:rFonts w:ascii="Arial" w:hAnsi="Arial" w:eastAsia="Arial" w:cs="Arial"/>
+          <w:b/>
+          <w:color w:val="000000"/>
+          <w:sz w:val="20"/>
+          <w:u w:val="none"/>
+        </w:rPr>
+        <w:t>Test Result(s):</w:t>
+      </w:r>
+    </w:p>
+    <w:p>
+      <w:pPr>
+        <w:spacing w:before="0" w:after="40"/>
+        <w:ind w:left="360" w:hanging="240"/>
+      </w:pPr>
+      <w:r>
+        <w:rPr>
+          <w:rFonts w:ascii="Arial" w:hAnsi="Arial" w:eastAsia="Arial" w:cs="Arial"/>
+          <w:b w:val="0"/>
+          <w:color w:val="000000"/>
+          <w:sz w:val="20"/>
+          <w:u w:val="none"/>
+        </w:rPr>
+        <w:t>1. The auto report schedule runs successfully and the report is delivered to Email, FTP and SFTP at the specified time and format.</w:t>
+      </w:r>
+    </w:p>
+    <w:p>
+      <w:pPr>
+        <w:spacing w:before="0" w:after="40"/>
+        <w:ind w:left="360" w:hanging="240"/>
+      </w:pPr>
+      <w:r>
+        <w:rPr>
+          <w:rFonts w:ascii="Arial" w:hAnsi="Arial" w:eastAsia="Arial" w:cs="Arial"/>
+          <w:b w:val="0"/>
+          <w:color w:val="000000"/>
+          <w:sz w:val="20"/>
+          <w:u w:val="none"/>
+        </w:rPr>
+        <w:t>2. The delivered files contain the V2 layout, positive deduction amounts, renamed column, reordered columns and correct Z-Counter.</w:t>
+      </w:r>
+    </w:p>
+    <w:p>
+      <w:pPr>
+        <w:spacing w:before="0" w:after="40"/>
+        <w:ind w:left="360" w:hanging="240"/>
+      </w:pPr>
+      <w:r>
+        <w:rPr>
+          <w:rFonts w:ascii="Arial" w:hAnsi="Arial" w:eastAsia="Arial" w:cs="Arial"/>
+          <w:b w:val="0"/>
+          <w:color w:val="000000"/>
+          <w:sz w:val="20"/>
+          <w:u w:val="none"/>
+        </w:rPr>
+        <w:t>3. No errors displayed.</w:t>
+      </w:r>
+    </w:p>
+    <w:p>
+      <w:pPr>
+        <w:spacing w:before="120" w:after="60"/>
+      </w:pPr>
+      <w:r>
+        <w:rPr>
+          <w:rFonts w:ascii="Arial" w:hAnsi="Arial" w:eastAsia="Arial" w:cs="Arial"/>
+          <w:b/>
+          <w:color w:val="001EFF"/>
+          <w:sz w:val="22"/>
+          <w:u w:val="none"/>
+        </w:rPr>
+        <w:t>1.5. Multi-language support for report parameter and data</w:t>
+      </w:r>
+    </w:p>
+    <w:p>
+      <w:pPr>
+        <w:spacing w:before="0" w:after="80"/>
+      </w:pPr>
+      <w:r>
+        <w:rPr>
+          <w:rFonts w:ascii="Arial" w:hAnsi="Arial" w:eastAsia="Arial" w:cs="Arial"/>
+          <w:b/>
+          <w:color w:val="000000"/>
+          <w:sz w:val="20"/>
+          <w:u w:val="none"/>
+        </w:rPr>
+        <w:t>Step(s):</w:t>
+      </w:r>
+    </w:p>
+    <w:p>
+      <w:pPr>
+        <w:spacing w:before="0" w:after="40"/>
+        <w:ind w:left="360" w:hanging="240"/>
+      </w:pPr>
+      <w:r>
+        <w:rPr>
+          <w:rFonts w:ascii="Arial" w:hAnsi="Arial" w:eastAsia="Arial" w:cs="Arial"/>
+          <w:b w:val="0"/>
+          <w:color w:val="000000"/>
+          <w:sz w:val="20"/>
+          <w:u w:val="none"/>
+        </w:rPr>
+        <w:t>1. Select another supported "Language" from the menu.</w:t>
+      </w:r>
+    </w:p>
+    <w:p>
+      <w:pPr>
+        <w:spacing w:before="0" w:after="40"/>
+        <w:ind w:left="360" w:hanging="240"/>
+      </w:pPr>
+      <w:r>
+        <w:rPr>
+          <w:rFonts w:ascii="Arial" w:hAnsi="Arial" w:eastAsia="Arial" w:cs="Arial"/>
+          <w:b w:val="0"/>
+          <w:color w:val="000000"/>
+          <w:sz w:val="20"/>
+          <w:u w:val="none"/>
+        </w:rPr>
+        <w:t>2. Open POS305 PH BIR Sales Summary Report V2 and run it.</w:t>
+      </w:r>
+    </w:p>
+    <w:p>
+      <w:pPr>
+        <w:spacing w:before="0" w:after="40"/>
+        <w:ind w:left="360" w:hanging="240"/>
+      </w:pPr>
+      <w:r>
+        <w:rPr>
+          <w:rFonts w:ascii="Arial" w:hAnsi="Arial" w:eastAsia="Arial" w:cs="Arial"/>
+          <w:b w:val="0"/>
+          <w:color w:val="000000"/>
+          <w:sz w:val="20"/>
+          <w:u w:val="none"/>
+        </w:rPr>
+        <w:t>3. Verify the parameters, labels and data in the selected language.</w:t>
+      </w:r>
+    </w:p>
+    <w:p>
+      <w:pPr>
+        <w:spacing w:before="0" w:after="40"/>
+        <w:ind w:left="360" w:hanging="240"/>
+      </w:pPr>
+      <w:r>
+        <w:rPr>
+          <w:rFonts w:ascii="Arial" w:hAnsi="Arial" w:eastAsia="Arial" w:cs="Arial"/>
+          <w:b w:val="0"/>
+          <w:color w:val="000000"/>
+          <w:sz w:val="20"/>
+          <w:u w:val="none"/>
+        </w:rPr>
+        <w:t>4. Switch back to the original language and run the report again.</w:t>
+      </w:r>
+    </w:p>
+    <w:p>
+      <w:pPr>
+        <w:spacing w:before="0" w:after="80"/>
+      </w:pPr>
+      <w:r>
+        <w:rPr>
+          <w:rFonts w:ascii="Arial" w:hAnsi="Arial" w:eastAsia="Arial" w:cs="Arial"/>
+          <w:b/>
+          <w:color w:val="000000"/>
+          <w:sz w:val="20"/>
+          <w:u w:val="none"/>
+        </w:rPr>
+        <w:t>Test Result(s):</w:t>
+      </w:r>
+    </w:p>
+    <w:p>
+      <w:pPr>
+        <w:spacing w:before="0" w:after="40"/>
+        <w:ind w:left="360" w:hanging="240"/>
+      </w:pPr>
+      <w:r>
+        <w:rPr>
+          <w:rFonts w:ascii="Arial" w:hAnsi="Arial" w:eastAsia="Arial" w:cs="Arial"/>
+          <w:b w:val="0"/>
+          <w:color w:val="000000"/>
+          <w:sz w:val="20"/>
+          <w:u w:val="none"/>
+        </w:rPr>
+        <w:t>1. The language switches successfully.</w:t>
+      </w:r>
+    </w:p>
+    <w:p>
+      <w:pPr>
+        <w:spacing w:before="0" w:after="40"/>
+        <w:ind w:left="360" w:hanging="240"/>
+      </w:pPr>
+      <w:r>
+        <w:rPr>
+          <w:rFonts w:ascii="Arial" w:hAnsi="Arial" w:eastAsia="Arial" w:cs="Arial"/>
+          <w:b w:val="0"/>
+          <w:color w:val="000000"/>
+          <w:sz w:val="20"/>
+          <w:u w:val="none"/>
+        </w:rPr>
+        <w:t>2. Parameters and report content display in the selected language, and the V2 layout/columns remain correct in every language.</w:t>
+      </w:r>
+    </w:p>
+    <w:p>
+      <w:pPr>
+        <w:spacing w:before="0" w:after="40"/>
+        <w:ind w:left="360" w:hanging="240"/>
+      </w:pPr>
+      <w:r>
+        <w:rPr>
+          <w:rFonts w:ascii="Arial" w:hAnsi="Arial" w:eastAsia="Arial" w:cs="Arial"/>
+          <w:b w:val="0"/>
+          <w:color w:val="000000"/>
+          <w:sz w:val="20"/>
+          <w:u w:val="none"/>
+        </w:rPr>
+        <w:t>3. No errors displayed.</w:t>
+      </w:r>
+    </w:p>
+    <w:p>
+      <w:pPr>
+        <w:spacing w:before="120" w:after="60"/>
+      </w:pPr>
+      <w:r>
+        <w:rPr>
+          <w:rFonts w:ascii="Arial" w:hAnsi="Arial" w:eastAsia="Arial" w:cs="Arial"/>
+          <w:b/>
+          <w:color w:val="001EFF"/>
+          <w:sz w:val="22"/>
+          <w:u w:val="none"/>
+        </w:rPr>
+        <w:t>1.6. Verify report information with Format Configuration</w:t>
+      </w:r>
+    </w:p>
+    <w:p>
+      <w:pPr>
+        <w:spacing w:before="0" w:after="80"/>
+      </w:pPr>
+      <w:r>
+        <w:rPr>
+          <w:rFonts w:ascii="Arial" w:hAnsi="Arial" w:eastAsia="Arial" w:cs="Arial"/>
+          <w:b/>
+          <w:color w:val="000000"/>
+          <w:sz w:val="20"/>
+          <w:u w:val="none"/>
+        </w:rPr>
+        <w:t>Prerequisite(s):</w:t>
+      </w:r>
+    </w:p>
+    <w:p>
+      <w:pPr>
+        <w:spacing w:before="0" w:after="40"/>
+        <w:ind w:left="360" w:hanging="240"/>
+      </w:pPr>
+      <w:r>
+        <w:rPr>
+          <w:rFonts w:ascii="Arial" w:hAnsi="Arial" w:eastAsia="Arial" w:cs="Arial"/>
+          <w:b w:val="0"/>
+          <w:color w:val="000000"/>
+          <w:sz w:val="20"/>
+          <w:u w:val="none"/>
+        </w:rPr>
+        <w:t>1. Go to Platform: System Management &gt; System Configuration &gt; Report &gt; Format Configuration.</w:t>
+      </w:r>
+    </w:p>
+    <w:p>
+      <w:pPr>
+        <w:spacing w:before="0" w:after="40"/>
+        <w:ind w:left="360" w:hanging="240"/>
+      </w:pPr>
+      <w:r>
+        <w:rPr>
+          <w:rFonts w:ascii="Arial" w:hAnsi="Arial" w:eastAsia="Arial" w:cs="Arial"/>
+          <w:b w:val="0"/>
+          <w:color w:val="000000"/>
+          <w:sz w:val="20"/>
+          <w:u w:val="none"/>
+        </w:rPr>
+        <w:t>2. Set Date Format, Time Format, Rounding, Decimal Places, Currency Sign, Thousands Separator, Show Footer Report Code and Show Shop Short Name to the desired values.</w:t>
+      </w:r>
+    </w:p>
+    <w:p>
+      <w:pPr>
+        <w:spacing w:before="0" w:after="80"/>
+      </w:pPr>
+      <w:r>
+        <w:rPr>
+          <w:rFonts w:ascii="Arial" w:hAnsi="Arial" w:eastAsia="Arial" w:cs="Arial"/>
+          <w:b/>
+          <w:color w:val="000000"/>
+          <w:sz w:val="20"/>
+          <w:u w:val="none"/>
+        </w:rPr>
+        <w:t>Step(s):</w:t>
+      </w:r>
+    </w:p>
+    <w:p>
+      <w:pPr>
+        <w:spacing w:before="0" w:after="40"/>
+        <w:ind w:left="360" w:hanging="240"/>
+      </w:pPr>
+      <w:r>
+        <w:rPr>
+          <w:rFonts w:ascii="Arial" w:hAnsi="Arial" w:eastAsia="Arial" w:cs="Arial"/>
+          <w:b w:val="0"/>
+          <w:color w:val="000000"/>
+          <w:sz w:val="20"/>
+          <w:u w:val="none"/>
+        </w:rPr>
+        <w:t>1. Open POS305 PH BIR Sales Summary Report V2 and run it for a closed Philippines business day.</w:t>
+      </w:r>
+    </w:p>
+    <w:p>
+      <w:pPr>
+        <w:spacing w:before="0" w:after="40"/>
+        <w:ind w:left="360" w:hanging="240"/>
+      </w:pPr>
+      <w:r>
+        <w:rPr>
+          <w:rFonts w:ascii="Arial" w:hAnsi="Arial" w:eastAsia="Arial" w:cs="Arial"/>
+          <w:b w:val="0"/>
+          <w:color w:val="000000"/>
+          <w:sz w:val="20"/>
+          <w:u w:val="none"/>
+        </w:rPr>
+        <w:t>2. Verify the date and time fields follow the configured Date Format and Time Format.</w:t>
+      </w:r>
+    </w:p>
+    <w:p>
+      <w:pPr>
+        <w:spacing w:before="0" w:after="40"/>
+        <w:ind w:left="360" w:hanging="240"/>
+      </w:pPr>
+      <w:r>
+        <w:rPr>
+          <w:rFonts w:ascii="Arial" w:hAnsi="Arial" w:eastAsia="Arial" w:cs="Arial"/>
+          <w:b w:val="0"/>
+          <w:color w:val="000000"/>
+          <w:sz w:val="20"/>
+          <w:u w:val="none"/>
+        </w:rPr>
+        <w:t>3. Verify the positive deduction and tax amounts follow the configured Rounding, Decimal Places, Currency Sign and Thousands Separator.</w:t>
+      </w:r>
+    </w:p>
+    <w:p>
+      <w:pPr>
+        <w:spacing w:before="0" w:after="40"/>
+        <w:ind w:left="360" w:hanging="240"/>
+      </w:pPr>
+      <w:r>
+        <w:rPr>
+          <w:rFonts w:ascii="Arial" w:hAnsi="Arial" w:eastAsia="Arial" w:cs="Arial"/>
+          <w:b w:val="0"/>
+          <w:color w:val="000000"/>
+          <w:sz w:val="20"/>
+          <w:u w:val="none"/>
+        </w:rPr>
+        <w:t>4. Toggle Show Footer Report Code and Show Shop Short Name and run the report again.</w:t>
+      </w:r>
+    </w:p>
+    <w:p>
+      <w:pPr>
+        <w:spacing w:before="0" w:after="80"/>
+      </w:pPr>
+      <w:r>
+        <w:rPr>
+          <w:rFonts w:ascii="Arial" w:hAnsi="Arial" w:eastAsia="Arial" w:cs="Arial"/>
+          <w:b/>
+          <w:color w:val="000000"/>
+          <w:sz w:val="20"/>
+          <w:u w:val="none"/>
+        </w:rPr>
+        <w:t>Test Result(s):</w:t>
+      </w:r>
+    </w:p>
+    <w:p>
+      <w:pPr>
+        <w:spacing w:before="0" w:after="40"/>
+        <w:ind w:left="360" w:hanging="240"/>
+      </w:pPr>
+      <w:r>
+        <w:rPr>
+          <w:rFonts w:ascii="Arial" w:hAnsi="Arial" w:eastAsia="Arial" w:cs="Arial"/>
+          <w:b w:val="0"/>
+          <w:color w:val="000000"/>
+          <w:sz w:val="20"/>
+          <w:u w:val="none"/>
+        </w:rPr>
+        <w:t>1. Date and time fields follow the configured formats.</w:t>
+      </w:r>
+    </w:p>
+    <w:p>
+      <w:pPr>
+        <w:spacing w:before="0" w:after="40"/>
+        <w:ind w:left="360" w:hanging="240"/>
+      </w:pPr>
+      <w:r>
+        <w:rPr>
+          <w:rFonts w:ascii="Arial" w:hAnsi="Arial" w:eastAsia="Arial" w:cs="Arial"/>
+          <w:b w:val="0"/>
+          <w:color w:val="000000"/>
+          <w:sz w:val="20"/>
+          <w:u w:val="none"/>
+        </w:rPr>
+        <w:t>2. All positive amount columns are formatted according to the rounding, decimal, currency and separator settings.</w:t>
+      </w:r>
+    </w:p>
+    <w:p>
+      <w:pPr>
+        <w:spacing w:before="0" w:after="40"/>
+        <w:ind w:left="360" w:hanging="240"/>
+      </w:pPr>
+      <w:r>
+        <w:rPr>
+          <w:rFonts w:ascii="Arial" w:hAnsi="Arial" w:eastAsia="Arial" w:cs="Arial"/>
+          <w:b w:val="0"/>
+          <w:color w:val="000000"/>
+          <w:sz w:val="20"/>
+          <w:u w:val="none"/>
+        </w:rPr>
+        <w:t>3. The POS305 footer report code and shop short name show or hide per the configuration.</w:t>
+      </w:r>
+    </w:p>
+    <w:p>
+      <w:pPr>
+        <w:spacing w:before="0" w:after="40"/>
+        <w:ind w:left="360" w:hanging="240"/>
+      </w:pPr>
+      <w:r>
+        <w:rPr>
+          <w:rFonts w:ascii="Arial" w:hAnsi="Arial" w:eastAsia="Arial" w:cs="Arial"/>
+          <w:b w:val="0"/>
+          <w:color w:val="000000"/>
+          <w:sz w:val="20"/>
+          <w:u w:val="none"/>
+        </w:rPr>
+        <w:t>4. No errors displayed.</w:t>
       </w:r>
     </w:p>
     <w:p>
@@ -7102,28 +9889,24 @@
           <w:sz w:val="26"/>
           <w:u w:val="single"/>
         </w:rPr>
-        <w:t>Report Functional Verification</w:t>
+        <w:t>Test Environment</w:t>
       </w:r>
     </w:p>
     <w:p>
       <w:pPr>
-        <w:spacing w:before="160" w:after="80"/>
-      </w:pPr>
-      <w:r>
-        <w:rPr>
-          <w:rFonts w:ascii="Arial" w:hAnsi="Arial" w:eastAsia="Arial" w:cs="Arial"/>
-          <w:b/>
-          <w:color w:val="001EFF"/>
-          <w:sz w:val="24"/>
+        <w:spacing w:before="0" w:after="40"/>
+        <w:ind w:left="360" w:hanging="240"/>
+      </w:pPr>
+      <w:r>
+        <w:rPr>
+          <w:rFonts w:ascii="Arial" w:hAnsi="Arial" w:eastAsia="Arial" w:cs="Arial"/>
+          <w:b w:val="0"/>
+          <w:color w:val="000000"/>
+          <w:sz w:val="20"/>
           <w:u w:val="none"/>
         </w:rPr>
-        <w:t>1. Export Files to CSV, Excel, Excel (.xlsx), PDF, Word, PostScript, PowerPoint (.pptx)</w:t>
-      </w:r>
-    </w:p>
-    <w:p>
-      <w:pPr>
-        <w:spacing w:before="0" w:after="80"/>
-      </w:pPr>
+        <w:t xml:space="preserve">• </w:t>
+      </w:r>
       <w:r>
         <w:rPr>
           <w:rFonts w:ascii="Arial" w:hAnsi="Arial" w:eastAsia="Arial" w:cs="Arial"/>
@@ -7132,14 +9915,8 @@
           <w:sz w:val="20"/>
           <w:u w:val="none"/>
         </w:rPr>
-        <w:t>Step(s):</w:t>
-      </w:r>
-    </w:p>
-    <w:p>
-      <w:pPr>
-        <w:spacing w:before="0" w:after="40"/>
-        <w:ind w:left="720" w:hanging="240"/>
-      </w:pPr>
+        <w:t>Version</w:t>
+      </w:r>
       <w:r>
         <w:rPr>
           <w:rFonts w:ascii="Arial" w:hAnsi="Arial" w:eastAsia="Arial" w:cs="Arial"/>
@@ -7148,13 +9925,13 @@
           <w:sz w:val="20"/>
           <w:u w:val="none"/>
         </w:rPr>
-        <w:t>1. Open POS305 PH BIR Sales Summary Report V2</w:t>
+        <w:t>: v1.0.0</w:t>
       </w:r>
     </w:p>
     <w:p>
       <w:pPr>
         <w:spacing w:before="0" w:after="40"/>
-        <w:ind w:left="720" w:hanging="240"/>
+        <w:ind w:left="360" w:hanging="240"/>
       </w:pPr>
       <w:r>
         <w:rPr>
@@ -7164,14 +9941,18 @@
           <w:sz w:val="20"/>
           <w:u w:val="none"/>
         </w:rPr>
-        <w:t>2. Select "Last Business Day" from Date Type and a single PH outlet</w:t>
-      </w:r>
-    </w:p>
-    <w:p>
-      <w:pPr>
-        <w:spacing w:before="0" w:after="40"/>
-        <w:ind w:left="720" w:hanging="240"/>
-      </w:pPr>
+        <w:t xml:space="preserve">• </w:t>
+      </w:r>
+      <w:r>
+        <w:rPr>
+          <w:rFonts w:ascii="Arial" w:hAnsi="Arial" w:eastAsia="Arial" w:cs="Arial"/>
+          <w:b/>
+          <w:color w:val="000000"/>
+          <w:sz w:val="20"/>
+          <w:u w:val="none"/>
+        </w:rPr>
+        <w:t>Browser</w:t>
+      </w:r>
       <w:r>
         <w:rPr>
           <w:rFonts w:ascii="Arial" w:hAnsi="Arial" w:eastAsia="Arial" w:cs="Arial"/>
@@ -7180,13 +9961,13 @@
           <w:sz w:val="20"/>
           <w:u w:val="none"/>
         </w:rPr>
-        <w:t>3. Click "Run" button to render the report</w:t>
+        <w:t>: Chrome 114.0.0.0, Firefox 114.0.0.0, Edge 114.0.0.0</w:t>
       </w:r>
     </w:p>
     <w:p>
       <w:pPr>
         <w:spacing w:before="0" w:after="40"/>
-        <w:ind w:left="720" w:hanging="240"/>
+        <w:ind w:left="360" w:hanging="240"/>
       </w:pPr>
       <w:r>
         <w:rPr>
@@ -7196,14 +9977,18 @@
           <w:sz w:val="20"/>
           <w:u w:val="none"/>
         </w:rPr>
-        <w:t>4. Select "Export" from the menu</w:t>
-      </w:r>
-    </w:p>
-    <w:p>
-      <w:pPr>
-        <w:spacing w:before="0" w:after="40"/>
-        <w:ind w:left="720" w:hanging="240"/>
-      </w:pPr>
+        <w:t xml:space="preserve">• </w:t>
+      </w:r>
+      <w:r>
+        <w:rPr>
+          <w:rFonts w:ascii="Arial" w:hAnsi="Arial" w:eastAsia="Arial" w:cs="Arial"/>
+          <w:b/>
+          <w:color w:val="000000"/>
+          <w:sz w:val="20"/>
+          <w:u w:val="none"/>
+        </w:rPr>
+        <w:t>Environment</w:t>
+      </w:r>
       <w:r>
         <w:rPr>
           <w:rFonts w:ascii="Arial" w:hAnsi="Arial" w:eastAsia="Arial" w:cs="Arial"/>
@@ -7212,1832 +9997,7 @@
           <w:sz w:val="20"/>
           <w:u w:val="none"/>
         </w:rPr>
-        <w:t>5. Select the desired format from the dropdown menu</w:t>
-      </w:r>
-    </w:p>
-    <w:p>
-      <w:pPr>
-        <w:spacing w:before="0" w:after="40"/>
-        <w:ind w:left="720" w:hanging="240"/>
-      </w:pPr>
-      <w:r>
-        <w:rPr>
-          <w:rFonts w:ascii="Arial" w:hAnsi="Arial" w:eastAsia="Arial" w:cs="Arial"/>
-          <w:b w:val="0"/>
-          <w:color w:val="000000"/>
-          <w:sz w:val="20"/>
-          <w:u w:val="none"/>
-        </w:rPr>
-        <w:t>6. Click "OK" button</w:t>
-      </w:r>
-    </w:p>
-    <w:p>
-      <w:pPr>
-        <w:spacing w:before="0" w:after="40"/>
-        <w:ind w:left="720" w:hanging="240"/>
-      </w:pPr>
-      <w:r>
-        <w:rPr>
-          <w:rFonts w:ascii="Arial" w:hAnsi="Arial" w:eastAsia="Arial" w:cs="Arial"/>
-          <w:b w:val="0"/>
-          <w:color w:val="000000"/>
-          <w:sz w:val="20"/>
-          <w:u w:val="none"/>
-        </w:rPr>
-        <w:t>7. Verify the exported file is saved to the specified location</w:t>
-      </w:r>
-    </w:p>
-    <w:p>
-      <w:pPr>
-        <w:spacing w:before="0" w:after="80"/>
-      </w:pPr>
-      <w:r>
-        <w:rPr>
-          <w:rFonts w:ascii="Arial" w:hAnsi="Arial" w:eastAsia="Arial" w:cs="Arial"/>
-          <w:b/>
-          <w:color w:val="000000"/>
-          <w:sz w:val="20"/>
-          <w:u w:val="none"/>
-        </w:rPr>
-        <w:t>Test Result(s):</w:t>
-      </w:r>
-    </w:p>
-    <w:p>
-      <w:pPr>
-        <w:spacing w:before="0" w:after="40"/>
-        <w:ind w:left="720" w:hanging="240"/>
-      </w:pPr>
-      <w:r>
-        <w:rPr>
-          <w:rFonts w:ascii="Arial" w:hAnsi="Arial" w:eastAsia="Arial" w:cs="Arial"/>
-          <w:b w:val="0"/>
-          <w:color w:val="000000"/>
-          <w:sz w:val="20"/>
-          <w:u w:val="none"/>
-        </w:rPr>
-        <w:t>1. Exported file is successful</w:t>
-      </w:r>
-    </w:p>
-    <w:p>
-      <w:pPr>
-        <w:spacing w:before="0" w:after="40"/>
-        <w:ind w:left="720" w:hanging="240"/>
-      </w:pPr>
-      <w:r>
-        <w:rPr>
-          <w:rFonts w:ascii="Arial" w:hAnsi="Arial" w:eastAsia="Arial" w:cs="Arial"/>
-          <w:b w:val="0"/>
-          <w:color w:val="000000"/>
-          <w:sz w:val="20"/>
-          <w:u w:val="none"/>
-        </w:rPr>
-        <w:t>2. Exported file is saved to the specified location</w:t>
-      </w:r>
-    </w:p>
-    <w:p>
-      <w:pPr>
-        <w:spacing w:before="0" w:after="40"/>
-        <w:ind w:left="720" w:hanging="240"/>
-      </w:pPr>
-      <w:r>
-        <w:rPr>
-          <w:rFonts w:ascii="Arial" w:hAnsi="Arial" w:eastAsia="Arial" w:cs="Arial"/>
-          <w:b w:val="0"/>
-          <w:color w:val="000000"/>
-          <w:sz w:val="20"/>
-          <w:u w:val="none"/>
-        </w:rPr>
-        <w:t>3. Exported file format matches the selected format</w:t>
-      </w:r>
-    </w:p>
-    <w:p>
-      <w:pPr>
-        <w:spacing w:before="0" w:after="40"/>
-        <w:ind w:left="720" w:hanging="240"/>
-      </w:pPr>
-      <w:r>
-        <w:rPr>
-          <w:rFonts w:ascii="Arial" w:hAnsi="Arial" w:eastAsia="Arial" w:cs="Arial"/>
-          <w:b w:val="0"/>
-          <w:color w:val="000000"/>
-          <w:sz w:val="20"/>
-          <w:u w:val="none"/>
-        </w:rPr>
-        <w:t>4. Exported file contains the expected data with the new layout (renamed Service Charge, reordered columns, positive deductions, new Z-Counter, Grand Accum. Ending Balance = Gross Amount)</w:t>
-      </w:r>
-    </w:p>
-    <w:p>
-      <w:pPr>
-        <w:spacing w:before="160" w:after="80"/>
-      </w:pPr>
-      <w:r>
-        <w:rPr>
-          <w:rFonts w:ascii="Arial" w:hAnsi="Arial" w:eastAsia="Arial" w:cs="Arial"/>
-          <w:b/>
-          <w:color w:val="001EFF"/>
-          <w:sz w:val="24"/>
-          <w:u w:val="none"/>
-        </w:rPr>
-        <w:t>2. Print Report to HTML, PDF</w:t>
-      </w:r>
-    </w:p>
-    <w:p>
-      <w:pPr>
-        <w:spacing w:before="0" w:after="80"/>
-      </w:pPr>
-      <w:r>
-        <w:rPr>
-          <w:rFonts w:ascii="Arial" w:hAnsi="Arial" w:eastAsia="Arial" w:cs="Arial"/>
-          <w:b/>
-          <w:color w:val="000000"/>
-          <w:sz w:val="20"/>
-          <w:u w:val="none"/>
-        </w:rPr>
-        <w:t>Step(s):</w:t>
-      </w:r>
-    </w:p>
-    <w:p>
-      <w:pPr>
-        <w:spacing w:before="0" w:after="40"/>
-        <w:ind w:left="720" w:hanging="240"/>
-      </w:pPr>
-      <w:r>
-        <w:rPr>
-          <w:rFonts w:ascii="Arial" w:hAnsi="Arial" w:eastAsia="Arial" w:cs="Arial"/>
-          <w:b w:val="0"/>
-          <w:color w:val="000000"/>
-          <w:sz w:val="20"/>
-          <w:u w:val="none"/>
-        </w:rPr>
-        <w:t>1. Open POS305 PH BIR Sales Summary Report V2</w:t>
-      </w:r>
-    </w:p>
-    <w:p>
-      <w:pPr>
-        <w:spacing w:before="0" w:after="40"/>
-        <w:ind w:left="720" w:hanging="240"/>
-      </w:pPr>
-      <w:r>
-        <w:rPr>
-          <w:rFonts w:ascii="Arial" w:hAnsi="Arial" w:eastAsia="Arial" w:cs="Arial"/>
-          <w:b w:val="0"/>
-          <w:color w:val="000000"/>
-          <w:sz w:val="20"/>
-          <w:u w:val="none"/>
-        </w:rPr>
-        <w:t>2. Select "Last Business Day" from Date Type and a single PH outlet</w:t>
-      </w:r>
-    </w:p>
-    <w:p>
-      <w:pPr>
-        <w:spacing w:before="0" w:after="40"/>
-        <w:ind w:left="720" w:hanging="240"/>
-      </w:pPr>
-      <w:r>
-        <w:rPr>
-          <w:rFonts w:ascii="Arial" w:hAnsi="Arial" w:eastAsia="Arial" w:cs="Arial"/>
-          <w:b w:val="0"/>
-          <w:color w:val="000000"/>
-          <w:sz w:val="20"/>
-          <w:u w:val="none"/>
-        </w:rPr>
-        <w:t>3. Click "Run" button to render the report</w:t>
-      </w:r>
-    </w:p>
-    <w:p>
-      <w:pPr>
-        <w:spacing w:before="0" w:after="40"/>
-        <w:ind w:left="720" w:hanging="240"/>
-      </w:pPr>
-      <w:r>
-        <w:rPr>
-          <w:rFonts w:ascii="Arial" w:hAnsi="Arial" w:eastAsia="Arial" w:cs="Arial"/>
-          <w:b w:val="0"/>
-          <w:color w:val="000000"/>
-          <w:sz w:val="20"/>
-          <w:u w:val="none"/>
-        </w:rPr>
-        <w:t>4. Select "Print" from the menu</w:t>
-      </w:r>
-    </w:p>
-    <w:p>
-      <w:pPr>
-        <w:spacing w:before="0" w:after="40"/>
-        <w:ind w:left="720" w:hanging="240"/>
-      </w:pPr>
-      <w:r>
-        <w:rPr>
-          <w:rFonts w:ascii="Arial" w:hAnsi="Arial" w:eastAsia="Arial" w:cs="Arial"/>
-          <w:b w:val="0"/>
-          <w:color w:val="000000"/>
-          <w:sz w:val="20"/>
-          <w:u w:val="none"/>
-        </w:rPr>
-        <w:t>5. Verify the printed report is saved to the specified location</w:t>
-      </w:r>
-    </w:p>
-    <w:p>
-      <w:pPr>
-        <w:spacing w:before="0" w:after="80"/>
-      </w:pPr>
-      <w:r>
-        <w:rPr>
-          <w:rFonts w:ascii="Arial" w:hAnsi="Arial" w:eastAsia="Arial" w:cs="Arial"/>
-          <w:b/>
-          <w:color w:val="000000"/>
-          <w:sz w:val="20"/>
-          <w:u w:val="none"/>
-        </w:rPr>
-        <w:t>Test Result(s):</w:t>
-      </w:r>
-    </w:p>
-    <w:p>
-      <w:pPr>
-        <w:spacing w:before="0" w:after="40"/>
-        <w:ind w:left="720" w:hanging="240"/>
-      </w:pPr>
-      <w:r>
-        <w:rPr>
-          <w:rFonts w:ascii="Arial" w:hAnsi="Arial" w:eastAsia="Arial" w:cs="Arial"/>
-          <w:b w:val="0"/>
-          <w:color w:val="000000"/>
-          <w:sz w:val="20"/>
-          <w:u w:val="none"/>
-        </w:rPr>
-        <w:t>1. Printed report is successful</w:t>
-      </w:r>
-    </w:p>
-    <w:p>
-      <w:pPr>
-        <w:spacing w:before="0" w:after="40"/>
-        <w:ind w:left="720" w:hanging="240"/>
-      </w:pPr>
-      <w:r>
-        <w:rPr>
-          <w:rFonts w:ascii="Arial" w:hAnsi="Arial" w:eastAsia="Arial" w:cs="Arial"/>
-          <w:b w:val="0"/>
-          <w:color w:val="000000"/>
-          <w:sz w:val="20"/>
-          <w:u w:val="none"/>
-        </w:rPr>
-        <w:t>2. Printed report is saved to the specified location</w:t>
-      </w:r>
-    </w:p>
-    <w:p>
-      <w:pPr>
-        <w:spacing w:before="0" w:after="40"/>
-        <w:ind w:left="720" w:hanging="240"/>
-      </w:pPr>
-      <w:r>
-        <w:rPr>
-          <w:rFonts w:ascii="Arial" w:hAnsi="Arial" w:eastAsia="Arial" w:cs="Arial"/>
-          <w:b w:val="0"/>
-          <w:color w:val="000000"/>
-          <w:sz w:val="20"/>
-          <w:u w:val="none"/>
-        </w:rPr>
-        <w:t>3. Printed report format matches the selected format</w:t>
-      </w:r>
-    </w:p>
-    <w:p>
-      <w:pPr>
-        <w:spacing w:before="0" w:after="40"/>
-        <w:ind w:left="720" w:hanging="240"/>
-      </w:pPr>
-      <w:r>
-        <w:rPr>
-          <w:rFonts w:ascii="Arial" w:hAnsi="Arial" w:eastAsia="Arial" w:cs="Arial"/>
-          <w:b w:val="0"/>
-          <w:color w:val="000000"/>
-          <w:sz w:val="20"/>
-          <w:u w:val="none"/>
-        </w:rPr>
-        <w:t>4. Printed report contains the expected data with the new layout</w:t>
-      </w:r>
-    </w:p>
-    <w:p>
-      <w:pPr>
-        <w:spacing w:before="160" w:after="80"/>
-      </w:pPr>
-      <w:r>
-        <w:rPr>
-          <w:rFonts w:ascii="Arial" w:hAnsi="Arial" w:eastAsia="Arial" w:cs="Arial"/>
-          <w:b/>
-          <w:color w:val="001EFF"/>
-          <w:sz w:val="24"/>
-          <w:u w:val="none"/>
-        </w:rPr>
-        <w:t>3. Edit Original Preset Parameters</w:t>
-      </w:r>
-    </w:p>
-    <w:p>
-      <w:pPr>
-        <w:spacing w:before="0" w:after="80"/>
-      </w:pPr>
-      <w:r>
-        <w:rPr>
-          <w:rFonts w:ascii="Arial" w:hAnsi="Arial" w:eastAsia="Arial" w:cs="Arial"/>
-          <w:b/>
-          <w:color w:val="000000"/>
-          <w:sz w:val="20"/>
-          <w:u w:val="none"/>
-        </w:rPr>
-        <w:t>Prerequisite(s):</w:t>
-      </w:r>
-    </w:p>
-    <w:p>
-      <w:pPr>
-        <w:spacing w:before="0" w:after="40"/>
-        <w:ind w:left="720" w:hanging="240"/>
-      </w:pPr>
-      <w:r>
-        <w:rPr>
-          <w:rFonts w:ascii="Arial" w:hAnsi="Arial" w:eastAsia="Arial" w:cs="Arial"/>
-          <w:b w:val="0"/>
-          <w:color w:val="000000"/>
-          <w:sz w:val="20"/>
-          <w:u w:val="none"/>
-        </w:rPr>
-        <w:t>1. An existing preset parameter exists for POS305 PH BIR Sales Summary Report V2 (created before the enhancement).</w:t>
-      </w:r>
-    </w:p>
-    <w:p>
-      <w:pPr>
-        <w:spacing w:before="0" w:after="80"/>
-      </w:pPr>
-      <w:r>
-        <w:rPr>
-          <w:rFonts w:ascii="Arial" w:hAnsi="Arial" w:eastAsia="Arial" w:cs="Arial"/>
-          <w:b/>
-          <w:color w:val="000000"/>
-          <w:sz w:val="20"/>
-          <w:u w:val="none"/>
-        </w:rPr>
-        <w:t>Step(s):</w:t>
-      </w:r>
-    </w:p>
-    <w:p>
-      <w:pPr>
-        <w:spacing w:before="0" w:after="40"/>
-        <w:ind w:left="720" w:hanging="240"/>
-      </w:pPr>
-      <w:r>
-        <w:rPr>
-          <w:rFonts w:ascii="Arial" w:hAnsi="Arial" w:eastAsia="Arial" w:cs="Arial"/>
-          <w:b w:val="0"/>
-          <w:color w:val="000000"/>
-          <w:sz w:val="20"/>
-          <w:u w:val="none"/>
-        </w:rPr>
-        <w:t>1. Go to Preset Parameters</w:t>
-      </w:r>
-    </w:p>
-    <w:p>
-      <w:pPr>
-        <w:spacing w:before="0" w:after="40"/>
-        <w:ind w:left="720" w:hanging="240"/>
-      </w:pPr>
-      <w:r>
-        <w:rPr>
-          <w:rFonts w:ascii="Arial" w:hAnsi="Arial" w:eastAsia="Arial" w:cs="Arial"/>
-          <w:b w:val="0"/>
-          <w:color w:val="000000"/>
-          <w:sz w:val="20"/>
-          <w:u w:val="none"/>
-        </w:rPr>
-        <w:t>2. Select the existing preset parameters to edit</w:t>
-      </w:r>
-    </w:p>
-    <w:p>
-      <w:pPr>
-        <w:spacing w:before="0" w:after="40"/>
-        <w:ind w:left="720" w:hanging="240"/>
-      </w:pPr>
-      <w:r>
-        <w:rPr>
-          <w:rFonts w:ascii="Arial" w:hAnsi="Arial" w:eastAsia="Arial" w:cs="Arial"/>
-          <w:b w:val="0"/>
-          <w:color w:val="000000"/>
-          <w:sz w:val="20"/>
-          <w:u w:val="none"/>
-        </w:rPr>
-        <w:t>3. Reselect the parameters (Date Type, Shops, Outlets, Stations, Payment Classes)</w:t>
-      </w:r>
-    </w:p>
-    <w:p>
-      <w:pPr>
-        <w:spacing w:before="0" w:after="40"/>
-        <w:ind w:left="720" w:hanging="240"/>
-      </w:pPr>
-      <w:r>
-        <w:rPr>
-          <w:rFonts w:ascii="Arial" w:hAnsi="Arial" w:eastAsia="Arial" w:cs="Arial"/>
-          <w:b w:val="0"/>
-          <w:color w:val="000000"/>
-          <w:sz w:val="20"/>
-          <w:u w:val="none"/>
-        </w:rPr>
-        <w:t>4. Click "OK" button</w:t>
-      </w:r>
-    </w:p>
-    <w:p>
-      <w:pPr>
-        <w:spacing w:before="0" w:after="40"/>
-        <w:ind w:left="720" w:hanging="240"/>
-      </w:pPr>
-      <w:r>
-        <w:rPr>
-          <w:rFonts w:ascii="Arial" w:hAnsi="Arial" w:eastAsia="Arial" w:cs="Arial"/>
-          <w:b w:val="0"/>
-          <w:color w:val="000000"/>
-          <w:sz w:val="20"/>
-          <w:u w:val="none"/>
-        </w:rPr>
-        <w:t>5. Select "Preset Parameters" from the menu</w:t>
-      </w:r>
-    </w:p>
-    <w:p>
-      <w:pPr>
-        <w:spacing w:before="0" w:after="40"/>
-        <w:ind w:left="720" w:hanging="240"/>
-      </w:pPr>
-      <w:r>
-        <w:rPr>
-          <w:rFonts w:ascii="Arial" w:hAnsi="Arial" w:eastAsia="Arial" w:cs="Arial"/>
-          <w:b w:val="0"/>
-          <w:color w:val="000000"/>
-          <w:sz w:val="20"/>
-          <w:u w:val="none"/>
-        </w:rPr>
-        <w:t>6. Input the relevant information for the preset parameters</w:t>
-      </w:r>
-    </w:p>
-    <w:p>
-      <w:pPr>
-        <w:spacing w:before="0" w:after="40"/>
-        <w:ind w:left="720" w:hanging="240"/>
-      </w:pPr>
-      <w:r>
-        <w:rPr>
-          <w:rFonts w:ascii="Arial" w:hAnsi="Arial" w:eastAsia="Arial" w:cs="Arial"/>
-          <w:b w:val="0"/>
-          <w:color w:val="000000"/>
-          <w:sz w:val="20"/>
-          <w:u w:val="none"/>
-        </w:rPr>
-        <w:t>7. Click "Save" button</w:t>
-      </w:r>
-    </w:p>
-    <w:p>
-      <w:pPr>
-        <w:spacing w:before="0" w:after="40"/>
-        <w:ind w:left="720" w:hanging="240"/>
-      </w:pPr>
-      <w:r>
-        <w:rPr>
-          <w:rFonts w:ascii="Arial" w:hAnsi="Arial" w:eastAsia="Arial" w:cs="Arial"/>
-          <w:b w:val="0"/>
-          <w:color w:val="000000"/>
-          <w:sz w:val="20"/>
-          <w:u w:val="none"/>
-        </w:rPr>
-        <w:t>8. Verify the preset parameters are set successfully</w:t>
-      </w:r>
-    </w:p>
-    <w:p>
-      <w:pPr>
-        <w:spacing w:before="0" w:after="40"/>
-        <w:ind w:left="720" w:hanging="240"/>
-      </w:pPr>
-      <w:r>
-        <w:rPr>
-          <w:rFonts w:ascii="Arial" w:hAnsi="Arial" w:eastAsia="Arial" w:cs="Arial"/>
-          <w:b w:val="0"/>
-          <w:color w:val="000000"/>
-          <w:sz w:val="20"/>
-          <w:u w:val="none"/>
-        </w:rPr>
-        <w:t>9. Verify the preset parameters are displayed in the report</w:t>
-      </w:r>
-    </w:p>
-    <w:p>
-      <w:pPr>
-        <w:spacing w:before="0" w:after="40"/>
-        <w:ind w:left="720" w:hanging="240"/>
-      </w:pPr>
-      <w:r>
-        <w:rPr>
-          <w:rFonts w:ascii="Arial" w:hAnsi="Arial" w:eastAsia="Arial" w:cs="Arial"/>
-          <w:b w:val="0"/>
-          <w:color w:val="000000"/>
-          <w:sz w:val="20"/>
-          <w:u w:val="none"/>
-        </w:rPr>
-        <w:t>10. Open the preset parameters's Report from the list</w:t>
-      </w:r>
-    </w:p>
-    <w:p>
-      <w:pPr>
-        <w:spacing w:before="0" w:after="40"/>
-        <w:ind w:left="720" w:hanging="240"/>
-      </w:pPr>
-      <w:r>
-        <w:rPr>
-          <w:rFonts w:ascii="Arial" w:hAnsi="Arial" w:eastAsia="Arial" w:cs="Arial"/>
-          <w:b w:val="0"/>
-          <w:color w:val="000000"/>
-          <w:sz w:val="20"/>
-          <w:u w:val="none"/>
-        </w:rPr>
-        <w:t>11. Verify the report displays data for the preset parameters</w:t>
-      </w:r>
-    </w:p>
-    <w:p>
-      <w:pPr>
-        <w:spacing w:before="0" w:after="80"/>
-      </w:pPr>
-      <w:r>
-        <w:rPr>
-          <w:rFonts w:ascii="Arial" w:hAnsi="Arial" w:eastAsia="Arial" w:cs="Arial"/>
-          <w:b/>
-          <w:color w:val="000000"/>
-          <w:sz w:val="20"/>
-          <w:u w:val="none"/>
-        </w:rPr>
-        <w:t>Test Result(s):</w:t>
-      </w:r>
-    </w:p>
-    <w:p>
-      <w:pPr>
-        <w:spacing w:before="0" w:after="40"/>
-        <w:ind w:left="720" w:hanging="240"/>
-      </w:pPr>
-      <w:r>
-        <w:rPr>
-          <w:rFonts w:ascii="Arial" w:hAnsi="Arial" w:eastAsia="Arial" w:cs="Arial"/>
-          <w:b w:val="0"/>
-          <w:color w:val="000000"/>
-          <w:sz w:val="20"/>
-          <w:u w:val="none"/>
-        </w:rPr>
-        <w:t>1. Preset parameters are set successfully</w:t>
-      </w:r>
-    </w:p>
-    <w:p>
-      <w:pPr>
-        <w:spacing w:before="0" w:after="40"/>
-        <w:ind w:left="720" w:hanging="240"/>
-      </w:pPr>
-      <w:r>
-        <w:rPr>
-          <w:rFonts w:ascii="Arial" w:hAnsi="Arial" w:eastAsia="Arial" w:cs="Arial"/>
-          <w:b w:val="0"/>
-          <w:color w:val="000000"/>
-          <w:sz w:val="20"/>
-          <w:u w:val="none"/>
-        </w:rPr>
-        <w:t>2. Report filters by the preset parameters</w:t>
-      </w:r>
-    </w:p>
-    <w:p>
-      <w:pPr>
-        <w:spacing w:before="0" w:after="40"/>
-        <w:ind w:left="720" w:hanging="240"/>
-      </w:pPr>
-      <w:r>
-        <w:rPr>
-          <w:rFonts w:ascii="Arial" w:hAnsi="Arial" w:eastAsia="Arial" w:cs="Arial"/>
-          <w:b w:val="0"/>
-          <w:color w:val="000000"/>
-          <w:sz w:val="20"/>
-          <w:u w:val="none"/>
-        </w:rPr>
-        <w:t>3. Data displayed is correct for the preset parameters</w:t>
-      </w:r>
-    </w:p>
-    <w:p>
-      <w:pPr>
-        <w:spacing w:before="0" w:after="40"/>
-        <w:ind w:left="720" w:hanging="240"/>
-      </w:pPr>
-      <w:r>
-        <w:rPr>
-          <w:rFonts w:ascii="Arial" w:hAnsi="Arial" w:eastAsia="Arial" w:cs="Arial"/>
-          <w:b w:val="0"/>
-          <w:color w:val="000000"/>
-          <w:sz w:val="20"/>
-          <w:u w:val="none"/>
-        </w:rPr>
-        <w:t>4. No errors displayed</w:t>
-      </w:r>
-    </w:p>
-    <w:p>
-      <w:pPr>
-        <w:spacing w:before="160" w:after="80"/>
-      </w:pPr>
-      <w:r>
-        <w:rPr>
-          <w:rFonts w:ascii="Arial" w:hAnsi="Arial" w:eastAsia="Arial" w:cs="Arial"/>
-          <w:b/>
-          <w:color w:val="001EFF"/>
-          <w:sz w:val="24"/>
-          <w:u w:val="none"/>
-        </w:rPr>
-        <w:t>4. Auto Run Preset Parameters to Email, FTP, or SFTP with Specified Auto Report Configuration</w:t>
-      </w:r>
-    </w:p>
-    <w:p>
-      <w:pPr>
-        <w:spacing w:before="0" w:after="80"/>
-      </w:pPr>
-      <w:r>
-        <w:rPr>
-          <w:rFonts w:ascii="Arial" w:hAnsi="Arial" w:eastAsia="Arial" w:cs="Arial"/>
-          <w:b/>
-          <w:color w:val="000000"/>
-          <w:sz w:val="20"/>
-          <w:u w:val="none"/>
-        </w:rPr>
-        <w:t>Prerequisite(s):</w:t>
-      </w:r>
-    </w:p>
-    <w:p>
-      <w:pPr>
-        <w:spacing w:before="0" w:after="40"/>
-        <w:ind w:left="720" w:hanging="240"/>
-      </w:pPr>
-      <w:r>
-        <w:rPr>
-          <w:rFonts w:ascii="Arial" w:hAnsi="Arial" w:eastAsia="Arial" w:cs="Arial"/>
-          <w:b w:val="0"/>
-          <w:color w:val="000000"/>
-          <w:sz w:val="20"/>
-          <w:u w:val="none"/>
-        </w:rPr>
-        <w:t>1. Go to Platform: System Management &gt; System Configuration &gt; Report &gt; Auto Report Configuration</w:t>
-      </w:r>
-    </w:p>
-    <w:p>
-      <w:pPr>
-        <w:spacing w:before="0" w:after="40"/>
-        <w:ind w:left="720" w:hanging="240"/>
-      </w:pPr>
-      <w:r>
-        <w:rPr>
-          <w:rFonts w:ascii="Arial" w:hAnsi="Arial" w:eastAsia="Arial" w:cs="Arial"/>
-          <w:b w:val="0"/>
-          <w:color w:val="000000"/>
-          <w:sz w:val="20"/>
-          <w:u w:val="none"/>
-        </w:rPr>
-        <w:t>2. Set the desired auto report configuration for the report (Auto Report Employee, Restrict access to preset parameter of auto reports outside the current hierarchy, Attachment Expiration Days)</w:t>
-      </w:r>
-    </w:p>
-    <w:p>
-      <w:pPr>
-        <w:spacing w:before="0" w:after="80"/>
-      </w:pPr>
-      <w:r>
-        <w:rPr>
-          <w:rFonts w:ascii="Arial" w:hAnsi="Arial" w:eastAsia="Arial" w:cs="Arial"/>
-          <w:b/>
-          <w:color w:val="000000"/>
-          <w:sz w:val="20"/>
-          <w:u w:val="none"/>
-        </w:rPr>
-        <w:t>Step(s):</w:t>
-      </w:r>
-    </w:p>
-    <w:p>
-      <w:pPr>
-        <w:spacing w:before="0" w:after="40"/>
-        <w:ind w:left="720" w:hanging="240"/>
-      </w:pPr>
-      <w:r>
-        <w:rPr>
-          <w:rFonts w:ascii="Arial" w:hAnsi="Arial" w:eastAsia="Arial" w:cs="Arial"/>
-          <w:b w:val="0"/>
-          <w:color w:val="000000"/>
-          <w:sz w:val="20"/>
-          <w:u w:val="none"/>
-        </w:rPr>
-        <w:t>1. Add new or edit auto report schedule</w:t>
-      </w:r>
-    </w:p>
-    <w:p>
-      <w:pPr>
-        <w:spacing w:before="0" w:after="40"/>
-        <w:ind w:left="720" w:hanging="240"/>
-      </w:pPr>
-      <w:r>
-        <w:rPr>
-          <w:rFonts w:ascii="Arial" w:hAnsi="Arial" w:eastAsia="Arial" w:cs="Arial"/>
-          <w:b w:val="0"/>
-          <w:color w:val="000000"/>
-          <w:sz w:val="20"/>
-          <w:u w:val="none"/>
-        </w:rPr>
-        <w:t>2. Select the POS305 PH preset parameters to run</w:t>
-      </w:r>
-    </w:p>
-    <w:p>
-      <w:pPr>
-        <w:spacing w:before="0" w:after="40"/>
-        <w:ind w:left="720" w:hanging="240"/>
-      </w:pPr>
-      <w:r>
-        <w:rPr>
-          <w:rFonts w:ascii="Arial" w:hAnsi="Arial" w:eastAsia="Arial" w:cs="Arial"/>
-          <w:b w:val="0"/>
-          <w:color w:val="000000"/>
-          <w:sz w:val="20"/>
-          <w:u w:val="none"/>
-        </w:rPr>
-        <w:t>3. Select the desired destination for the report (Email, FTP, or SFTP)</w:t>
-      </w:r>
-    </w:p>
-    <w:p>
-      <w:pPr>
-        <w:spacing w:before="0" w:after="40"/>
-        <w:ind w:left="720" w:hanging="240"/>
-      </w:pPr>
-      <w:r>
-        <w:rPr>
-          <w:rFonts w:ascii="Arial" w:hAnsi="Arial" w:eastAsia="Arial" w:cs="Arial"/>
-          <w:b w:val="0"/>
-          <w:color w:val="000000"/>
-          <w:sz w:val="20"/>
-          <w:u w:val="none"/>
-        </w:rPr>
-        <w:t>4. Verify the auto report schedule is set successfully</w:t>
-      </w:r>
-    </w:p>
-    <w:p>
-      <w:pPr>
-        <w:spacing w:before="0" w:after="80"/>
-      </w:pPr>
-      <w:r>
-        <w:rPr>
-          <w:rFonts w:ascii="Arial" w:hAnsi="Arial" w:eastAsia="Arial" w:cs="Arial"/>
-          <w:b/>
-          <w:color w:val="000000"/>
-          <w:sz w:val="20"/>
-          <w:u w:val="none"/>
-        </w:rPr>
-        <w:t>Test Result(s):</w:t>
-      </w:r>
-    </w:p>
-    <w:p>
-      <w:pPr>
-        <w:spacing w:before="0" w:after="40"/>
-        <w:ind w:left="720" w:hanging="240"/>
-      </w:pPr>
-      <w:r>
-        <w:rPr>
-          <w:rFonts w:ascii="Arial" w:hAnsi="Arial" w:eastAsia="Arial" w:cs="Arial"/>
-          <w:b w:val="0"/>
-          <w:color w:val="000000"/>
-          <w:sz w:val="20"/>
-          <w:u w:val="none"/>
-        </w:rPr>
-        <w:t>1. Auto report schedule is set successfully</w:t>
-      </w:r>
-    </w:p>
-    <w:p>
-      <w:pPr>
-        <w:spacing w:before="0" w:after="40"/>
-        <w:ind w:left="720" w:hanging="240"/>
-      </w:pPr>
-      <w:r>
-        <w:rPr>
-          <w:rFonts w:ascii="Arial" w:hAnsi="Arial" w:eastAsia="Arial" w:cs="Arial"/>
-          <w:b w:val="0"/>
-          <w:color w:val="000000"/>
-          <w:sz w:val="20"/>
-          <w:u w:val="none"/>
-        </w:rPr>
-        <w:t>2. Report is sent successfully to the specified destination, time, format and other settings</w:t>
-      </w:r>
-    </w:p>
-    <w:p>
-      <w:pPr>
-        <w:spacing w:before="0" w:after="40"/>
-        <w:ind w:left="720" w:hanging="240"/>
-      </w:pPr>
-      <w:r>
-        <w:rPr>
-          <w:rFonts w:ascii="Arial" w:hAnsi="Arial" w:eastAsia="Arial" w:cs="Arial"/>
-          <w:b w:val="0"/>
-          <w:color w:val="000000"/>
-          <w:sz w:val="20"/>
-          <w:u w:val="none"/>
-        </w:rPr>
-        <w:t>3. Data is correct for the preset parameters</w:t>
-      </w:r>
-    </w:p>
-    <w:p>
-      <w:pPr>
-        <w:spacing w:before="0" w:after="40"/>
-        <w:ind w:left="720" w:hanging="240"/>
-      </w:pPr>
-      <w:r>
-        <w:rPr>
-          <w:rFonts w:ascii="Arial" w:hAnsi="Arial" w:eastAsia="Arial" w:cs="Arial"/>
-          <w:b w:val="0"/>
-          <w:color w:val="000000"/>
-          <w:sz w:val="20"/>
-          <w:u w:val="none"/>
-        </w:rPr>
-        <w:t>4. No errors displayed</w:t>
-      </w:r>
-    </w:p>
-    <w:p>
-      <w:pPr>
-        <w:spacing w:before="160" w:after="80"/>
-      </w:pPr>
-      <w:r>
-        <w:rPr>
-          <w:rFonts w:ascii="Arial" w:hAnsi="Arial" w:eastAsia="Arial" w:cs="Arial"/>
-          <w:b/>
-          <w:color w:val="001EFF"/>
-          <w:sz w:val="24"/>
-          <w:u w:val="none"/>
-        </w:rPr>
-        <w:t>5. Multi-language Support for Report Parameter and Data</w:t>
-      </w:r>
-    </w:p>
-    <w:p>
-      <w:pPr>
-        <w:spacing w:before="0" w:after="80"/>
-      </w:pPr>
-      <w:r>
-        <w:rPr>
-          <w:rFonts w:ascii="Arial" w:hAnsi="Arial" w:eastAsia="Arial" w:cs="Arial"/>
-          <w:b/>
-          <w:color w:val="000000"/>
-          <w:sz w:val="20"/>
-          <w:u w:val="none"/>
-        </w:rPr>
-        <w:t>Step(s):</w:t>
-      </w:r>
-    </w:p>
-    <w:p>
-      <w:pPr>
-        <w:spacing w:before="0" w:after="40"/>
-        <w:ind w:left="720" w:hanging="240"/>
-      </w:pPr>
-      <w:r>
-        <w:rPr>
-          <w:rFonts w:ascii="Arial" w:hAnsi="Arial" w:eastAsia="Arial" w:cs="Arial"/>
-          <w:b w:val="0"/>
-          <w:color w:val="000000"/>
-          <w:sz w:val="20"/>
-          <w:u w:val="none"/>
-        </w:rPr>
-        <w:t>1. Select "Language"</w:t>
-      </w:r>
-    </w:p>
-    <w:p>
-      <w:pPr>
-        <w:spacing w:before="0" w:after="40"/>
-        <w:ind w:left="720" w:hanging="240"/>
-      </w:pPr>
-      <w:r>
-        <w:rPr>
-          <w:rFonts w:ascii="Arial" w:hAnsi="Arial" w:eastAsia="Arial" w:cs="Arial"/>
-          <w:b w:val="0"/>
-          <w:color w:val="000000"/>
-          <w:sz w:val="20"/>
-          <w:u w:val="none"/>
-        </w:rPr>
-        <w:t>2. Open POS305 PH BIR Sales Summary Report V2</w:t>
-      </w:r>
-    </w:p>
-    <w:p>
-      <w:pPr>
-        <w:spacing w:before="0" w:after="40"/>
-        <w:ind w:left="720" w:hanging="240"/>
-      </w:pPr>
-      <w:r>
-        <w:rPr>
-          <w:rFonts w:ascii="Arial" w:hAnsi="Arial" w:eastAsia="Arial" w:cs="Arial"/>
-          <w:b w:val="0"/>
-          <w:color w:val="000000"/>
-          <w:sz w:val="20"/>
-          <w:u w:val="none"/>
-        </w:rPr>
-        <w:t>3. Verify the language is set successfully</w:t>
-      </w:r>
-    </w:p>
-    <w:p>
-      <w:pPr>
-        <w:spacing w:before="0" w:after="40"/>
-        <w:ind w:left="720" w:hanging="240"/>
-      </w:pPr>
-      <w:r>
-        <w:rPr>
-          <w:rFonts w:ascii="Arial" w:hAnsi="Arial" w:eastAsia="Arial" w:cs="Arial"/>
-          <w:b w:val="0"/>
-          <w:color w:val="000000"/>
-          <w:sz w:val="20"/>
-          <w:u w:val="none"/>
-        </w:rPr>
-        <w:t>4. Verify the report displays data in the selected language</w:t>
-      </w:r>
-    </w:p>
-    <w:p>
-      <w:pPr>
-        <w:spacing w:before="0" w:after="80"/>
-      </w:pPr>
-      <w:r>
-        <w:rPr>
-          <w:rFonts w:ascii="Arial" w:hAnsi="Arial" w:eastAsia="Arial" w:cs="Arial"/>
-          <w:b/>
-          <w:color w:val="000000"/>
-          <w:sz w:val="20"/>
-          <w:u w:val="none"/>
-        </w:rPr>
-        <w:t>Test Result(s):</w:t>
-      </w:r>
-    </w:p>
-    <w:p>
-      <w:pPr>
-        <w:spacing w:before="0" w:after="40"/>
-        <w:ind w:left="720" w:hanging="240"/>
-      </w:pPr>
-      <w:r>
-        <w:rPr>
-          <w:rFonts w:ascii="Arial" w:hAnsi="Arial" w:eastAsia="Arial" w:cs="Arial"/>
-          <w:b w:val="0"/>
-          <w:color w:val="000000"/>
-          <w:sz w:val="20"/>
-          <w:u w:val="none"/>
-        </w:rPr>
-        <w:t>1. Language is set successfully</w:t>
-      </w:r>
-    </w:p>
-    <w:p>
-      <w:pPr>
-        <w:spacing w:before="0" w:after="40"/>
-        <w:ind w:left="720" w:hanging="240"/>
-      </w:pPr>
-      <w:r>
-        <w:rPr>
-          <w:rFonts w:ascii="Arial" w:hAnsi="Arial" w:eastAsia="Arial" w:cs="Arial"/>
-          <w:b w:val="0"/>
-          <w:color w:val="000000"/>
-          <w:sz w:val="20"/>
-          <w:u w:val="none"/>
-        </w:rPr>
-        <w:t>2. Report displays data in the selected language</w:t>
-      </w:r>
-    </w:p>
-    <w:p>
-      <w:pPr>
-        <w:spacing w:before="0" w:after="40"/>
-        <w:ind w:left="720" w:hanging="240"/>
-      </w:pPr>
-      <w:r>
-        <w:rPr>
-          <w:rFonts w:ascii="Arial" w:hAnsi="Arial" w:eastAsia="Arial" w:cs="Arial"/>
-          <w:b w:val="0"/>
-          <w:color w:val="000000"/>
-          <w:sz w:val="20"/>
-          <w:u w:val="none"/>
-        </w:rPr>
-        <w:t>3. No errors displayed</w:t>
-      </w:r>
-    </w:p>
-    <w:p>
-      <w:pPr>
-        <w:spacing w:before="200" w:after="120"/>
-      </w:pPr>
-      <w:r>
-        <w:rPr>
-          <w:rFonts w:ascii="Arial" w:hAnsi="Arial" w:eastAsia="Arial" w:cs="Arial"/>
-          <w:b/>
-          <w:color w:val="000000"/>
-          <w:sz w:val="26"/>
-          <w:u w:val="single"/>
-        </w:rPr>
-        <w:t>Report Compatibility Verification</w:t>
-      </w:r>
-    </w:p>
-    <w:p>
-      <w:pPr>
-        <w:spacing w:before="160" w:after="80"/>
-      </w:pPr>
-      <w:r>
-        <w:rPr>
-          <w:rFonts w:ascii="Arial" w:hAnsi="Arial" w:eastAsia="Arial" w:cs="Arial"/>
-          <w:b/>
-          <w:color w:val="001EFF"/>
-          <w:sz w:val="24"/>
-          <w:u w:val="none"/>
-        </w:rPr>
-        <w:t>1. Support Browser Compatibility - Google Chrome, Mozilla Firefox, Microsoft Edge</w:t>
-      </w:r>
-    </w:p>
-    <w:p>
-      <w:pPr>
-        <w:spacing w:before="0" w:after="80"/>
-      </w:pPr>
-      <w:r>
-        <w:rPr>
-          <w:rFonts w:ascii="Arial" w:hAnsi="Arial" w:eastAsia="Arial" w:cs="Arial"/>
-          <w:b/>
-          <w:color w:val="000000"/>
-          <w:sz w:val="20"/>
-          <w:u w:val="none"/>
-        </w:rPr>
-        <w:t>Step(s):</w:t>
-      </w:r>
-    </w:p>
-    <w:p>
-      <w:pPr>
-        <w:spacing w:before="0" w:after="40"/>
-        <w:ind w:left="720" w:hanging="240"/>
-      </w:pPr>
-      <w:r>
-        <w:rPr>
-          <w:rFonts w:ascii="Arial" w:hAnsi="Arial" w:eastAsia="Arial" w:cs="Arial"/>
-          <w:b w:val="0"/>
-          <w:color w:val="000000"/>
-          <w:sz w:val="20"/>
-          <w:u w:val="none"/>
-        </w:rPr>
-        <w:t>1. Open POS305 PH BIR Sales Summary Report V2</w:t>
-      </w:r>
-    </w:p>
-    <w:p>
-      <w:pPr>
-        <w:spacing w:before="0" w:after="40"/>
-        <w:ind w:left="720" w:hanging="240"/>
-      </w:pPr>
-      <w:r>
-        <w:rPr>
-          <w:rFonts w:ascii="Arial" w:hAnsi="Arial" w:eastAsia="Arial" w:cs="Arial"/>
-          <w:b w:val="0"/>
-          <w:color w:val="000000"/>
-          <w:sz w:val="20"/>
-          <w:u w:val="none"/>
-        </w:rPr>
-        <w:t>2. Select "default" from all parameters</w:t>
-      </w:r>
-    </w:p>
-    <w:p>
-      <w:pPr>
-        <w:spacing w:before="0" w:after="80"/>
-      </w:pPr>
-      <w:r>
-        <w:rPr>
-          <w:rFonts w:ascii="Arial" w:hAnsi="Arial" w:eastAsia="Arial" w:cs="Arial"/>
-          <w:b w:val="0"/>
-          <w:color w:val="000000"/>
-          <w:sz w:val="20"/>
-          <w:u w:val="none"/>
-        </w:rPr>
-        <w:t>2.1. Select "Current Business Day" from Date Type</w:t>
-      </w:r>
-    </w:p>
-    <w:p>
-      <w:pPr>
-        <w:spacing w:before="0" w:after="80"/>
-      </w:pPr>
-      <w:r>
-        <w:rPr>
-          <w:rFonts w:ascii="Arial" w:hAnsi="Arial" w:eastAsia="Arial" w:cs="Arial"/>
-          <w:b w:val="0"/>
-          <w:color w:val="000000"/>
-          <w:sz w:val="20"/>
-          <w:u w:val="none"/>
-        </w:rPr>
-        <w:t>2.2. Select "All" from Shops</w:t>
-      </w:r>
-    </w:p>
-    <w:p>
-      <w:pPr>
-        <w:spacing w:before="0" w:after="80"/>
-      </w:pPr>
-      <w:r>
-        <w:rPr>
-          <w:rFonts w:ascii="Arial" w:hAnsi="Arial" w:eastAsia="Arial" w:cs="Arial"/>
-          <w:b w:val="0"/>
-          <w:color w:val="000000"/>
-          <w:sz w:val="20"/>
-          <w:u w:val="none"/>
-        </w:rPr>
-        <w:t>2.3. Select "All" from Outlets</w:t>
-      </w:r>
-    </w:p>
-    <w:p>
-      <w:pPr>
-        <w:spacing w:before="0" w:after="80"/>
-      </w:pPr>
-      <w:r>
-        <w:rPr>
-          <w:rFonts w:ascii="Arial" w:hAnsi="Arial" w:eastAsia="Arial" w:cs="Arial"/>
-          <w:b w:val="0"/>
-          <w:color w:val="000000"/>
-          <w:sz w:val="20"/>
-          <w:u w:val="none"/>
-        </w:rPr>
-        <w:t>2.4. Select "All" from Stations</w:t>
-      </w:r>
-    </w:p>
-    <w:p>
-      <w:pPr>
-        <w:spacing w:before="0" w:after="80"/>
-      </w:pPr>
-      <w:r>
-        <w:rPr>
-          <w:rFonts w:ascii="Arial" w:hAnsi="Arial" w:eastAsia="Arial" w:cs="Arial"/>
-          <w:b w:val="0"/>
-          <w:color w:val="000000"/>
-          <w:sz w:val="20"/>
-          <w:u w:val="none"/>
-        </w:rPr>
-        <w:t>2.5. Select "All" from Payment Classes</w:t>
-      </w:r>
-    </w:p>
-    <w:p>
-      <w:pPr>
-        <w:spacing w:before="0" w:after="40"/>
-        <w:ind w:left="720" w:hanging="240"/>
-      </w:pPr>
-      <w:r>
-        <w:rPr>
-          <w:rFonts w:ascii="Arial" w:hAnsi="Arial" w:eastAsia="Arial" w:cs="Arial"/>
-          <w:b w:val="0"/>
-          <w:color w:val="000000"/>
-          <w:sz w:val="20"/>
-          <w:u w:val="none"/>
-        </w:rPr>
-        <w:t>3. Verify the report loads successfully on each browser</w:t>
-      </w:r>
-    </w:p>
-    <w:p>
-      <w:pPr>
-        <w:spacing w:before="0" w:after="80"/>
-      </w:pPr>
-      <w:r>
-        <w:rPr>
-          <w:rFonts w:ascii="Arial" w:hAnsi="Arial" w:eastAsia="Arial" w:cs="Arial"/>
-          <w:b/>
-          <w:color w:val="000000"/>
-          <w:sz w:val="20"/>
-          <w:u w:val="none"/>
-        </w:rPr>
-        <w:t>Test Result(s):</w:t>
-      </w:r>
-    </w:p>
-    <w:p>
-      <w:pPr>
-        <w:spacing w:before="0" w:after="40"/>
-        <w:ind w:left="720" w:hanging="240"/>
-      </w:pPr>
-      <w:r>
-        <w:rPr>
-          <w:rFonts w:ascii="Arial" w:hAnsi="Arial" w:eastAsia="Arial" w:cs="Arial"/>
-          <w:b w:val="0"/>
-          <w:color w:val="000000"/>
-          <w:sz w:val="20"/>
-          <w:u w:val="none"/>
-        </w:rPr>
-        <w:t>1. Report loads successfully</w:t>
-      </w:r>
-    </w:p>
-    <w:p>
-      <w:pPr>
-        <w:spacing w:before="0" w:after="40"/>
-        <w:ind w:left="720" w:hanging="240"/>
-      </w:pPr>
-      <w:r>
-        <w:rPr>
-          <w:rFonts w:ascii="Arial" w:hAnsi="Arial" w:eastAsia="Arial" w:cs="Arial"/>
-          <w:b w:val="0"/>
-          <w:color w:val="000000"/>
-          <w:sz w:val="20"/>
-          <w:u w:val="none"/>
-        </w:rPr>
-        <w:t>2. No errors displayed</w:t>
-      </w:r>
-    </w:p>
-    <w:p>
-      <w:pPr>
-        <w:spacing w:before="160" w:after="80"/>
-      </w:pPr>
-      <w:r>
-        <w:rPr>
-          <w:rFonts w:ascii="Arial" w:hAnsi="Arial" w:eastAsia="Arial" w:cs="Arial"/>
-          <w:b/>
-          <w:color w:val="001EFF"/>
-          <w:sz w:val="24"/>
-          <w:u w:val="none"/>
-        </w:rPr>
-        <w:t>2. Support Config Zone Compatibility</w:t>
-      </w:r>
-    </w:p>
-    <w:p>
-      <w:pPr>
-        <w:spacing w:before="0" w:after="80"/>
-      </w:pPr>
-      <w:r>
-        <w:rPr>
-          <w:rFonts w:ascii="Arial" w:hAnsi="Arial" w:eastAsia="Arial" w:cs="Arial"/>
-          <w:b/>
-          <w:color w:val="000000"/>
-          <w:sz w:val="20"/>
-          <w:u w:val="none"/>
-        </w:rPr>
-        <w:t>Step(s):</w:t>
-      </w:r>
-    </w:p>
-    <w:p>
-      <w:pPr>
-        <w:spacing w:before="0" w:after="40"/>
-        <w:ind w:left="720" w:hanging="240"/>
-      </w:pPr>
-      <w:r>
-        <w:rPr>
-          <w:rFonts w:ascii="Arial" w:hAnsi="Arial" w:eastAsia="Arial" w:cs="Arial"/>
-          <w:b w:val="0"/>
-          <w:color w:val="000000"/>
-          <w:sz w:val="20"/>
-          <w:u w:val="none"/>
-        </w:rPr>
-        <w:t>1. Open POS305 PH BIR Sales Summary Report V2</w:t>
-      </w:r>
-    </w:p>
-    <w:p>
-      <w:pPr>
-        <w:spacing w:before="0" w:after="40"/>
-        <w:ind w:left="720" w:hanging="240"/>
-      </w:pPr>
-      <w:r>
-        <w:rPr>
-          <w:rFonts w:ascii="Arial" w:hAnsi="Arial" w:eastAsia="Arial" w:cs="Arial"/>
-          <w:b w:val="0"/>
-          <w:color w:val="000000"/>
-          <w:sz w:val="20"/>
-          <w:u w:val="none"/>
-        </w:rPr>
-        <w:t>2. Select parameters from Report Data Accuracy Verification (single outlet, multiple outlets, all outlets)</w:t>
-      </w:r>
-    </w:p>
-    <w:p>
-      <w:pPr>
-        <w:spacing w:before="0" w:after="40"/>
-        <w:ind w:left="720" w:hanging="240"/>
-      </w:pPr>
-      <w:r>
-        <w:rPr>
-          <w:rFonts w:ascii="Arial" w:hAnsi="Arial" w:eastAsia="Arial" w:cs="Arial"/>
-          <w:b w:val="0"/>
-          <w:color w:val="000000"/>
-          <w:sz w:val="20"/>
-          <w:u w:val="none"/>
-        </w:rPr>
-        <w:t>3. Verify the report loads successfully at the current level, lower level, upper level, and all levels including lower level</w:t>
-      </w:r>
-    </w:p>
-    <w:p>
-      <w:pPr>
-        <w:spacing w:before="0" w:after="80"/>
-      </w:pPr>
-      <w:r>
-        <w:rPr>
-          <w:rFonts w:ascii="Arial" w:hAnsi="Arial" w:eastAsia="Arial" w:cs="Arial"/>
-          <w:b/>
-          <w:color w:val="000000"/>
-          <w:sz w:val="20"/>
-          <w:u w:val="none"/>
-        </w:rPr>
-        <w:t>Test Result(s):</w:t>
-      </w:r>
-    </w:p>
-    <w:p>
-      <w:pPr>
-        <w:spacing w:before="0" w:after="40"/>
-        <w:ind w:left="720" w:hanging="240"/>
-      </w:pPr>
-      <w:r>
-        <w:rPr>
-          <w:rFonts w:ascii="Arial" w:hAnsi="Arial" w:eastAsia="Arial" w:cs="Arial"/>
-          <w:b w:val="0"/>
-          <w:color w:val="000000"/>
-          <w:sz w:val="20"/>
-          <w:u w:val="none"/>
-        </w:rPr>
-        <w:t>1. Report loads successfully</w:t>
-      </w:r>
-    </w:p>
-    <w:p>
-      <w:pPr>
-        <w:spacing w:before="0" w:after="40"/>
-        <w:ind w:left="720" w:hanging="240"/>
-      </w:pPr>
-      <w:r>
-        <w:rPr>
-          <w:rFonts w:ascii="Arial" w:hAnsi="Arial" w:eastAsia="Arial" w:cs="Arial"/>
-          <w:b w:val="0"/>
-          <w:color w:val="000000"/>
-          <w:sz w:val="20"/>
-          <w:u w:val="none"/>
-        </w:rPr>
-        <w:t>2. No errors displayed</w:t>
-      </w:r>
-    </w:p>
-    <w:p>
-      <w:pPr>
-        <w:spacing w:before="160" w:after="80"/>
-      </w:pPr>
-      <w:r>
-        <w:rPr>
-          <w:rFonts w:ascii="Arial" w:hAnsi="Arial" w:eastAsia="Arial" w:cs="Arial"/>
-          <w:b/>
-          <w:color w:val="001EFF"/>
-          <w:sz w:val="24"/>
-          <w:u w:val="none"/>
-        </w:rPr>
-        <w:t>3. Support Data Service Compatibility - MySQL</w:t>
-      </w:r>
-    </w:p>
-    <w:p>
-      <w:pPr>
-        <w:spacing w:before="0" w:after="80"/>
-      </w:pPr>
-      <w:r>
-        <w:rPr>
-          <w:rFonts w:ascii="Arial" w:hAnsi="Arial" w:eastAsia="Arial" w:cs="Arial"/>
-          <w:b/>
-          <w:color w:val="000000"/>
-          <w:sz w:val="20"/>
-          <w:u w:val="none"/>
-        </w:rPr>
-        <w:t>Step(s):</w:t>
-      </w:r>
-    </w:p>
-    <w:p>
-      <w:pPr>
-        <w:spacing w:before="0" w:after="40"/>
-        <w:ind w:left="720" w:hanging="240"/>
-      </w:pPr>
-      <w:r>
-        <w:rPr>
-          <w:rFonts w:ascii="Arial" w:hAnsi="Arial" w:eastAsia="Arial" w:cs="Arial"/>
-          <w:b w:val="0"/>
-          <w:color w:val="000000"/>
-          <w:sz w:val="20"/>
-          <w:u w:val="none"/>
-        </w:rPr>
-        <w:t>1. Open POS305 PH BIR Sales Summary Report V2</w:t>
-      </w:r>
-    </w:p>
-    <w:p>
-      <w:pPr>
-        <w:spacing w:before="0" w:after="40"/>
-        <w:ind w:left="720" w:hanging="240"/>
-      </w:pPr>
-      <w:r>
-        <w:rPr>
-          <w:rFonts w:ascii="Arial" w:hAnsi="Arial" w:eastAsia="Arial" w:cs="Arial"/>
-          <w:b w:val="0"/>
-          <w:color w:val="000000"/>
-          <w:sz w:val="20"/>
-          <w:u w:val="none"/>
-        </w:rPr>
-        <w:t>2. Select parameters from Report Data Accuracy Verification, and set date range to less than 7 days</w:t>
-      </w:r>
-    </w:p>
-    <w:p>
-      <w:pPr>
-        <w:spacing w:before="0" w:after="40"/>
-        <w:ind w:left="720" w:hanging="240"/>
-      </w:pPr>
-      <w:r>
-        <w:rPr>
-          <w:rFonts w:ascii="Arial" w:hAnsi="Arial" w:eastAsia="Arial" w:cs="Arial"/>
-          <w:b w:val="0"/>
-          <w:color w:val="000000"/>
-          <w:sz w:val="20"/>
-          <w:u w:val="none"/>
-        </w:rPr>
-        <w:t>3. Verify the report loads successfully</w:t>
-      </w:r>
-    </w:p>
-    <w:p>
-      <w:pPr>
-        <w:spacing w:before="0" w:after="80"/>
-      </w:pPr>
-      <w:r>
-        <w:rPr>
-          <w:rFonts w:ascii="Arial" w:hAnsi="Arial" w:eastAsia="Arial" w:cs="Arial"/>
-          <w:b/>
-          <w:color w:val="000000"/>
-          <w:sz w:val="20"/>
-          <w:u w:val="none"/>
-        </w:rPr>
-        <w:t>Test Result(s):</w:t>
-      </w:r>
-    </w:p>
-    <w:p>
-      <w:pPr>
-        <w:spacing w:before="0" w:after="40"/>
-        <w:ind w:left="720" w:hanging="240"/>
-      </w:pPr>
-      <w:r>
-        <w:rPr>
-          <w:rFonts w:ascii="Arial" w:hAnsi="Arial" w:eastAsia="Arial" w:cs="Arial"/>
-          <w:b w:val="0"/>
-          <w:color w:val="000000"/>
-          <w:sz w:val="20"/>
-          <w:u w:val="none"/>
-        </w:rPr>
-        <w:t>1. Report loads successfully</w:t>
-      </w:r>
-    </w:p>
-    <w:p>
-      <w:pPr>
-        <w:spacing w:before="0" w:after="40"/>
-        <w:ind w:left="720" w:hanging="240"/>
-      </w:pPr>
-      <w:r>
-        <w:rPr>
-          <w:rFonts w:ascii="Arial" w:hAnsi="Arial" w:eastAsia="Arial" w:cs="Arial"/>
-          <w:b w:val="0"/>
-          <w:color w:val="000000"/>
-          <w:sz w:val="20"/>
-          <w:u w:val="none"/>
-        </w:rPr>
-        <w:t>2. No errors displayed</w:t>
-      </w:r>
-    </w:p>
-    <w:p>
-      <w:pPr>
-        <w:spacing w:before="0" w:after="40"/>
-        <w:ind w:left="720" w:hanging="240"/>
-      </w:pPr>
-      <w:r>
-        <w:rPr>
-          <w:rFonts w:ascii="Arial" w:hAnsi="Arial" w:eastAsia="Arial" w:cs="Arial"/>
-          <w:b w:val="0"/>
-          <w:color w:val="000000"/>
-          <w:sz w:val="20"/>
-          <w:u w:val="none"/>
-        </w:rPr>
-        <w:t>3. Data displayed is correct for expected parameter combinations</w:t>
-      </w:r>
-    </w:p>
-    <w:p>
-      <w:pPr>
-        <w:spacing w:before="160" w:after="80"/>
-      </w:pPr>
-      <w:r>
-        <w:rPr>
-          <w:rFonts w:ascii="Arial" w:hAnsi="Arial" w:eastAsia="Arial" w:cs="Arial"/>
-          <w:b/>
-          <w:color w:val="001EFF"/>
-          <w:sz w:val="24"/>
-          <w:u w:val="none"/>
-        </w:rPr>
-        <w:t>4. Support Data Service Compatibility - TiDB</w:t>
-      </w:r>
-    </w:p>
-    <w:p>
-      <w:pPr>
-        <w:spacing w:before="0" w:after="80"/>
-      </w:pPr>
-      <w:r>
-        <w:rPr>
-          <w:rFonts w:ascii="Arial" w:hAnsi="Arial" w:eastAsia="Arial" w:cs="Arial"/>
-          <w:b/>
-          <w:color w:val="000000"/>
-          <w:sz w:val="20"/>
-          <w:u w:val="none"/>
-        </w:rPr>
-        <w:t>Step(s):</w:t>
-      </w:r>
-    </w:p>
-    <w:p>
-      <w:pPr>
-        <w:spacing w:before="0" w:after="40"/>
-        <w:ind w:left="720" w:hanging="240"/>
-      </w:pPr>
-      <w:r>
-        <w:rPr>
-          <w:rFonts w:ascii="Arial" w:hAnsi="Arial" w:eastAsia="Arial" w:cs="Arial"/>
-          <w:b w:val="0"/>
-          <w:color w:val="000000"/>
-          <w:sz w:val="20"/>
-          <w:u w:val="none"/>
-        </w:rPr>
-        <w:t>1. Open POS305 PH BIR Sales Summary Report V2</w:t>
-      </w:r>
-    </w:p>
-    <w:p>
-      <w:pPr>
-        <w:spacing w:before="0" w:after="40"/>
-        <w:ind w:left="720" w:hanging="240"/>
-      </w:pPr>
-      <w:r>
-        <w:rPr>
-          <w:rFonts w:ascii="Arial" w:hAnsi="Arial" w:eastAsia="Arial" w:cs="Arial"/>
-          <w:b w:val="0"/>
-          <w:color w:val="000000"/>
-          <w:sz w:val="20"/>
-          <w:u w:val="none"/>
-        </w:rPr>
-        <w:t>2. Select parameters from Report Data Accuracy Verification, and set date range to more than 7 days (e.g., Last Month or a Specified As Below range longer than 7 days)</w:t>
-      </w:r>
-    </w:p>
-    <w:p>
-      <w:pPr>
-        <w:spacing w:before="0" w:after="40"/>
-        <w:ind w:left="720" w:hanging="240"/>
-      </w:pPr>
-      <w:r>
-        <w:rPr>
-          <w:rFonts w:ascii="Arial" w:hAnsi="Arial" w:eastAsia="Arial" w:cs="Arial"/>
-          <w:b w:val="0"/>
-          <w:color w:val="000000"/>
-          <w:sz w:val="20"/>
-          <w:u w:val="none"/>
-        </w:rPr>
-        <w:t>3. Verify the report loads successfully</w:t>
-      </w:r>
-    </w:p>
-    <w:p>
-      <w:pPr>
-        <w:spacing w:before="0" w:after="80"/>
-      </w:pPr>
-      <w:r>
-        <w:rPr>
-          <w:rFonts w:ascii="Arial" w:hAnsi="Arial" w:eastAsia="Arial" w:cs="Arial"/>
-          <w:b/>
-          <w:color w:val="000000"/>
-          <w:sz w:val="20"/>
-          <w:u w:val="none"/>
-        </w:rPr>
-        <w:t>Test Result(s):</w:t>
-      </w:r>
-    </w:p>
-    <w:p>
-      <w:pPr>
-        <w:spacing w:before="0" w:after="40"/>
-        <w:ind w:left="720" w:hanging="240"/>
-      </w:pPr>
-      <w:r>
-        <w:rPr>
-          <w:rFonts w:ascii="Arial" w:hAnsi="Arial" w:eastAsia="Arial" w:cs="Arial"/>
-          <w:b w:val="0"/>
-          <w:color w:val="000000"/>
-          <w:sz w:val="20"/>
-          <w:u w:val="none"/>
-        </w:rPr>
-        <w:t>1. Report loads successfully</w:t>
-      </w:r>
-    </w:p>
-    <w:p>
-      <w:pPr>
-        <w:spacing w:before="0" w:after="40"/>
-        <w:ind w:left="720" w:hanging="240"/>
-      </w:pPr>
-      <w:r>
-        <w:rPr>
-          <w:rFonts w:ascii="Arial" w:hAnsi="Arial" w:eastAsia="Arial" w:cs="Arial"/>
-          <w:b w:val="0"/>
-          <w:color w:val="000000"/>
-          <w:sz w:val="20"/>
-          <w:u w:val="none"/>
-        </w:rPr>
-        <w:t>2. No errors displayed</w:t>
-      </w:r>
-    </w:p>
-    <w:p>
-      <w:pPr>
-        <w:spacing w:before="0" w:after="40"/>
-        <w:ind w:left="720" w:hanging="240"/>
-      </w:pPr>
-      <w:r>
-        <w:rPr>
-          <w:rFonts w:ascii="Arial" w:hAnsi="Arial" w:eastAsia="Arial" w:cs="Arial"/>
-          <w:b w:val="0"/>
-          <w:color w:val="000000"/>
-          <w:sz w:val="20"/>
-          <w:u w:val="none"/>
-        </w:rPr>
-        <w:t>3. Data displayed is correct for expected parameter combinations</w:t>
-      </w:r>
-    </w:p>
-    <w:p>
-      <w:pPr>
-        <w:spacing w:before="200" w:after="120"/>
-      </w:pPr>
-      <w:r>
-        <w:rPr>
-          <w:rFonts w:ascii="Arial" w:hAnsi="Arial" w:eastAsia="Arial" w:cs="Arial"/>
-          <w:b/>
-          <w:color w:val="000000"/>
-          <w:sz w:val="26"/>
-          <w:u w:val="single"/>
-        </w:rPr>
-        <w:t>Test Environment</w:t>
-      </w:r>
-    </w:p>
-    <w:p>
-      <w:pPr>
-        <w:spacing w:before="0" w:after="40"/>
-        <w:ind w:left="360" w:hanging="240"/>
-      </w:pPr>
-      <w:r>
-        <w:rPr>
-          <w:rFonts w:ascii="Arial" w:hAnsi="Arial" w:eastAsia="Arial" w:cs="Arial"/>
-          <w:b w:val="0"/>
-          <w:color w:val="000000"/>
-          <w:sz w:val="20"/>
-          <w:u w:val="none"/>
-        </w:rPr>
-        <w:t xml:space="preserve">• </w:t>
-      </w:r>
-      <w:r>
-        <w:rPr>
-          <w:rFonts w:ascii="Arial" w:hAnsi="Arial" w:eastAsia="Arial" w:cs="Arial"/>
-          <w:b/>
-          <w:color w:val="000000"/>
-          <w:sz w:val="20"/>
-          <w:u w:val="none"/>
-        </w:rPr>
-        <w:t>Version</w:t>
-      </w:r>
-      <w:r>
-        <w:rPr>
-          <w:rFonts w:ascii="Arial" w:hAnsi="Arial" w:eastAsia="Arial" w:cs="Arial"/>
-          <w:b w:val="0"/>
-          <w:color w:val="000000"/>
-          <w:sz w:val="20"/>
-          <w:u w:val="none"/>
-        </w:rPr>
-        <w:t>: v1.0.0</w:t>
-      </w:r>
-    </w:p>
-    <w:p>
-      <w:pPr>
-        <w:spacing w:before="0" w:after="40"/>
-        <w:ind w:left="360" w:hanging="240"/>
-      </w:pPr>
-      <w:r>
-        <w:rPr>
-          <w:rFonts w:ascii="Arial" w:hAnsi="Arial" w:eastAsia="Arial" w:cs="Arial"/>
-          <w:b w:val="0"/>
-          <w:color w:val="000000"/>
-          <w:sz w:val="20"/>
-          <w:u w:val="none"/>
-        </w:rPr>
-        <w:t xml:space="preserve">• </w:t>
-      </w:r>
-      <w:r>
-        <w:rPr>
-          <w:rFonts w:ascii="Arial" w:hAnsi="Arial" w:eastAsia="Arial" w:cs="Arial"/>
-          <w:b/>
-          <w:color w:val="000000"/>
-          <w:sz w:val="20"/>
-          <w:u w:val="none"/>
-        </w:rPr>
-        <w:t>Browser</w:t>
-      </w:r>
-      <w:r>
-        <w:rPr>
-          <w:rFonts w:ascii="Arial" w:hAnsi="Arial" w:eastAsia="Arial" w:cs="Arial"/>
-          <w:b w:val="0"/>
-          <w:color w:val="000000"/>
-          <w:sz w:val="20"/>
-          <w:u w:val="none"/>
-        </w:rPr>
-        <w:t>: Chrome 114.0.0.0, Firefox 114.0.0.0, Edge 114.0.0.0</w:t>
-      </w:r>
-    </w:p>
-    <w:p>
-      <w:pPr>
-        <w:spacing w:before="0" w:after="40"/>
-        <w:ind w:left="360" w:hanging="240"/>
-      </w:pPr>
-      <w:r>
-        <w:rPr>
-          <w:rFonts w:ascii="Arial" w:hAnsi="Arial" w:eastAsia="Arial" w:cs="Arial"/>
-          <w:b w:val="0"/>
-          <w:color w:val="000000"/>
-          <w:sz w:val="20"/>
-          <w:u w:val="none"/>
-        </w:rPr>
-        <w:t xml:space="preserve">• </w:t>
-      </w:r>
-      <w:r>
-        <w:rPr>
-          <w:rFonts w:ascii="Arial" w:hAnsi="Arial" w:eastAsia="Arial" w:cs="Arial"/>
-          <w:b/>
-          <w:color w:val="000000"/>
-          <w:sz w:val="20"/>
-          <w:u w:val="none"/>
-        </w:rPr>
-        <w:t>Environment</w:t>
-      </w:r>
-      <w:r>
-        <w:rPr>
-          <w:rFonts w:ascii="Arial" w:hAnsi="Arial" w:eastAsia="Arial" w:cs="Arial"/>
-          <w:b w:val="0"/>
-          <w:color w:val="000000"/>
-          <w:sz w:val="20"/>
-          <w:u w:val="none"/>
-        </w:rPr>
         <w:t>: Local Test Environment, HQ Test Environment, ER Test Environment</w:t>
-      </w:r>
-    </w:p>
-    <w:p>
-      <w:pPr>
-        <w:spacing w:before="200" w:after="120"/>
-      </w:pPr>
-      <w:r>
-        <w:rPr>
-          <w:rFonts w:ascii="Arial" w:hAnsi="Arial" w:eastAsia="Arial" w:cs="Arial"/>
-          <w:b/>
-          <w:color w:val="000000"/>
-          <w:sz w:val="26"/>
-          <w:u w:val="single"/>
-        </w:rPr>
-        <w:t>QC Information</w:t>
-      </w:r>
-    </w:p>
-    <w:p>
-      <w:pPr>
-        <w:spacing w:before="0" w:after="40"/>
-        <w:ind w:left="360" w:hanging="240"/>
-      </w:pPr>
-      <w:r>
-        <w:rPr>
-          <w:rFonts w:ascii="Arial" w:hAnsi="Arial" w:eastAsia="Arial" w:cs="Arial"/>
-          <w:b w:val="0"/>
-          <w:color w:val="000000"/>
-          <w:sz w:val="20"/>
-          <w:u w:val="none"/>
-        </w:rPr>
-        <w:t xml:space="preserve">• </w:t>
-      </w:r>
-      <w:r>
-        <w:rPr>
-          <w:rFonts w:ascii="Arial" w:hAnsi="Arial" w:eastAsia="Arial" w:cs="Arial"/>
-          <w:b/>
-          <w:color w:val="000000"/>
-          <w:sz w:val="20"/>
-          <w:u w:val="none"/>
-        </w:rPr>
-        <w:t>Tester</w:t>
-      </w:r>
-      <w:r>
-        <w:rPr>
-          <w:rFonts w:ascii="Arial" w:hAnsi="Arial" w:eastAsia="Arial" w:cs="Arial"/>
-          <w:b w:val="0"/>
-          <w:color w:val="000000"/>
-          <w:sz w:val="20"/>
-          <w:u w:val="none"/>
-        </w:rPr>
-        <w:t>: Mike Lin (mike.lin@shijigroup.com)</w:t>
-      </w:r>
-    </w:p>
-    <w:p>
-      <w:pPr>
-        <w:spacing w:before="0" w:after="40"/>
-        <w:ind w:left="360" w:hanging="240"/>
-      </w:pPr>
-      <w:r>
-        <w:rPr>
-          <w:rFonts w:ascii="Arial" w:hAnsi="Arial" w:eastAsia="Arial" w:cs="Arial"/>
-          <w:b w:val="0"/>
-          <w:color w:val="000000"/>
-          <w:sz w:val="20"/>
-          <w:u w:val="none"/>
-        </w:rPr>
-        <w:t xml:space="preserve">• </w:t>
-      </w:r>
-      <w:r>
-        <w:rPr>
-          <w:rFonts w:ascii="Arial" w:hAnsi="Arial" w:eastAsia="Arial" w:cs="Arial"/>
-          <w:b/>
-          <w:color w:val="000000"/>
-          <w:sz w:val="20"/>
-          <w:u w:val="none"/>
-        </w:rPr>
-        <w:t>Reviewer</w:t>
-      </w:r>
-      <w:r>
-        <w:rPr>
-          <w:rFonts w:ascii="Arial" w:hAnsi="Arial" w:eastAsia="Arial" w:cs="Arial"/>
-          <w:b w:val="0"/>
-          <w:color w:val="000000"/>
-          <w:sz w:val="20"/>
-          <w:u w:val="none"/>
-        </w:rPr>
-        <w:t>: Eric Fang (eric.fang@shijigroup.com)</w:t>
       </w:r>
     </w:p>
     <w:sectPr>
